--- a/delphi_questionnaire_round1.docx
+++ b/delphi_questionnaire_round1.docx
@@ -610,17 +610,17 @@
         <w:bidiVisual/>
       </w:tblPr>
       <w:tblGrid>
-        <w:gridCol w:w="794"/>
-        <w:gridCol w:w="5386"/>
-        <w:gridCol w:w="1134"/>
-        <w:gridCol w:w="1928"/>
-        <w:gridCol w:w="1928"/>
-        <w:gridCol w:w="3515"/>
+        <w:gridCol w:w="737"/>
+        <w:gridCol w:w="4535"/>
+        <w:gridCol w:w="1474"/>
+        <w:gridCol w:w="2608"/>
+        <w:gridCol w:w="2608"/>
+        <w:gridCol w:w="2721"/>
       </w:tblGrid>
       <w:tr>
         <w:tc>
           <w:tcPr>
-            <w:tcW w:type="dxa" w:w="794"/>
+            <w:tcW w:type="dxa" w:w="737"/>
             <w:shd w:val="clear" w:color="auto" w:fill="1F3864"/>
           </w:tcPr>
           <w:p>
@@ -648,7 +648,7 @@
         </w:tc>
         <w:tc>
           <w:tcPr>
-            <w:tcW w:type="dxa" w:w="5386"/>
+            <w:tcW w:type="dxa" w:w="4535"/>
             <w:shd w:val="clear" w:color="auto" w:fill="1F3864"/>
           </w:tcPr>
           <w:p>
@@ -676,7 +676,7 @@
         </w:tc>
         <w:tc>
           <w:tcPr>
-            <w:tcW w:type="dxa" w:w="1134"/>
+            <w:tcW w:type="dxa" w:w="1474"/>
             <w:shd w:val="clear" w:color="auto" w:fill="1F3864"/>
           </w:tcPr>
           <w:p>
@@ -704,7 +704,7 @@
         </w:tc>
         <w:tc>
           <w:tcPr>
-            <w:tcW w:type="dxa" w:w="1928"/>
+            <w:tcW w:type="dxa" w:w="2608"/>
             <w:shd w:val="clear" w:color="auto" w:fill="1F3864"/>
           </w:tcPr>
           <w:p>
@@ -732,7 +732,7 @@
         </w:tc>
         <w:tc>
           <w:tcPr>
-            <w:tcW w:type="dxa" w:w="1928"/>
+            <w:tcW w:type="dxa" w:w="2608"/>
             <w:shd w:val="clear" w:color="auto" w:fill="1F3864"/>
           </w:tcPr>
           <w:p>
@@ -760,7 +760,7 @@
         </w:tc>
         <w:tc>
           <w:tcPr>
-            <w:tcW w:type="dxa" w:w="3515"/>
+            <w:tcW w:type="dxa" w:w="2721"/>
             <w:shd w:val="clear" w:color="auto" w:fill="1F3864"/>
           </w:tcPr>
           <w:p>
@@ -790,7 +790,33 @@
       <w:tr>
         <w:tc>
           <w:tcPr>
-            <w:tcW w:type="dxa" w:w="794"/>
+            <w:tcW w:type="dxa" w:w="737"/>
+          </w:tcPr>
+          <w:p>
+            <w:pPr>
+              <w:bidi/>
+              <w:jc w:val="center"/>
+            </w:pPr>
+            <w:r>
+              <w:rPr>
+                <w:rFonts w:ascii="Arial" w:hAnsi="Arial" w:cs="Arial"/>
+                <w:rtl/>
+              </w:rPr>
+            </w:r>
+            <w:r>
+              <w:rPr>
+                <w:rFonts w:ascii="Arial" w:hAnsi="Arial" w:cs="Arial"/>
+                <w:b w:val="0"/>
+                <w:sz w:val="19"/>
+                <w:rtl/>
+              </w:rPr>
+              <w:t>C01</w:t>
+            </w:r>
+          </w:p>
+        </w:tc>
+        <w:tc>
+          <w:tcPr>
+            <w:tcW w:type="dxa" w:w="4535"/>
           </w:tcPr>
           <w:p>
             <w:pPr>
@@ -810,13 +836,91 @@
                 <w:sz w:val="19"/>
                 <w:rtl/>
               </w:rPr>
-              <w:t>C01</w:t>
+              <w:t>حاکمیت و نظارت مدیران ارشد بر ریسک سایبری — نقش هیئت‌مدیره و مدیریت ارشد در تعیین ریسک‌پذیری، مسئولیت‌ها و نظارت بر برنامه ریسک سایبری</w:t>
             </w:r>
           </w:p>
         </w:tc>
         <w:tc>
           <w:tcPr>
-            <w:tcW w:type="dxa" w:w="5386"/>
+            <w:tcW w:type="dxa" w:w="1474"/>
+          </w:tcPr>
+          <w:p>
+            <w:pPr>
+              <w:bidi/>
+              <w:jc w:val="center"/>
+            </w:pPr>
+            <w:r>
+              <w:rPr>
+                <w:rFonts w:ascii="Arial" w:hAnsi="Arial" w:cs="Arial"/>
+                <w:rtl/>
+              </w:rPr>
+            </w:r>
+            <w:r>
+              <w:rPr>
+                <w:rFonts w:ascii="Arial" w:hAnsi="Arial" w:cs="Arial"/>
+                <w:b w:val="0"/>
+                <w:sz w:val="19"/>
+                <w:rtl/>
+              </w:rPr>
+              <w:t>سازمان</w:t>
+            </w:r>
+          </w:p>
+        </w:tc>
+        <w:tc>
+          <w:tcPr>
+            <w:tcW w:type="dxa" w:w="2608"/>
+          </w:tcPr>
+          <w:p>
+            <w:pPr>
+              <w:bidi/>
+              <w:jc w:val="center"/>
+            </w:pPr>
+            <w:r>
+              <w:rPr>
+                <w:rFonts w:ascii="Arial" w:hAnsi="Arial" w:cs="Arial"/>
+                <w:rtl/>
+              </w:rPr>
+            </w:r>
+            <w:r>
+              <w:rPr>
+                <w:rFonts w:ascii="Arial" w:hAnsi="Arial" w:cs="Arial"/>
+                <w:b w:val="0"/>
+                <w:sz w:val="19"/>
+                <w:rtl/>
+              </w:rPr>
+              <w:t>۱☐  ۲☐  ۳☐  ۴☐  ۵☐</w:t>
+            </w:r>
+          </w:p>
+        </w:tc>
+        <w:tc>
+          <w:tcPr>
+            <w:tcW w:type="dxa" w:w="2608"/>
+          </w:tcPr>
+          <w:p>
+            <w:pPr>
+              <w:bidi/>
+              <w:jc w:val="center"/>
+            </w:pPr>
+            <w:r>
+              <w:rPr>
+                <w:rFonts w:ascii="Arial" w:hAnsi="Arial" w:cs="Arial"/>
+                <w:rtl/>
+              </w:rPr>
+            </w:r>
+            <w:r>
+              <w:rPr>
+                <w:rFonts w:ascii="Arial" w:hAnsi="Arial" w:cs="Arial"/>
+                <w:b w:val="0"/>
+                <w:sz w:val="19"/>
+                <w:rtl/>
+              </w:rPr>
+              <w:t>۱☐  ۲☐  ۳☐  ۴☐  ۵☐</w:t>
+            </w:r>
+          </w:p>
+        </w:tc>
+        <w:tc>
+          <w:tcPr>
+            <w:tcW w:type="dxa" w:w="2721"/>
           </w:tcPr>
           <w:p>
             <w:pPr>
@@ -836,13 +940,14 @@
                 <w:sz w:val="19"/>
                 <w:rtl/>
               </w:rPr>
-              <w:t>حاکمیت و نظارت مدیران ارشد بر ریسک سایبری — نقش هیئت‌مدیره و مدیریت ارشد در تعیین ریسک‌پذیری، مسئولیت‌ها و نظارت بر برنامه ریسک سایبری</w:t>
             </w:r>
           </w:p>
         </w:tc>
+      </w:tr>
+      <w:tr>
         <w:tc>
           <w:tcPr>
-            <w:tcW w:type="dxa" w:w="1134"/>
+            <w:tcW w:type="dxa" w:w="737"/>
           </w:tcPr>
           <w:p>
             <w:pPr>
@@ -862,13 +967,39 @@
                 <w:sz w:val="19"/>
                 <w:rtl/>
               </w:rPr>
-              <w:t>سازمان</w:t>
+              <w:t>C02</w:t>
             </w:r>
           </w:p>
         </w:tc>
         <w:tc>
           <w:tcPr>
-            <w:tcW w:type="dxa" w:w="1928"/>
+            <w:tcW w:type="dxa" w:w="4535"/>
+          </w:tcPr>
+          <w:p>
+            <w:pPr>
+              <w:bidi/>
+              <w:jc w:val="right"/>
+            </w:pPr>
+            <w:r>
+              <w:rPr>
+                <w:rFonts w:ascii="Arial" w:hAnsi="Arial" w:cs="Arial"/>
+                <w:rtl/>
+              </w:rPr>
+            </w:r>
+            <w:r>
+              <w:rPr>
+                <w:rFonts w:ascii="Arial" w:hAnsi="Arial" w:cs="Arial"/>
+                <w:b w:val="0"/>
+                <w:sz w:val="19"/>
+                <w:rtl/>
+              </w:rPr>
+              <w:t>سیاست‌ها و راهبرد امنیت سایبری — وجود سیاست‌های مصوب، راهبرد و ارتباط آن با اهداف کسب‌وکار</w:t>
+            </w:r>
+          </w:p>
+        </w:tc>
+        <w:tc>
+          <w:tcPr>
+            <w:tcW w:type="dxa" w:w="1474"/>
           </w:tcPr>
           <w:p>
             <w:pPr>
@@ -888,13 +1019,13 @@
                 <w:sz w:val="19"/>
                 <w:rtl/>
               </w:rPr>
-              <w:t>۱ ☐   ۲ ☐   ۳ ☐   ۴ ☐   ۵ ☐</w:t>
+              <w:t>سازمان</w:t>
             </w:r>
           </w:p>
         </w:tc>
         <w:tc>
           <w:tcPr>
-            <w:tcW w:type="dxa" w:w="1928"/>
+            <w:tcW w:type="dxa" w:w="2608"/>
           </w:tcPr>
           <w:p>
             <w:pPr>
@@ -914,13 +1045,13 @@
                 <w:sz w:val="19"/>
                 <w:rtl/>
               </w:rPr>
-              <w:t>۱ ☐   ۲ ☐   ۳ ☐   ۴ ☐   ۵ ☐</w:t>
+              <w:t>۱☐  ۲☐  ۳☐  ۴☐  ۵☐</w:t>
             </w:r>
           </w:p>
         </w:tc>
         <w:tc>
           <w:tcPr>
-            <w:tcW w:type="dxa" w:w="3515"/>
+            <w:tcW w:type="dxa" w:w="2608"/>
           </w:tcPr>
           <w:p>
             <w:pPr>
@@ -940,6 +1071,32 @@
                 <w:sz w:val="19"/>
                 <w:rtl/>
               </w:rPr>
+              <w:t>۱☐  ۲☐  ۳☐  ۴☐  ۵☐</w:t>
+            </w:r>
+          </w:p>
+        </w:tc>
+        <w:tc>
+          <w:tcPr>
+            <w:tcW w:type="dxa" w:w="2721"/>
+          </w:tcPr>
+          <w:p>
+            <w:pPr>
+              <w:bidi/>
+              <w:jc w:val="right"/>
+            </w:pPr>
+            <w:r>
+              <w:rPr>
+                <w:rFonts w:ascii="Arial" w:hAnsi="Arial" w:cs="Arial"/>
+                <w:rtl/>
+              </w:rPr>
+            </w:r>
+            <w:r>
+              <w:rPr>
+                <w:rFonts w:ascii="Arial" w:hAnsi="Arial" w:cs="Arial"/>
+                <w:b w:val="0"/>
+                <w:sz w:val="19"/>
+                <w:rtl/>
+              </w:rPr>
             </w:r>
           </w:p>
         </w:tc>
@@ -947,7 +1104,33 @@
       <w:tr>
         <w:tc>
           <w:tcPr>
-            <w:tcW w:type="dxa" w:w="794"/>
+            <w:tcW w:type="dxa" w:w="737"/>
+          </w:tcPr>
+          <w:p>
+            <w:pPr>
+              <w:bidi/>
+              <w:jc w:val="center"/>
+            </w:pPr>
+            <w:r>
+              <w:rPr>
+                <w:rFonts w:ascii="Arial" w:hAnsi="Arial" w:cs="Arial"/>
+                <w:rtl/>
+              </w:rPr>
+            </w:r>
+            <w:r>
+              <w:rPr>
+                <w:rFonts w:ascii="Arial" w:hAnsi="Arial" w:cs="Arial"/>
+                <w:b w:val="0"/>
+                <w:sz w:val="19"/>
+                <w:rtl/>
+              </w:rPr>
+              <w:t>C03</w:t>
+            </w:r>
+          </w:p>
+        </w:tc>
+        <w:tc>
+          <w:tcPr>
+            <w:tcW w:type="dxa" w:w="4535"/>
           </w:tcPr>
           <w:p>
             <w:pPr>
@@ -967,39 +1150,13 @@
                 <w:sz w:val="19"/>
                 <w:rtl/>
               </w:rPr>
-              <w:t>C02</w:t>
+              <w:t>تعیین زمینه، دامنه و اهداف ارزیابی — تعریف سیستم‌ها، فرایندها، داده‌ها و ذینفعان در دامنه ارزیابی</w:t>
             </w:r>
           </w:p>
         </w:tc>
         <w:tc>
           <w:tcPr>
-            <w:tcW w:type="dxa" w:w="5386"/>
-          </w:tcPr>
-          <w:p>
-            <w:pPr>
-              <w:bidi/>
-              <w:jc w:val="right"/>
-            </w:pPr>
-            <w:r>
-              <w:rPr>
-                <w:rFonts w:ascii="Arial" w:hAnsi="Arial" w:cs="Arial"/>
-                <w:rtl/>
-              </w:rPr>
-            </w:r>
-            <w:r>
-              <w:rPr>
-                <w:rFonts w:ascii="Arial" w:hAnsi="Arial" w:cs="Arial"/>
-                <w:b w:val="0"/>
-                <w:sz w:val="19"/>
-                <w:rtl/>
-              </w:rPr>
-              <w:t>سیاست‌ها و راهبرد امنیت سایبری — وجود سیاست‌های مصوب، راهبرد و ارتباط آن با اهداف کسب‌وکار</w:t>
-            </w:r>
-          </w:p>
-        </w:tc>
-        <w:tc>
-          <w:tcPr>
-            <w:tcW w:type="dxa" w:w="1134"/>
+            <w:tcW w:type="dxa" w:w="1474"/>
           </w:tcPr>
           <w:p>
             <w:pPr>
@@ -1019,13 +1176,13 @@
                 <w:sz w:val="19"/>
                 <w:rtl/>
               </w:rPr>
-              <w:t>سازمان</w:t>
+              <w:t>مشترک</w:t>
             </w:r>
           </w:p>
         </w:tc>
         <w:tc>
           <w:tcPr>
-            <w:tcW w:type="dxa" w:w="1928"/>
+            <w:tcW w:type="dxa" w:w="2608"/>
           </w:tcPr>
           <w:p>
             <w:pPr>
@@ -1045,13 +1202,13 @@
                 <w:sz w:val="19"/>
                 <w:rtl/>
               </w:rPr>
-              <w:t>۱ ☐   ۲ ☐   ۳ ☐   ۴ ☐   ۵ ☐</w:t>
+              <w:t>۱☐  ۲☐  ۳☐  ۴☐  ۵☐</w:t>
             </w:r>
           </w:p>
         </w:tc>
         <w:tc>
           <w:tcPr>
-            <w:tcW w:type="dxa" w:w="1928"/>
+            <w:tcW w:type="dxa" w:w="2608"/>
           </w:tcPr>
           <w:p>
             <w:pPr>
@@ -1071,175 +1228,18 @@
                 <w:sz w:val="19"/>
                 <w:rtl/>
               </w:rPr>
-              <w:t>۱ ☐   ۲ ☐   ۳ ☐   ۴ ☐   ۵ ☐</w:t>
+              <w:t>۱☐  ۲☐  ۳☐  ۴☐  ۵☐</w:t>
             </w:r>
           </w:p>
         </w:tc>
         <w:tc>
           <w:tcPr>
-            <w:tcW w:type="dxa" w:w="3515"/>
-          </w:tcPr>
-          <w:p>
-            <w:pPr>
-              <w:bidi/>
-              <w:jc w:val="center"/>
-            </w:pPr>
-            <w:r>
-              <w:rPr>
-                <w:rFonts w:ascii="Arial" w:hAnsi="Arial" w:cs="Arial"/>
-                <w:rtl/>
-              </w:rPr>
-            </w:r>
-            <w:r>
-              <w:rPr>
-                <w:rFonts w:ascii="Arial" w:hAnsi="Arial" w:cs="Arial"/>
-                <w:b w:val="0"/>
-                <w:sz w:val="19"/>
-                <w:rtl/>
-              </w:rPr>
-            </w:r>
-          </w:p>
-        </w:tc>
-      </w:tr>
-      <w:tr>
-        <w:tc>
-          <w:tcPr>
-            <w:tcW w:type="dxa" w:w="794"/>
+            <w:tcW w:type="dxa" w:w="2721"/>
           </w:tcPr>
           <w:p>
             <w:pPr>
               <w:bidi/>
               <w:jc w:val="right"/>
-            </w:pPr>
-            <w:r>
-              <w:rPr>
-                <w:rFonts w:ascii="Arial" w:hAnsi="Arial" w:cs="Arial"/>
-                <w:rtl/>
-              </w:rPr>
-            </w:r>
-            <w:r>
-              <w:rPr>
-                <w:rFonts w:ascii="Arial" w:hAnsi="Arial" w:cs="Arial"/>
-                <w:b w:val="0"/>
-                <w:sz w:val="19"/>
-                <w:rtl/>
-              </w:rPr>
-              <w:t>C03</w:t>
-            </w:r>
-          </w:p>
-        </w:tc>
-        <w:tc>
-          <w:tcPr>
-            <w:tcW w:type="dxa" w:w="5386"/>
-          </w:tcPr>
-          <w:p>
-            <w:pPr>
-              <w:bidi/>
-              <w:jc w:val="right"/>
-            </w:pPr>
-            <w:r>
-              <w:rPr>
-                <w:rFonts w:ascii="Arial" w:hAnsi="Arial" w:cs="Arial"/>
-                <w:rtl/>
-              </w:rPr>
-            </w:r>
-            <w:r>
-              <w:rPr>
-                <w:rFonts w:ascii="Arial" w:hAnsi="Arial" w:cs="Arial"/>
-                <w:b w:val="0"/>
-                <w:sz w:val="19"/>
-                <w:rtl/>
-              </w:rPr>
-              <w:t>تعیین زمینه، دامنه و اهداف ارزیابی — تعریف سیستم‌ها، فرایندها، داده‌ها و ذینفعان در دامنه ارزیابی</w:t>
-            </w:r>
-          </w:p>
-        </w:tc>
-        <w:tc>
-          <w:tcPr>
-            <w:tcW w:type="dxa" w:w="1134"/>
-          </w:tcPr>
-          <w:p>
-            <w:pPr>
-              <w:bidi/>
-              <w:jc w:val="center"/>
-            </w:pPr>
-            <w:r>
-              <w:rPr>
-                <w:rFonts w:ascii="Arial" w:hAnsi="Arial" w:cs="Arial"/>
-                <w:rtl/>
-              </w:rPr>
-            </w:r>
-            <w:r>
-              <w:rPr>
-                <w:rFonts w:ascii="Arial" w:hAnsi="Arial" w:cs="Arial"/>
-                <w:b w:val="0"/>
-                <w:sz w:val="19"/>
-                <w:rtl/>
-              </w:rPr>
-              <w:t>مشترک</w:t>
-            </w:r>
-          </w:p>
-        </w:tc>
-        <w:tc>
-          <w:tcPr>
-            <w:tcW w:type="dxa" w:w="1928"/>
-          </w:tcPr>
-          <w:p>
-            <w:pPr>
-              <w:bidi/>
-              <w:jc w:val="center"/>
-            </w:pPr>
-            <w:r>
-              <w:rPr>
-                <w:rFonts w:ascii="Arial" w:hAnsi="Arial" w:cs="Arial"/>
-                <w:rtl/>
-              </w:rPr>
-            </w:r>
-            <w:r>
-              <w:rPr>
-                <w:rFonts w:ascii="Arial" w:hAnsi="Arial" w:cs="Arial"/>
-                <w:b w:val="0"/>
-                <w:sz w:val="19"/>
-                <w:rtl/>
-              </w:rPr>
-              <w:t>۱ ☐   ۲ ☐   ۳ ☐   ۴ ☐   ۵ ☐</w:t>
-            </w:r>
-          </w:p>
-        </w:tc>
-        <w:tc>
-          <w:tcPr>
-            <w:tcW w:type="dxa" w:w="1928"/>
-          </w:tcPr>
-          <w:p>
-            <w:pPr>
-              <w:bidi/>
-              <w:jc w:val="center"/>
-            </w:pPr>
-            <w:r>
-              <w:rPr>
-                <w:rFonts w:ascii="Arial" w:hAnsi="Arial" w:cs="Arial"/>
-                <w:rtl/>
-              </w:rPr>
-            </w:r>
-            <w:r>
-              <w:rPr>
-                <w:rFonts w:ascii="Arial" w:hAnsi="Arial" w:cs="Arial"/>
-                <w:b w:val="0"/>
-                <w:sz w:val="19"/>
-                <w:rtl/>
-              </w:rPr>
-              <w:t>۱ ☐   ۲ ☐   ۳ ☐   ۴ ☐   ۵ ☐</w:t>
-            </w:r>
-          </w:p>
-        </w:tc>
-        <w:tc>
-          <w:tcPr>
-            <w:tcW w:type="dxa" w:w="3515"/>
-          </w:tcPr>
-          <w:p>
-            <w:pPr>
-              <w:bidi/>
-              <w:jc w:val="center"/>
             </w:pPr>
             <w:r>
               <w:rPr>
@@ -1286,17 +1286,17 @@
         <w:bidiVisual/>
       </w:tblPr>
       <w:tblGrid>
-        <w:gridCol w:w="794"/>
-        <w:gridCol w:w="5386"/>
-        <w:gridCol w:w="1134"/>
-        <w:gridCol w:w="1928"/>
-        <w:gridCol w:w="1928"/>
-        <w:gridCol w:w="3515"/>
+        <w:gridCol w:w="737"/>
+        <w:gridCol w:w="4535"/>
+        <w:gridCol w:w="1474"/>
+        <w:gridCol w:w="2608"/>
+        <w:gridCol w:w="2608"/>
+        <w:gridCol w:w="2721"/>
       </w:tblGrid>
       <w:tr>
         <w:tc>
           <w:tcPr>
-            <w:tcW w:type="dxa" w:w="794"/>
+            <w:tcW w:type="dxa" w:w="737"/>
             <w:shd w:val="clear" w:color="auto" w:fill="1F3864"/>
           </w:tcPr>
           <w:p>
@@ -1324,7 +1324,7 @@
         </w:tc>
         <w:tc>
           <w:tcPr>
-            <w:tcW w:type="dxa" w:w="5386"/>
+            <w:tcW w:type="dxa" w:w="4535"/>
             <w:shd w:val="clear" w:color="auto" w:fill="1F3864"/>
           </w:tcPr>
           <w:p>
@@ -1352,7 +1352,7 @@
         </w:tc>
         <w:tc>
           <w:tcPr>
-            <w:tcW w:type="dxa" w:w="1134"/>
+            <w:tcW w:type="dxa" w:w="1474"/>
             <w:shd w:val="clear" w:color="auto" w:fill="1F3864"/>
           </w:tcPr>
           <w:p>
@@ -1380,7 +1380,7 @@
         </w:tc>
         <w:tc>
           <w:tcPr>
-            <w:tcW w:type="dxa" w:w="1928"/>
+            <w:tcW w:type="dxa" w:w="2608"/>
             <w:shd w:val="clear" w:color="auto" w:fill="1F3864"/>
           </w:tcPr>
           <w:p>
@@ -1408,7 +1408,7 @@
         </w:tc>
         <w:tc>
           <w:tcPr>
-            <w:tcW w:type="dxa" w:w="1928"/>
+            <w:tcW w:type="dxa" w:w="2608"/>
             <w:shd w:val="clear" w:color="auto" w:fill="1F3864"/>
           </w:tcPr>
           <w:p>
@@ -1436,7 +1436,7 @@
         </w:tc>
         <w:tc>
           <w:tcPr>
-            <w:tcW w:type="dxa" w:w="3515"/>
+            <w:tcW w:type="dxa" w:w="2721"/>
             <w:shd w:val="clear" w:color="auto" w:fill="1F3864"/>
           </w:tcPr>
           <w:p>
@@ -1466,7 +1466,33 @@
       <w:tr>
         <w:tc>
           <w:tcPr>
-            <w:tcW w:type="dxa" w:w="794"/>
+            <w:tcW w:type="dxa" w:w="737"/>
+          </w:tcPr>
+          <w:p>
+            <w:pPr>
+              <w:bidi/>
+              <w:jc w:val="center"/>
+            </w:pPr>
+            <w:r>
+              <w:rPr>
+                <w:rFonts w:ascii="Arial" w:hAnsi="Arial" w:cs="Arial"/>
+                <w:rtl/>
+              </w:rPr>
+            </w:r>
+            <w:r>
+              <w:rPr>
+                <w:rFonts w:ascii="Arial" w:hAnsi="Arial" w:cs="Arial"/>
+                <w:b w:val="0"/>
+                <w:sz w:val="19"/>
+                <w:rtl/>
+              </w:rPr>
+              <w:t>C04</w:t>
+            </w:r>
+          </w:p>
+        </w:tc>
+        <w:tc>
+          <w:tcPr>
+            <w:tcW w:type="dxa" w:w="4535"/>
           </w:tcPr>
           <w:p>
             <w:pPr>
@@ -1486,13 +1512,91 @@
                 <w:sz w:val="19"/>
                 <w:rtl/>
               </w:rPr>
-              <w:t>C04</w:t>
+              <w:t>شناسایی و طبقه‌بندی دارایی‌ها — فهرست به‌روز دارایی‌های اطلاعاتی، نرم‌افزار، سخت‌افزار، ابر و داده‌های بحرانی و اولویت‌بندی آن‌ها</w:t>
             </w:r>
           </w:p>
         </w:tc>
         <w:tc>
           <w:tcPr>
-            <w:tcW w:type="dxa" w:w="5386"/>
+            <w:tcW w:type="dxa" w:w="1474"/>
+          </w:tcPr>
+          <w:p>
+            <w:pPr>
+              <w:bidi/>
+              <w:jc w:val="center"/>
+            </w:pPr>
+            <w:r>
+              <w:rPr>
+                <w:rFonts w:ascii="Arial" w:hAnsi="Arial" w:cs="Arial"/>
+                <w:rtl/>
+              </w:rPr>
+            </w:r>
+            <w:r>
+              <w:rPr>
+                <w:rFonts w:ascii="Arial" w:hAnsi="Arial" w:cs="Arial"/>
+                <w:b w:val="0"/>
+                <w:sz w:val="19"/>
+                <w:rtl/>
+              </w:rPr>
+              <w:t>مشترک</w:t>
+            </w:r>
+          </w:p>
+        </w:tc>
+        <w:tc>
+          <w:tcPr>
+            <w:tcW w:type="dxa" w:w="2608"/>
+          </w:tcPr>
+          <w:p>
+            <w:pPr>
+              <w:bidi/>
+              <w:jc w:val="center"/>
+            </w:pPr>
+            <w:r>
+              <w:rPr>
+                <w:rFonts w:ascii="Arial" w:hAnsi="Arial" w:cs="Arial"/>
+                <w:rtl/>
+              </w:rPr>
+            </w:r>
+            <w:r>
+              <w:rPr>
+                <w:rFonts w:ascii="Arial" w:hAnsi="Arial" w:cs="Arial"/>
+                <w:b w:val="0"/>
+                <w:sz w:val="19"/>
+                <w:rtl/>
+              </w:rPr>
+              <w:t>۱☐  ۲☐  ۳☐  ۴☐  ۵☐</w:t>
+            </w:r>
+          </w:p>
+        </w:tc>
+        <w:tc>
+          <w:tcPr>
+            <w:tcW w:type="dxa" w:w="2608"/>
+          </w:tcPr>
+          <w:p>
+            <w:pPr>
+              <w:bidi/>
+              <w:jc w:val="center"/>
+            </w:pPr>
+            <w:r>
+              <w:rPr>
+                <w:rFonts w:ascii="Arial" w:hAnsi="Arial" w:cs="Arial"/>
+                <w:rtl/>
+              </w:rPr>
+            </w:r>
+            <w:r>
+              <w:rPr>
+                <w:rFonts w:ascii="Arial" w:hAnsi="Arial" w:cs="Arial"/>
+                <w:b w:val="0"/>
+                <w:sz w:val="19"/>
+                <w:rtl/>
+              </w:rPr>
+              <w:t>۱☐  ۲☐  ۳☐  ۴☐  ۵☐</w:t>
+            </w:r>
+          </w:p>
+        </w:tc>
+        <w:tc>
+          <w:tcPr>
+            <w:tcW w:type="dxa" w:w="2721"/>
           </w:tcPr>
           <w:p>
             <w:pPr>
@@ -1512,13 +1616,14 @@
                 <w:sz w:val="19"/>
                 <w:rtl/>
               </w:rPr>
-              <w:t>شناسایی و طبقه‌بندی دارایی‌ها — فهرست به‌روز دارایی‌های اطلاعاتی، نرم‌افزار، سخت‌افزار، ابر و داده‌های بحرانی و اولویت‌بندی آن‌ها</w:t>
             </w:r>
           </w:p>
         </w:tc>
+      </w:tr>
+      <w:tr>
         <w:tc>
           <w:tcPr>
-            <w:tcW w:type="dxa" w:w="1134"/>
+            <w:tcW w:type="dxa" w:w="737"/>
           </w:tcPr>
           <w:p>
             <w:pPr>
@@ -1538,13 +1643,39 @@
                 <w:sz w:val="19"/>
                 <w:rtl/>
               </w:rPr>
-              <w:t>مشترک</w:t>
+              <w:t>C05</w:t>
             </w:r>
           </w:p>
         </w:tc>
         <w:tc>
           <w:tcPr>
-            <w:tcW w:type="dxa" w:w="1928"/>
+            <w:tcW w:type="dxa" w:w="4535"/>
+          </w:tcPr>
+          <w:p>
+            <w:pPr>
+              <w:bidi/>
+              <w:jc w:val="right"/>
+            </w:pPr>
+            <w:r>
+              <w:rPr>
+                <w:rFonts w:ascii="Arial" w:hAnsi="Arial" w:cs="Arial"/>
+                <w:rtl/>
+              </w:rPr>
+            </w:r>
+            <w:r>
+              <w:rPr>
+                <w:rFonts w:ascii="Arial" w:hAnsi="Arial" w:cs="Arial"/>
+                <w:b w:val="0"/>
+                <w:sz w:val="19"/>
+                <w:rtl/>
+              </w:rPr>
+              <w:t>شناسایی تهدید و اطلاعات تهدید — شناسایی تهدیدها و عوامل تهدید داخلی و خارجی</w:t>
+            </w:r>
+          </w:p>
+        </w:tc>
+        <w:tc>
+          <w:tcPr>
+            <w:tcW w:type="dxa" w:w="1474"/>
           </w:tcPr>
           <w:p>
             <w:pPr>
@@ -1564,13 +1695,13 @@
                 <w:sz w:val="19"/>
                 <w:rtl/>
               </w:rPr>
-              <w:t>۱ ☐   ۲ ☐   ۳ ☐   ۴ ☐   ۵ ☐</w:t>
+              <w:t>سازمان</w:t>
             </w:r>
           </w:p>
         </w:tc>
         <w:tc>
           <w:tcPr>
-            <w:tcW w:type="dxa" w:w="1928"/>
+            <w:tcW w:type="dxa" w:w="2608"/>
           </w:tcPr>
           <w:p>
             <w:pPr>
@@ -1590,13 +1721,13 @@
                 <w:sz w:val="19"/>
                 <w:rtl/>
               </w:rPr>
-              <w:t>۱ ☐   ۲ ☐   ۳ ☐   ۴ ☐   ۵ ☐</w:t>
+              <w:t>۱☐  ۲☐  ۳☐  ۴☐  ۵☐</w:t>
             </w:r>
           </w:p>
         </w:tc>
         <w:tc>
           <w:tcPr>
-            <w:tcW w:type="dxa" w:w="3515"/>
+            <w:tcW w:type="dxa" w:w="2608"/>
           </w:tcPr>
           <w:p>
             <w:pPr>
@@ -1616,6 +1747,32 @@
                 <w:sz w:val="19"/>
                 <w:rtl/>
               </w:rPr>
+              <w:t>۱☐  ۲☐  ۳☐  ۴☐  ۵☐</w:t>
+            </w:r>
+          </w:p>
+        </w:tc>
+        <w:tc>
+          <w:tcPr>
+            <w:tcW w:type="dxa" w:w="2721"/>
+          </w:tcPr>
+          <w:p>
+            <w:pPr>
+              <w:bidi/>
+              <w:jc w:val="right"/>
+            </w:pPr>
+            <w:r>
+              <w:rPr>
+                <w:rFonts w:ascii="Arial" w:hAnsi="Arial" w:cs="Arial"/>
+                <w:rtl/>
+              </w:rPr>
+            </w:r>
+            <w:r>
+              <w:rPr>
+                <w:rFonts w:ascii="Arial" w:hAnsi="Arial" w:cs="Arial"/>
+                <w:b w:val="0"/>
+                <w:sz w:val="19"/>
+                <w:rtl/>
+              </w:rPr>
             </w:r>
           </w:p>
         </w:tc>
@@ -1623,7 +1780,33 @@
       <w:tr>
         <w:tc>
           <w:tcPr>
-            <w:tcW w:type="dxa" w:w="794"/>
+            <w:tcW w:type="dxa" w:w="737"/>
+          </w:tcPr>
+          <w:p>
+            <w:pPr>
+              <w:bidi/>
+              <w:jc w:val="center"/>
+            </w:pPr>
+            <w:r>
+              <w:rPr>
+                <w:rFonts w:ascii="Arial" w:hAnsi="Arial" w:cs="Arial"/>
+                <w:rtl/>
+              </w:rPr>
+            </w:r>
+            <w:r>
+              <w:rPr>
+                <w:rFonts w:ascii="Arial" w:hAnsi="Arial" w:cs="Arial"/>
+                <w:b w:val="0"/>
+                <w:sz w:val="19"/>
+                <w:rtl/>
+              </w:rPr>
+              <w:t>C06</w:t>
+            </w:r>
+          </w:p>
+        </w:tc>
+        <w:tc>
+          <w:tcPr>
+            <w:tcW w:type="dxa" w:w="4535"/>
           </w:tcPr>
           <w:p>
             <w:pPr>
@@ -1643,13 +1826,91 @@
                 <w:sz w:val="19"/>
                 <w:rtl/>
               </w:rPr>
-              <w:t>C05</w:t>
+              <w:t>مدیریت آسیب‌پذیری و آزمون نفوذ — ارزیابی آسیب‌پذیری، تست نفوذ و تمرین تیم قرمز</w:t>
             </w:r>
           </w:p>
         </w:tc>
         <w:tc>
           <w:tcPr>
-            <w:tcW w:type="dxa" w:w="5386"/>
+            <w:tcW w:type="dxa" w:w="1474"/>
+          </w:tcPr>
+          <w:p>
+            <w:pPr>
+              <w:bidi/>
+              <w:jc w:val="center"/>
+            </w:pPr>
+            <w:r>
+              <w:rPr>
+                <w:rFonts w:ascii="Arial" w:hAnsi="Arial" w:cs="Arial"/>
+                <w:rtl/>
+              </w:rPr>
+            </w:r>
+            <w:r>
+              <w:rPr>
+                <w:rFonts w:ascii="Arial" w:hAnsi="Arial" w:cs="Arial"/>
+                <w:b w:val="0"/>
+                <w:sz w:val="19"/>
+                <w:rtl/>
+              </w:rPr>
+              <w:t>سازمان</w:t>
+            </w:r>
+          </w:p>
+        </w:tc>
+        <w:tc>
+          <w:tcPr>
+            <w:tcW w:type="dxa" w:w="2608"/>
+          </w:tcPr>
+          <w:p>
+            <w:pPr>
+              <w:bidi/>
+              <w:jc w:val="center"/>
+            </w:pPr>
+            <w:r>
+              <w:rPr>
+                <w:rFonts w:ascii="Arial" w:hAnsi="Arial" w:cs="Arial"/>
+                <w:rtl/>
+              </w:rPr>
+            </w:r>
+            <w:r>
+              <w:rPr>
+                <w:rFonts w:ascii="Arial" w:hAnsi="Arial" w:cs="Arial"/>
+                <w:b w:val="0"/>
+                <w:sz w:val="19"/>
+                <w:rtl/>
+              </w:rPr>
+              <w:t>۱☐  ۲☐  ۳☐  ۴☐  ۵☐</w:t>
+            </w:r>
+          </w:p>
+        </w:tc>
+        <w:tc>
+          <w:tcPr>
+            <w:tcW w:type="dxa" w:w="2608"/>
+          </w:tcPr>
+          <w:p>
+            <w:pPr>
+              <w:bidi/>
+              <w:jc w:val="center"/>
+            </w:pPr>
+            <w:r>
+              <w:rPr>
+                <w:rFonts w:ascii="Arial" w:hAnsi="Arial" w:cs="Arial"/>
+                <w:rtl/>
+              </w:rPr>
+            </w:r>
+            <w:r>
+              <w:rPr>
+                <w:rFonts w:ascii="Arial" w:hAnsi="Arial" w:cs="Arial"/>
+                <w:b w:val="0"/>
+                <w:sz w:val="19"/>
+                <w:rtl/>
+              </w:rPr>
+              <w:t>۱☐  ۲☐  ۳☐  ۴☐  ۵☐</w:t>
+            </w:r>
+          </w:p>
+        </w:tc>
+        <w:tc>
+          <w:tcPr>
+            <w:tcW w:type="dxa" w:w="2721"/>
           </w:tcPr>
           <w:p>
             <w:pPr>
@@ -1669,13 +1930,14 @@
                 <w:sz w:val="19"/>
                 <w:rtl/>
               </w:rPr>
-              <w:t>شناسایی تهدید و اطلاعات تهدید — شناسایی تهدیدها و عوامل تهدید داخلی و خارجی</w:t>
             </w:r>
           </w:p>
         </w:tc>
+      </w:tr>
+      <w:tr>
         <w:tc>
           <w:tcPr>
-            <w:tcW w:type="dxa" w:w="1134"/>
+            <w:tcW w:type="dxa" w:w="737"/>
           </w:tcPr>
           <w:p>
             <w:pPr>
@@ -1695,13 +1957,39 @@
                 <w:sz w:val="19"/>
                 <w:rtl/>
               </w:rPr>
-              <w:t>سازمان</w:t>
+              <w:t>C07</w:t>
             </w:r>
           </w:p>
         </w:tc>
         <w:tc>
           <w:tcPr>
-            <w:tcW w:type="dxa" w:w="1928"/>
+            <w:tcW w:type="dxa" w:w="4535"/>
+          </w:tcPr>
+          <w:p>
+            <w:pPr>
+              <w:bidi/>
+              <w:jc w:val="right"/>
+            </w:pPr>
+            <w:r>
+              <w:rPr>
+                <w:rFonts w:ascii="Arial" w:hAnsi="Arial" w:cs="Arial"/>
+                <w:rtl/>
+              </w:rPr>
+            </w:r>
+            <w:r>
+              <w:rPr>
+                <w:rFonts w:ascii="Arial" w:hAnsi="Arial" w:cs="Arial"/>
+                <w:b w:val="0"/>
+                <w:sz w:val="19"/>
+                <w:rtl/>
+              </w:rPr>
+              <w:t>تحلیل و ارزیابی ریسک (احتمال، اثر، رتبه‌بندی) — تحلیل احتمال و اثر، رتبه‌بندی و اولویت‌بندی ریسک‌های شناسایی‌شده</w:t>
+            </w:r>
+          </w:p>
+        </w:tc>
+        <w:tc>
+          <w:tcPr>
+            <w:tcW w:type="dxa" w:w="1474"/>
           </w:tcPr>
           <w:p>
             <w:pPr>
@@ -1721,13 +2009,13 @@
                 <w:sz w:val="19"/>
                 <w:rtl/>
               </w:rPr>
-              <w:t>۱ ☐   ۲ ☐   ۳ ☐   ۴ ☐   ۵ ☐</w:t>
+              <w:t>مشترک</w:t>
             </w:r>
           </w:p>
         </w:tc>
         <w:tc>
           <w:tcPr>
-            <w:tcW w:type="dxa" w:w="1928"/>
+            <w:tcW w:type="dxa" w:w="2608"/>
           </w:tcPr>
           <w:p>
             <w:pPr>
@@ -1747,13 +2035,13 @@
                 <w:sz w:val="19"/>
                 <w:rtl/>
               </w:rPr>
-              <w:t>۱ ☐   ۲ ☐   ۳ ☐   ۴ ☐   ۵ ☐</w:t>
+              <w:t>۱☐  ۲☐  ۳☐  ۴☐  ۵☐</w:t>
             </w:r>
           </w:p>
         </w:tc>
         <w:tc>
           <w:tcPr>
-            <w:tcW w:type="dxa" w:w="3515"/>
+            <w:tcW w:type="dxa" w:w="2608"/>
           </w:tcPr>
           <w:p>
             <w:pPr>
@@ -1773,6 +2061,32 @@
                 <w:sz w:val="19"/>
                 <w:rtl/>
               </w:rPr>
+              <w:t>۱☐  ۲☐  ۳☐  ۴☐  ۵☐</w:t>
+            </w:r>
+          </w:p>
+        </w:tc>
+        <w:tc>
+          <w:tcPr>
+            <w:tcW w:type="dxa" w:w="2721"/>
+          </w:tcPr>
+          <w:p>
+            <w:pPr>
+              <w:bidi/>
+              <w:jc w:val="right"/>
+            </w:pPr>
+            <w:r>
+              <w:rPr>
+                <w:rFonts w:ascii="Arial" w:hAnsi="Arial" w:cs="Arial"/>
+                <w:rtl/>
+              </w:rPr>
+            </w:r>
+            <w:r>
+              <w:rPr>
+                <w:rFonts w:ascii="Arial" w:hAnsi="Arial" w:cs="Arial"/>
+                <w:b w:val="0"/>
+                <w:sz w:val="19"/>
+                <w:rtl/>
+              </w:rPr>
             </w:r>
           </w:p>
         </w:tc>
@@ -1780,7 +2094,33 @@
       <w:tr>
         <w:tc>
           <w:tcPr>
-            <w:tcW w:type="dxa" w:w="794"/>
+            <w:tcW w:type="dxa" w:w="737"/>
+          </w:tcPr>
+          <w:p>
+            <w:pPr>
+              <w:bidi/>
+              <w:jc w:val="center"/>
+            </w:pPr>
+            <w:r>
+              <w:rPr>
+                <w:rFonts w:ascii="Arial" w:hAnsi="Arial" w:cs="Arial"/>
+                <w:rtl/>
+              </w:rPr>
+            </w:r>
+            <w:r>
+              <w:rPr>
+                <w:rFonts w:ascii="Arial" w:hAnsi="Arial" w:cs="Arial"/>
+                <w:b w:val="0"/>
+                <w:sz w:val="19"/>
+                <w:rtl/>
+              </w:rPr>
+              <w:t>C08</w:t>
+            </w:r>
+          </w:p>
+        </w:tc>
+        <w:tc>
+          <w:tcPr>
+            <w:tcW w:type="dxa" w:w="4535"/>
           </w:tcPr>
           <w:p>
             <w:pPr>
@@ -1800,39 +2140,13 @@
                 <w:sz w:val="19"/>
                 <w:rtl/>
               </w:rPr>
-              <w:t>C06</w:t>
+              <w:t>ریسک تقلب سایبری و تغییرات محیط — ارزیابی ریسک تقلب و اثر تغییرات سازمانی/فناورانه بر ریسک</w:t>
             </w:r>
           </w:p>
         </w:tc>
         <w:tc>
           <w:tcPr>
-            <w:tcW w:type="dxa" w:w="5386"/>
-          </w:tcPr>
-          <w:p>
-            <w:pPr>
-              <w:bidi/>
-              <w:jc w:val="right"/>
-            </w:pPr>
-            <w:r>
-              <w:rPr>
-                <w:rFonts w:ascii="Arial" w:hAnsi="Arial" w:cs="Arial"/>
-                <w:rtl/>
-              </w:rPr>
-            </w:r>
-            <w:r>
-              <w:rPr>
-                <w:rFonts w:ascii="Arial" w:hAnsi="Arial" w:cs="Arial"/>
-                <w:b w:val="0"/>
-                <w:sz w:val="19"/>
-                <w:rtl/>
-              </w:rPr>
-              <w:t>مدیریت آسیب‌پذیری و آزمون نفوذ — ارزیابی آسیب‌پذیری، تست نفوذ و تمرین تیم قرمز</w:t>
-            </w:r>
-          </w:p>
-        </w:tc>
-        <w:tc>
-          <w:tcPr>
-            <w:tcW w:type="dxa" w:w="1134"/>
+            <w:tcW w:type="dxa" w:w="1474"/>
           </w:tcPr>
           <w:p>
             <w:pPr>
@@ -1852,13 +2166,13 @@
                 <w:sz w:val="19"/>
                 <w:rtl/>
               </w:rPr>
-              <w:t>سازمان</w:t>
+              <w:t>مشترک</w:t>
             </w:r>
           </w:p>
         </w:tc>
         <w:tc>
           <w:tcPr>
-            <w:tcW w:type="dxa" w:w="1928"/>
+            <w:tcW w:type="dxa" w:w="2608"/>
           </w:tcPr>
           <w:p>
             <w:pPr>
@@ -1878,13 +2192,13 @@
                 <w:sz w:val="19"/>
                 <w:rtl/>
               </w:rPr>
-              <w:t>۱ ☐   ۲ ☐   ۳ ☐   ۴ ☐   ۵ ☐</w:t>
+              <w:t>۱☐  ۲☐  ۳☐  ۴☐  ۵☐</w:t>
             </w:r>
           </w:p>
         </w:tc>
         <w:tc>
           <w:tcPr>
-            <w:tcW w:type="dxa" w:w="1928"/>
+            <w:tcW w:type="dxa" w:w="2608"/>
           </w:tcPr>
           <w:p>
             <w:pPr>
@@ -1904,332 +2218,18 @@
                 <w:sz w:val="19"/>
                 <w:rtl/>
               </w:rPr>
-              <w:t>۱ ☐   ۲ ☐   ۳ ☐   ۴ ☐   ۵ ☐</w:t>
+              <w:t>۱☐  ۲☐  ۳☐  ۴☐  ۵☐</w:t>
             </w:r>
           </w:p>
         </w:tc>
         <w:tc>
           <w:tcPr>
-            <w:tcW w:type="dxa" w:w="3515"/>
-          </w:tcPr>
-          <w:p>
-            <w:pPr>
-              <w:bidi/>
-              <w:jc w:val="center"/>
-            </w:pPr>
-            <w:r>
-              <w:rPr>
-                <w:rFonts w:ascii="Arial" w:hAnsi="Arial" w:cs="Arial"/>
-                <w:rtl/>
-              </w:rPr>
-            </w:r>
-            <w:r>
-              <w:rPr>
-                <w:rFonts w:ascii="Arial" w:hAnsi="Arial" w:cs="Arial"/>
-                <w:b w:val="0"/>
-                <w:sz w:val="19"/>
-                <w:rtl/>
-              </w:rPr>
-            </w:r>
-          </w:p>
-        </w:tc>
-      </w:tr>
-      <w:tr>
-        <w:tc>
-          <w:tcPr>
-            <w:tcW w:type="dxa" w:w="794"/>
+            <w:tcW w:type="dxa" w:w="2721"/>
           </w:tcPr>
           <w:p>
             <w:pPr>
               <w:bidi/>
               <w:jc w:val="right"/>
-            </w:pPr>
-            <w:r>
-              <w:rPr>
-                <w:rFonts w:ascii="Arial" w:hAnsi="Arial" w:cs="Arial"/>
-                <w:rtl/>
-              </w:rPr>
-            </w:r>
-            <w:r>
-              <w:rPr>
-                <w:rFonts w:ascii="Arial" w:hAnsi="Arial" w:cs="Arial"/>
-                <w:b w:val="0"/>
-                <w:sz w:val="19"/>
-                <w:rtl/>
-              </w:rPr>
-              <w:t>C07</w:t>
-            </w:r>
-          </w:p>
-        </w:tc>
-        <w:tc>
-          <w:tcPr>
-            <w:tcW w:type="dxa" w:w="5386"/>
-          </w:tcPr>
-          <w:p>
-            <w:pPr>
-              <w:bidi/>
-              <w:jc w:val="right"/>
-            </w:pPr>
-            <w:r>
-              <w:rPr>
-                <w:rFonts w:ascii="Arial" w:hAnsi="Arial" w:cs="Arial"/>
-                <w:rtl/>
-              </w:rPr>
-            </w:r>
-            <w:r>
-              <w:rPr>
-                <w:rFonts w:ascii="Arial" w:hAnsi="Arial" w:cs="Arial"/>
-                <w:b w:val="0"/>
-                <w:sz w:val="19"/>
-                <w:rtl/>
-              </w:rPr>
-              <w:t>تحلیل و ارزیابی ریسک (احتمال، اثر، رتبه‌بندی) — تحلیل احتمال و اثر، رتبه‌بندی و اولویت‌بندی ریسک‌های شناسایی‌شده</w:t>
-            </w:r>
-          </w:p>
-        </w:tc>
-        <w:tc>
-          <w:tcPr>
-            <w:tcW w:type="dxa" w:w="1134"/>
-          </w:tcPr>
-          <w:p>
-            <w:pPr>
-              <w:bidi/>
-              <w:jc w:val="center"/>
-            </w:pPr>
-            <w:r>
-              <w:rPr>
-                <w:rFonts w:ascii="Arial" w:hAnsi="Arial" w:cs="Arial"/>
-                <w:rtl/>
-              </w:rPr>
-            </w:r>
-            <w:r>
-              <w:rPr>
-                <w:rFonts w:ascii="Arial" w:hAnsi="Arial" w:cs="Arial"/>
-                <w:b w:val="0"/>
-                <w:sz w:val="19"/>
-                <w:rtl/>
-              </w:rPr>
-              <w:t>مشترک</w:t>
-            </w:r>
-          </w:p>
-        </w:tc>
-        <w:tc>
-          <w:tcPr>
-            <w:tcW w:type="dxa" w:w="1928"/>
-          </w:tcPr>
-          <w:p>
-            <w:pPr>
-              <w:bidi/>
-              <w:jc w:val="center"/>
-            </w:pPr>
-            <w:r>
-              <w:rPr>
-                <w:rFonts w:ascii="Arial" w:hAnsi="Arial" w:cs="Arial"/>
-                <w:rtl/>
-              </w:rPr>
-            </w:r>
-            <w:r>
-              <w:rPr>
-                <w:rFonts w:ascii="Arial" w:hAnsi="Arial" w:cs="Arial"/>
-                <w:b w:val="0"/>
-                <w:sz w:val="19"/>
-                <w:rtl/>
-              </w:rPr>
-              <w:t>۱ ☐   ۲ ☐   ۳ ☐   ۴ ☐   ۵ ☐</w:t>
-            </w:r>
-          </w:p>
-        </w:tc>
-        <w:tc>
-          <w:tcPr>
-            <w:tcW w:type="dxa" w:w="1928"/>
-          </w:tcPr>
-          <w:p>
-            <w:pPr>
-              <w:bidi/>
-              <w:jc w:val="center"/>
-            </w:pPr>
-            <w:r>
-              <w:rPr>
-                <w:rFonts w:ascii="Arial" w:hAnsi="Arial" w:cs="Arial"/>
-                <w:rtl/>
-              </w:rPr>
-            </w:r>
-            <w:r>
-              <w:rPr>
-                <w:rFonts w:ascii="Arial" w:hAnsi="Arial" w:cs="Arial"/>
-                <w:b w:val="0"/>
-                <w:sz w:val="19"/>
-                <w:rtl/>
-              </w:rPr>
-              <w:t>۱ ☐   ۲ ☐   ۳ ☐   ۴ ☐   ۵ ☐</w:t>
-            </w:r>
-          </w:p>
-        </w:tc>
-        <w:tc>
-          <w:tcPr>
-            <w:tcW w:type="dxa" w:w="3515"/>
-          </w:tcPr>
-          <w:p>
-            <w:pPr>
-              <w:bidi/>
-              <w:jc w:val="center"/>
-            </w:pPr>
-            <w:r>
-              <w:rPr>
-                <w:rFonts w:ascii="Arial" w:hAnsi="Arial" w:cs="Arial"/>
-                <w:rtl/>
-              </w:rPr>
-            </w:r>
-            <w:r>
-              <w:rPr>
-                <w:rFonts w:ascii="Arial" w:hAnsi="Arial" w:cs="Arial"/>
-                <w:b w:val="0"/>
-                <w:sz w:val="19"/>
-                <w:rtl/>
-              </w:rPr>
-            </w:r>
-          </w:p>
-        </w:tc>
-      </w:tr>
-      <w:tr>
-        <w:tc>
-          <w:tcPr>
-            <w:tcW w:type="dxa" w:w="794"/>
-          </w:tcPr>
-          <w:p>
-            <w:pPr>
-              <w:bidi/>
-              <w:jc w:val="right"/>
-            </w:pPr>
-            <w:r>
-              <w:rPr>
-                <w:rFonts w:ascii="Arial" w:hAnsi="Arial" w:cs="Arial"/>
-                <w:rtl/>
-              </w:rPr>
-            </w:r>
-            <w:r>
-              <w:rPr>
-                <w:rFonts w:ascii="Arial" w:hAnsi="Arial" w:cs="Arial"/>
-                <w:b w:val="0"/>
-                <w:sz w:val="19"/>
-                <w:rtl/>
-              </w:rPr>
-              <w:t>C08</w:t>
-            </w:r>
-          </w:p>
-        </w:tc>
-        <w:tc>
-          <w:tcPr>
-            <w:tcW w:type="dxa" w:w="5386"/>
-          </w:tcPr>
-          <w:p>
-            <w:pPr>
-              <w:bidi/>
-              <w:jc w:val="right"/>
-            </w:pPr>
-            <w:r>
-              <w:rPr>
-                <w:rFonts w:ascii="Arial" w:hAnsi="Arial" w:cs="Arial"/>
-                <w:rtl/>
-              </w:rPr>
-            </w:r>
-            <w:r>
-              <w:rPr>
-                <w:rFonts w:ascii="Arial" w:hAnsi="Arial" w:cs="Arial"/>
-                <w:b w:val="0"/>
-                <w:sz w:val="19"/>
-                <w:rtl/>
-              </w:rPr>
-              <w:t>ریسک تقلب سایبری و تغییرات محیط — ارزیابی ریسک تقلب و اثر تغییرات سازمانی/فناورانه بر ریسک</w:t>
-            </w:r>
-          </w:p>
-        </w:tc>
-        <w:tc>
-          <w:tcPr>
-            <w:tcW w:type="dxa" w:w="1134"/>
-          </w:tcPr>
-          <w:p>
-            <w:pPr>
-              <w:bidi/>
-              <w:jc w:val="center"/>
-            </w:pPr>
-            <w:r>
-              <w:rPr>
-                <w:rFonts w:ascii="Arial" w:hAnsi="Arial" w:cs="Arial"/>
-                <w:rtl/>
-              </w:rPr>
-            </w:r>
-            <w:r>
-              <w:rPr>
-                <w:rFonts w:ascii="Arial" w:hAnsi="Arial" w:cs="Arial"/>
-                <w:b w:val="0"/>
-                <w:sz w:val="19"/>
-                <w:rtl/>
-              </w:rPr>
-              <w:t>مشترک</w:t>
-            </w:r>
-          </w:p>
-        </w:tc>
-        <w:tc>
-          <w:tcPr>
-            <w:tcW w:type="dxa" w:w="1928"/>
-          </w:tcPr>
-          <w:p>
-            <w:pPr>
-              <w:bidi/>
-              <w:jc w:val="center"/>
-            </w:pPr>
-            <w:r>
-              <w:rPr>
-                <w:rFonts w:ascii="Arial" w:hAnsi="Arial" w:cs="Arial"/>
-                <w:rtl/>
-              </w:rPr>
-            </w:r>
-            <w:r>
-              <w:rPr>
-                <w:rFonts w:ascii="Arial" w:hAnsi="Arial" w:cs="Arial"/>
-                <w:b w:val="0"/>
-                <w:sz w:val="19"/>
-                <w:rtl/>
-              </w:rPr>
-              <w:t>۱ ☐   ۲ ☐   ۳ ☐   ۴ ☐   ۵ ☐</w:t>
-            </w:r>
-          </w:p>
-        </w:tc>
-        <w:tc>
-          <w:tcPr>
-            <w:tcW w:type="dxa" w:w="1928"/>
-          </w:tcPr>
-          <w:p>
-            <w:pPr>
-              <w:bidi/>
-              <w:jc w:val="center"/>
-            </w:pPr>
-            <w:r>
-              <w:rPr>
-                <w:rFonts w:ascii="Arial" w:hAnsi="Arial" w:cs="Arial"/>
-                <w:rtl/>
-              </w:rPr>
-            </w:r>
-            <w:r>
-              <w:rPr>
-                <w:rFonts w:ascii="Arial" w:hAnsi="Arial" w:cs="Arial"/>
-                <w:b w:val="0"/>
-                <w:sz w:val="19"/>
-                <w:rtl/>
-              </w:rPr>
-              <w:t>۱ ☐   ۲ ☐   ۳ ☐   ۴ ☐   ۵ ☐</w:t>
-            </w:r>
-          </w:p>
-        </w:tc>
-        <w:tc>
-          <w:tcPr>
-            <w:tcW w:type="dxa" w:w="3515"/>
-          </w:tcPr>
-          <w:p>
-            <w:pPr>
-              <w:bidi/>
-              <w:jc w:val="center"/>
             </w:pPr>
             <w:r>
               <w:rPr>
@@ -2276,17 +2276,17 @@
         <w:bidiVisual/>
       </w:tblPr>
       <w:tblGrid>
-        <w:gridCol w:w="794"/>
-        <w:gridCol w:w="5386"/>
-        <w:gridCol w:w="1134"/>
-        <w:gridCol w:w="1928"/>
-        <w:gridCol w:w="1928"/>
-        <w:gridCol w:w="3515"/>
+        <w:gridCol w:w="737"/>
+        <w:gridCol w:w="4535"/>
+        <w:gridCol w:w="1474"/>
+        <w:gridCol w:w="2608"/>
+        <w:gridCol w:w="2608"/>
+        <w:gridCol w:w="2721"/>
       </w:tblGrid>
       <w:tr>
         <w:tc>
           <w:tcPr>
-            <w:tcW w:type="dxa" w:w="794"/>
+            <w:tcW w:type="dxa" w:w="737"/>
             <w:shd w:val="clear" w:color="auto" w:fill="1F3864"/>
           </w:tcPr>
           <w:p>
@@ -2314,7 +2314,7 @@
         </w:tc>
         <w:tc>
           <w:tcPr>
-            <w:tcW w:type="dxa" w:w="5386"/>
+            <w:tcW w:type="dxa" w:w="4535"/>
             <w:shd w:val="clear" w:color="auto" w:fill="1F3864"/>
           </w:tcPr>
           <w:p>
@@ -2342,7 +2342,7 @@
         </w:tc>
         <w:tc>
           <w:tcPr>
-            <w:tcW w:type="dxa" w:w="1134"/>
+            <w:tcW w:type="dxa" w:w="1474"/>
             <w:shd w:val="clear" w:color="auto" w:fill="1F3864"/>
           </w:tcPr>
           <w:p>
@@ -2370,7 +2370,7 @@
         </w:tc>
         <w:tc>
           <w:tcPr>
-            <w:tcW w:type="dxa" w:w="1928"/>
+            <w:tcW w:type="dxa" w:w="2608"/>
             <w:shd w:val="clear" w:color="auto" w:fill="1F3864"/>
           </w:tcPr>
           <w:p>
@@ -2398,7 +2398,7 @@
         </w:tc>
         <w:tc>
           <w:tcPr>
-            <w:tcW w:type="dxa" w:w="1928"/>
+            <w:tcW w:type="dxa" w:w="2608"/>
             <w:shd w:val="clear" w:color="auto" w:fill="1F3864"/>
           </w:tcPr>
           <w:p>
@@ -2426,7 +2426,7 @@
         </w:tc>
         <w:tc>
           <w:tcPr>
-            <w:tcW w:type="dxa" w:w="3515"/>
+            <w:tcW w:type="dxa" w:w="2721"/>
             <w:shd w:val="clear" w:color="auto" w:fill="1F3864"/>
           </w:tcPr>
           <w:p>
@@ -2456,7 +2456,33 @@
       <w:tr>
         <w:tc>
           <w:tcPr>
-            <w:tcW w:type="dxa" w:w="794"/>
+            <w:tcW w:type="dxa" w:w="737"/>
+          </w:tcPr>
+          <w:p>
+            <w:pPr>
+              <w:bidi/>
+              <w:jc w:val="center"/>
+            </w:pPr>
+            <w:r>
+              <w:rPr>
+                <w:rFonts w:ascii="Arial" w:hAnsi="Arial" w:cs="Arial"/>
+                <w:rtl/>
+              </w:rPr>
+            </w:r>
+            <w:r>
+              <w:rPr>
+                <w:rFonts w:ascii="Arial" w:hAnsi="Arial" w:cs="Arial"/>
+                <w:b w:val="0"/>
+                <w:sz w:val="19"/>
+                <w:rtl/>
+              </w:rPr>
+              <w:t>C09</w:t>
+            </w:r>
+          </w:p>
+        </w:tc>
+        <w:tc>
+          <w:tcPr>
+            <w:tcW w:type="dxa" w:w="4535"/>
           </w:tcPr>
           <w:p>
             <w:pPr>
@@ -2476,13 +2502,91 @@
                 <w:sz w:val="19"/>
                 <w:rtl/>
               </w:rPr>
-              <w:t>C09</w:t>
+              <w:t>اجرای کنترل‌ها و برنامه برطرف‌سازی ریسک — انتخاب و اجرای کنترل‌ها، بیانیه کاربست‌پذیری و پذیرش ریسک باقیمانده</w:t>
             </w:r>
           </w:p>
         </w:tc>
         <w:tc>
           <w:tcPr>
-            <w:tcW w:type="dxa" w:w="5386"/>
+            <w:tcW w:type="dxa" w:w="1474"/>
+          </w:tcPr>
+          <w:p>
+            <w:pPr>
+              <w:bidi/>
+              <w:jc w:val="center"/>
+            </w:pPr>
+            <w:r>
+              <w:rPr>
+                <w:rFonts w:ascii="Arial" w:hAnsi="Arial" w:cs="Arial"/>
+                <w:rtl/>
+              </w:rPr>
+            </w:r>
+            <w:r>
+              <w:rPr>
+                <w:rFonts w:ascii="Arial" w:hAnsi="Arial" w:cs="Arial"/>
+                <w:b w:val="0"/>
+                <w:sz w:val="19"/>
+                <w:rtl/>
+              </w:rPr>
+              <w:t>سازمان</w:t>
+            </w:r>
+          </w:p>
+        </w:tc>
+        <w:tc>
+          <w:tcPr>
+            <w:tcW w:type="dxa" w:w="2608"/>
+          </w:tcPr>
+          <w:p>
+            <w:pPr>
+              <w:bidi/>
+              <w:jc w:val="center"/>
+            </w:pPr>
+            <w:r>
+              <w:rPr>
+                <w:rFonts w:ascii="Arial" w:hAnsi="Arial" w:cs="Arial"/>
+                <w:rtl/>
+              </w:rPr>
+            </w:r>
+            <w:r>
+              <w:rPr>
+                <w:rFonts w:ascii="Arial" w:hAnsi="Arial" w:cs="Arial"/>
+                <w:b w:val="0"/>
+                <w:sz w:val="19"/>
+                <w:rtl/>
+              </w:rPr>
+              <w:t>۱☐  ۲☐  ۳☐  ۴☐  ۵☐</w:t>
+            </w:r>
+          </w:p>
+        </w:tc>
+        <w:tc>
+          <w:tcPr>
+            <w:tcW w:type="dxa" w:w="2608"/>
+          </w:tcPr>
+          <w:p>
+            <w:pPr>
+              <w:bidi/>
+              <w:jc w:val="center"/>
+            </w:pPr>
+            <w:r>
+              <w:rPr>
+                <w:rFonts w:ascii="Arial" w:hAnsi="Arial" w:cs="Arial"/>
+                <w:rtl/>
+              </w:rPr>
+            </w:r>
+            <w:r>
+              <w:rPr>
+                <w:rFonts w:ascii="Arial" w:hAnsi="Arial" w:cs="Arial"/>
+                <w:b w:val="0"/>
+                <w:sz w:val="19"/>
+                <w:rtl/>
+              </w:rPr>
+              <w:t>۱☐  ۲☐  ۳☐  ۴☐  ۵☐</w:t>
+            </w:r>
+          </w:p>
+        </w:tc>
+        <w:tc>
+          <w:tcPr>
+            <w:tcW w:type="dxa" w:w="2721"/>
           </w:tcPr>
           <w:p>
             <w:pPr>
@@ -2502,13 +2606,14 @@
                 <w:sz w:val="19"/>
                 <w:rtl/>
               </w:rPr>
-              <w:t>اجرای کنترل‌ها و برنامه برطرف‌سازی ریسک — انتخاب و اجرای کنترل‌ها، بیانیه کاربست‌پذیری و پذیرش ریسک باقیمانده</w:t>
             </w:r>
           </w:p>
         </w:tc>
+      </w:tr>
+      <w:tr>
         <w:tc>
           <w:tcPr>
-            <w:tcW w:type="dxa" w:w="1134"/>
+            <w:tcW w:type="dxa" w:w="737"/>
           </w:tcPr>
           <w:p>
             <w:pPr>
@@ -2528,13 +2633,39 @@
                 <w:sz w:val="19"/>
                 <w:rtl/>
               </w:rPr>
-              <w:t>سازمان</w:t>
+              <w:t>C10</w:t>
             </w:r>
           </w:p>
         </w:tc>
         <w:tc>
           <w:tcPr>
-            <w:tcW w:type="dxa" w:w="1928"/>
+            <w:tcW w:type="dxa" w:w="4535"/>
+          </w:tcPr>
+          <w:p>
+            <w:pPr>
+              <w:bidi/>
+              <w:jc w:val="right"/>
+            </w:pPr>
+            <w:r>
+              <w:rPr>
+                <w:rFonts w:ascii="Arial" w:hAnsi="Arial" w:cs="Arial"/>
+                <w:rtl/>
+              </w:rPr>
+            </w:r>
+            <w:r>
+              <w:rPr>
+                <w:rFonts w:ascii="Arial" w:hAnsi="Arial" w:cs="Arial"/>
+                <w:b w:val="0"/>
+                <w:sz w:val="19"/>
+                <w:rtl/>
+              </w:rPr>
+              <w:t>کنترل دسترسی و احراز هویت — مدیریت هویت، دسترسی‌ها، امتیازات و احراز هویت چندعاملی</w:t>
+            </w:r>
+          </w:p>
+        </w:tc>
+        <w:tc>
+          <w:tcPr>
+            <w:tcW w:type="dxa" w:w="1474"/>
           </w:tcPr>
           <w:p>
             <w:pPr>
@@ -2554,13 +2685,13 @@
                 <w:sz w:val="19"/>
                 <w:rtl/>
               </w:rPr>
-              <w:t>۱ ☐   ۲ ☐   ۳ ☐   ۴ ☐   ۵ ☐</w:t>
+              <w:t>سازمان</w:t>
             </w:r>
           </w:p>
         </w:tc>
         <w:tc>
           <w:tcPr>
-            <w:tcW w:type="dxa" w:w="1928"/>
+            <w:tcW w:type="dxa" w:w="2608"/>
           </w:tcPr>
           <w:p>
             <w:pPr>
@@ -2580,13 +2711,13 @@
                 <w:sz w:val="19"/>
                 <w:rtl/>
               </w:rPr>
-              <w:t>۱ ☐   ۲ ☐   ۳ ☐   ۴ ☐   ۵ ☐</w:t>
+              <w:t>۱☐  ۲☐  ۳☐  ۴☐  ۵☐</w:t>
             </w:r>
           </w:p>
         </w:tc>
         <w:tc>
           <w:tcPr>
-            <w:tcW w:type="dxa" w:w="3515"/>
+            <w:tcW w:type="dxa" w:w="2608"/>
           </w:tcPr>
           <w:p>
             <w:pPr>
@@ -2606,6 +2737,32 @@
                 <w:sz w:val="19"/>
                 <w:rtl/>
               </w:rPr>
+              <w:t>۱☐  ۲☐  ۳☐  ۴☐  ۵☐</w:t>
+            </w:r>
+          </w:p>
+        </w:tc>
+        <w:tc>
+          <w:tcPr>
+            <w:tcW w:type="dxa" w:w="2721"/>
+          </w:tcPr>
+          <w:p>
+            <w:pPr>
+              <w:bidi/>
+              <w:jc w:val="right"/>
+            </w:pPr>
+            <w:r>
+              <w:rPr>
+                <w:rFonts w:ascii="Arial" w:hAnsi="Arial" w:cs="Arial"/>
+                <w:rtl/>
+              </w:rPr>
+            </w:r>
+            <w:r>
+              <w:rPr>
+                <w:rFonts w:ascii="Arial" w:hAnsi="Arial" w:cs="Arial"/>
+                <w:b w:val="0"/>
+                <w:sz w:val="19"/>
+                <w:rtl/>
+              </w:rPr>
             </w:r>
           </w:p>
         </w:tc>
@@ -2613,7 +2770,33 @@
       <w:tr>
         <w:tc>
           <w:tcPr>
-            <w:tcW w:type="dxa" w:w="794"/>
+            <w:tcW w:type="dxa" w:w="737"/>
+          </w:tcPr>
+          <w:p>
+            <w:pPr>
+              <w:bidi/>
+              <w:jc w:val="center"/>
+            </w:pPr>
+            <w:r>
+              <w:rPr>
+                <w:rFonts w:ascii="Arial" w:hAnsi="Arial" w:cs="Arial"/>
+                <w:rtl/>
+              </w:rPr>
+            </w:r>
+            <w:r>
+              <w:rPr>
+                <w:rFonts w:ascii="Arial" w:hAnsi="Arial" w:cs="Arial"/>
+                <w:b w:val="0"/>
+                <w:sz w:val="19"/>
+                <w:rtl/>
+              </w:rPr>
+              <w:t>C11</w:t>
+            </w:r>
+          </w:p>
+        </w:tc>
+        <w:tc>
+          <w:tcPr>
+            <w:tcW w:type="dxa" w:w="4535"/>
           </w:tcPr>
           <w:p>
             <w:pPr>
@@ -2633,13 +2816,91 @@
                 <w:sz w:val="19"/>
                 <w:rtl/>
               </w:rPr>
-              <w:t>C10</w:t>
+              <w:t>حفاظت از داده و رمزنگاری — طبقه‌بندی، رمزنگاری، پشتیبان‌گیری و کنترل انتقال داده</w:t>
             </w:r>
           </w:p>
         </w:tc>
         <w:tc>
           <w:tcPr>
-            <w:tcW w:type="dxa" w:w="5386"/>
+            <w:tcW w:type="dxa" w:w="1474"/>
+          </w:tcPr>
+          <w:p>
+            <w:pPr>
+              <w:bidi/>
+              <w:jc w:val="center"/>
+            </w:pPr>
+            <w:r>
+              <w:rPr>
+                <w:rFonts w:ascii="Arial" w:hAnsi="Arial" w:cs="Arial"/>
+                <w:rtl/>
+              </w:rPr>
+            </w:r>
+            <w:r>
+              <w:rPr>
+                <w:rFonts w:ascii="Arial" w:hAnsi="Arial" w:cs="Arial"/>
+                <w:b w:val="0"/>
+                <w:sz w:val="19"/>
+                <w:rtl/>
+              </w:rPr>
+              <w:t>سازمان</w:t>
+            </w:r>
+          </w:p>
+        </w:tc>
+        <w:tc>
+          <w:tcPr>
+            <w:tcW w:type="dxa" w:w="2608"/>
+          </w:tcPr>
+          <w:p>
+            <w:pPr>
+              <w:bidi/>
+              <w:jc w:val="center"/>
+            </w:pPr>
+            <w:r>
+              <w:rPr>
+                <w:rFonts w:ascii="Arial" w:hAnsi="Arial" w:cs="Arial"/>
+                <w:rtl/>
+              </w:rPr>
+            </w:r>
+            <w:r>
+              <w:rPr>
+                <w:rFonts w:ascii="Arial" w:hAnsi="Arial" w:cs="Arial"/>
+                <w:b w:val="0"/>
+                <w:sz w:val="19"/>
+                <w:rtl/>
+              </w:rPr>
+              <w:t>۱☐  ۲☐  ۳☐  ۴☐  ۵☐</w:t>
+            </w:r>
+          </w:p>
+        </w:tc>
+        <w:tc>
+          <w:tcPr>
+            <w:tcW w:type="dxa" w:w="2608"/>
+          </w:tcPr>
+          <w:p>
+            <w:pPr>
+              <w:bidi/>
+              <w:jc w:val="center"/>
+            </w:pPr>
+            <w:r>
+              <w:rPr>
+                <w:rFonts w:ascii="Arial" w:hAnsi="Arial" w:cs="Arial"/>
+                <w:rtl/>
+              </w:rPr>
+            </w:r>
+            <w:r>
+              <w:rPr>
+                <w:rFonts w:ascii="Arial" w:hAnsi="Arial" w:cs="Arial"/>
+                <w:b w:val="0"/>
+                <w:sz w:val="19"/>
+                <w:rtl/>
+              </w:rPr>
+              <w:t>۱☐  ۲☐  ۳☐  ۴☐  ۵☐</w:t>
+            </w:r>
+          </w:p>
+        </w:tc>
+        <w:tc>
+          <w:tcPr>
+            <w:tcW w:type="dxa" w:w="2721"/>
           </w:tcPr>
           <w:p>
             <w:pPr>
@@ -2659,13 +2920,14 @@
                 <w:sz w:val="19"/>
                 <w:rtl/>
               </w:rPr>
-              <w:t>کنترل دسترسی و احراز هویت — مدیریت هویت، دسترسی‌ها، امتیازات و احراز هویت چندعاملی</w:t>
             </w:r>
           </w:p>
         </w:tc>
+      </w:tr>
+      <w:tr>
         <w:tc>
           <w:tcPr>
-            <w:tcW w:type="dxa" w:w="1134"/>
+            <w:tcW w:type="dxa" w:w="737"/>
           </w:tcPr>
           <w:p>
             <w:pPr>
@@ -2685,13 +2947,39 @@
                 <w:sz w:val="19"/>
                 <w:rtl/>
               </w:rPr>
-              <w:t>سازمان</w:t>
+              <w:t>C12</w:t>
             </w:r>
           </w:p>
         </w:tc>
         <w:tc>
           <w:tcPr>
-            <w:tcW w:type="dxa" w:w="1928"/>
+            <w:tcW w:type="dxa" w:w="4535"/>
+          </w:tcPr>
+          <w:p>
+            <w:pPr>
+              <w:bidi/>
+              <w:jc w:val="right"/>
+            </w:pPr>
+            <w:r>
+              <w:rPr>
+                <w:rFonts w:ascii="Arial" w:hAnsi="Arial" w:cs="Arial"/>
+                <w:rtl/>
+              </w:rPr>
+            </w:r>
+            <w:r>
+              <w:rPr>
+                <w:rFonts w:ascii="Arial" w:hAnsi="Arial" w:cs="Arial"/>
+                <w:b w:val="0"/>
+                <w:sz w:val="19"/>
+                <w:rtl/>
+              </w:rPr>
+              <w:t>امنیت شبکه، زیرساخت و محیط فیزیکی — کنترل‌های شبکه، تجهیزات، مراکز داده و امنیت فیزیکی</w:t>
+            </w:r>
+          </w:p>
+        </w:tc>
+        <w:tc>
+          <w:tcPr>
+            <w:tcW w:type="dxa" w:w="1474"/>
           </w:tcPr>
           <w:p>
             <w:pPr>
@@ -2711,13 +2999,13 @@
                 <w:sz w:val="19"/>
                 <w:rtl/>
               </w:rPr>
-              <w:t>۱ ☐   ۲ ☐   ۳ ☐   ۴ ☐   ۵ ☐</w:t>
+              <w:t>سازمان</w:t>
             </w:r>
           </w:p>
         </w:tc>
         <w:tc>
           <w:tcPr>
-            <w:tcW w:type="dxa" w:w="1928"/>
+            <w:tcW w:type="dxa" w:w="2608"/>
           </w:tcPr>
           <w:p>
             <w:pPr>
@@ -2737,13 +3025,13 @@
                 <w:sz w:val="19"/>
                 <w:rtl/>
               </w:rPr>
-              <w:t>۱ ☐   ۲ ☐   ۳ ☐   ۴ ☐   ۵ ☐</w:t>
+              <w:t>۱☐  ۲☐  ۳☐  ۴☐  ۵☐</w:t>
             </w:r>
           </w:p>
         </w:tc>
         <w:tc>
           <w:tcPr>
-            <w:tcW w:type="dxa" w:w="3515"/>
+            <w:tcW w:type="dxa" w:w="2608"/>
           </w:tcPr>
           <w:p>
             <w:pPr>
@@ -2763,6 +3051,32 @@
                 <w:sz w:val="19"/>
                 <w:rtl/>
               </w:rPr>
+              <w:t>۱☐  ۲☐  ۳☐  ۴☐  ۵☐</w:t>
+            </w:r>
+          </w:p>
+        </w:tc>
+        <w:tc>
+          <w:tcPr>
+            <w:tcW w:type="dxa" w:w="2721"/>
+          </w:tcPr>
+          <w:p>
+            <w:pPr>
+              <w:bidi/>
+              <w:jc w:val="right"/>
+            </w:pPr>
+            <w:r>
+              <w:rPr>
+                <w:rFonts w:ascii="Arial" w:hAnsi="Arial" w:cs="Arial"/>
+                <w:rtl/>
+              </w:rPr>
+            </w:r>
+            <w:r>
+              <w:rPr>
+                <w:rFonts w:ascii="Arial" w:hAnsi="Arial" w:cs="Arial"/>
+                <w:b w:val="0"/>
+                <w:sz w:val="19"/>
+                <w:rtl/>
+              </w:rPr>
             </w:r>
           </w:p>
         </w:tc>
@@ -2770,7 +3084,33 @@
       <w:tr>
         <w:tc>
           <w:tcPr>
-            <w:tcW w:type="dxa" w:w="794"/>
+            <w:tcW w:type="dxa" w:w="737"/>
+          </w:tcPr>
+          <w:p>
+            <w:pPr>
+              <w:bidi/>
+              <w:jc w:val="center"/>
+            </w:pPr>
+            <w:r>
+              <w:rPr>
+                <w:rFonts w:ascii="Arial" w:hAnsi="Arial" w:cs="Arial"/>
+                <w:rtl/>
+              </w:rPr>
+            </w:r>
+            <w:r>
+              <w:rPr>
+                <w:rFonts w:ascii="Arial" w:hAnsi="Arial" w:cs="Arial"/>
+                <w:b w:val="0"/>
+                <w:sz w:val="19"/>
+                <w:rtl/>
+              </w:rPr>
+              <w:t>C13</w:t>
+            </w:r>
+          </w:p>
+        </w:tc>
+        <w:tc>
+          <w:tcPr>
+            <w:tcW w:type="dxa" w:w="4535"/>
           </w:tcPr>
           <w:p>
             <w:pPr>
@@ -2790,13 +3130,91 @@
                 <w:sz w:val="19"/>
                 <w:rtl/>
               </w:rPr>
-              <w:t>C11</w:t>
+              <w:t>توسعه امن و مدیریت تغییرات — رویه‌های کنترل تغییر، توسعه امن و آزمون پذیرش</w:t>
             </w:r>
           </w:p>
         </w:tc>
         <w:tc>
           <w:tcPr>
-            <w:tcW w:type="dxa" w:w="5386"/>
+            <w:tcW w:type="dxa" w:w="1474"/>
+          </w:tcPr>
+          <w:p>
+            <w:pPr>
+              <w:bidi/>
+              <w:jc w:val="center"/>
+            </w:pPr>
+            <w:r>
+              <w:rPr>
+                <w:rFonts w:ascii="Arial" w:hAnsi="Arial" w:cs="Arial"/>
+                <w:rtl/>
+              </w:rPr>
+            </w:r>
+            <w:r>
+              <w:rPr>
+                <w:rFonts w:ascii="Arial" w:hAnsi="Arial" w:cs="Arial"/>
+                <w:b w:val="0"/>
+                <w:sz w:val="19"/>
+                <w:rtl/>
+              </w:rPr>
+              <w:t>سازمان</w:t>
+            </w:r>
+          </w:p>
+        </w:tc>
+        <w:tc>
+          <w:tcPr>
+            <w:tcW w:type="dxa" w:w="2608"/>
+          </w:tcPr>
+          <w:p>
+            <w:pPr>
+              <w:bidi/>
+              <w:jc w:val="center"/>
+            </w:pPr>
+            <w:r>
+              <w:rPr>
+                <w:rFonts w:ascii="Arial" w:hAnsi="Arial" w:cs="Arial"/>
+                <w:rtl/>
+              </w:rPr>
+            </w:r>
+            <w:r>
+              <w:rPr>
+                <w:rFonts w:ascii="Arial" w:hAnsi="Arial" w:cs="Arial"/>
+                <w:b w:val="0"/>
+                <w:sz w:val="19"/>
+                <w:rtl/>
+              </w:rPr>
+              <w:t>۱☐  ۲☐  ۳☐  ۴☐  ۵☐</w:t>
+            </w:r>
+          </w:p>
+        </w:tc>
+        <w:tc>
+          <w:tcPr>
+            <w:tcW w:type="dxa" w:w="2608"/>
+          </w:tcPr>
+          <w:p>
+            <w:pPr>
+              <w:bidi/>
+              <w:jc w:val="center"/>
+            </w:pPr>
+            <w:r>
+              <w:rPr>
+                <w:rFonts w:ascii="Arial" w:hAnsi="Arial" w:cs="Arial"/>
+                <w:rtl/>
+              </w:rPr>
+            </w:r>
+            <w:r>
+              <w:rPr>
+                <w:rFonts w:ascii="Arial" w:hAnsi="Arial" w:cs="Arial"/>
+                <w:b w:val="0"/>
+                <w:sz w:val="19"/>
+                <w:rtl/>
+              </w:rPr>
+              <w:t>۱☐  ۲☐  ۳☐  ۴☐  ۵☐</w:t>
+            </w:r>
+          </w:p>
+        </w:tc>
+        <w:tc>
+          <w:tcPr>
+            <w:tcW w:type="dxa" w:w="2721"/>
           </w:tcPr>
           <w:p>
             <w:pPr>
@@ -2816,13 +3234,14 @@
                 <w:sz w:val="19"/>
                 <w:rtl/>
               </w:rPr>
-              <w:t>حفاظت از داده و رمزنگاری — طبقه‌بندی، رمزنگاری، پشتیبان‌گیری و کنترل انتقال داده</w:t>
             </w:r>
           </w:p>
         </w:tc>
+      </w:tr>
+      <w:tr>
         <w:tc>
           <w:tcPr>
-            <w:tcW w:type="dxa" w:w="1134"/>
+            <w:tcW w:type="dxa" w:w="737"/>
           </w:tcPr>
           <w:p>
             <w:pPr>
@@ -2842,13 +3261,39 @@
                 <w:sz w:val="19"/>
                 <w:rtl/>
               </w:rPr>
-              <w:t>سازمان</w:t>
+              <w:t>C14</w:t>
             </w:r>
           </w:p>
         </w:tc>
         <w:tc>
           <w:tcPr>
-            <w:tcW w:type="dxa" w:w="1928"/>
+            <w:tcW w:type="dxa" w:w="4535"/>
+          </w:tcPr>
+          <w:p>
+            <w:pPr>
+              <w:bidi/>
+              <w:jc w:val="right"/>
+            </w:pPr>
+            <w:r>
+              <w:rPr>
+                <w:rFonts w:ascii="Arial" w:hAnsi="Arial" w:cs="Arial"/>
+                <w:rtl/>
+              </w:rPr>
+            </w:r>
+            <w:r>
+              <w:rPr>
+                <w:rFonts w:ascii="Arial" w:hAnsi="Arial" w:cs="Arial"/>
+                <w:b w:val="0"/>
+                <w:sz w:val="19"/>
+                <w:rtl/>
+              </w:rPr>
+              <w:t>آگاهی و آموزش امنیتی — آموزش کارکنان، کمپین آگاهی و ارزیابی مهندسی اجتماعی/فیشینگ</w:t>
+            </w:r>
+          </w:p>
+        </w:tc>
+        <w:tc>
+          <w:tcPr>
+            <w:tcW w:type="dxa" w:w="1474"/>
           </w:tcPr>
           <w:p>
             <w:pPr>
@@ -2868,13 +3313,13 @@
                 <w:sz w:val="19"/>
                 <w:rtl/>
               </w:rPr>
-              <w:t>۱ ☐   ۲ ☐   ۳ ☐   ۴ ☐   ۵ ☐</w:t>
+              <w:t>سازمان</w:t>
             </w:r>
           </w:p>
         </w:tc>
         <w:tc>
           <w:tcPr>
-            <w:tcW w:type="dxa" w:w="1928"/>
+            <w:tcW w:type="dxa" w:w="2608"/>
           </w:tcPr>
           <w:p>
             <w:pPr>
@@ -2894,13 +3339,13 @@
                 <w:sz w:val="19"/>
                 <w:rtl/>
               </w:rPr>
-              <w:t>۱ ☐   ۲ ☐   ۳ ☐   ۴ ☐   ۵ ☐</w:t>
+              <w:t>۱☐  ۲☐  ۳☐  ۴☐  ۵☐</w:t>
             </w:r>
           </w:p>
         </w:tc>
         <w:tc>
           <w:tcPr>
-            <w:tcW w:type="dxa" w:w="3515"/>
+            <w:tcW w:type="dxa" w:w="2608"/>
           </w:tcPr>
           <w:p>
             <w:pPr>
@@ -2920,6 +3365,32 @@
                 <w:sz w:val="19"/>
                 <w:rtl/>
               </w:rPr>
+              <w:t>۱☐  ۲☐  ۳☐  ۴☐  ۵☐</w:t>
+            </w:r>
+          </w:p>
+        </w:tc>
+        <w:tc>
+          <w:tcPr>
+            <w:tcW w:type="dxa" w:w="2721"/>
+          </w:tcPr>
+          <w:p>
+            <w:pPr>
+              <w:bidi/>
+              <w:jc w:val="right"/>
+            </w:pPr>
+            <w:r>
+              <w:rPr>
+                <w:rFonts w:ascii="Arial" w:hAnsi="Arial" w:cs="Arial"/>
+                <w:rtl/>
+              </w:rPr>
+            </w:r>
+            <w:r>
+              <w:rPr>
+                <w:rFonts w:ascii="Arial" w:hAnsi="Arial" w:cs="Arial"/>
+                <w:b w:val="0"/>
+                <w:sz w:val="19"/>
+                <w:rtl/>
+              </w:rPr>
             </w:r>
           </w:p>
         </w:tc>
@@ -2927,7 +3398,33 @@
       <w:tr>
         <w:tc>
           <w:tcPr>
-            <w:tcW w:type="dxa" w:w="794"/>
+            <w:tcW w:type="dxa" w:w="737"/>
+          </w:tcPr>
+          <w:p>
+            <w:pPr>
+              <w:bidi/>
+              <w:jc w:val="center"/>
+            </w:pPr>
+            <w:r>
+              <w:rPr>
+                <w:rFonts w:ascii="Arial" w:hAnsi="Arial" w:cs="Arial"/>
+                <w:rtl/>
+              </w:rPr>
+            </w:r>
+            <w:r>
+              <w:rPr>
+                <w:rFonts w:ascii="Arial" w:hAnsi="Arial" w:cs="Arial"/>
+                <w:b w:val="0"/>
+                <w:sz w:val="19"/>
+                <w:rtl/>
+              </w:rPr>
+              <w:t>C15</w:t>
+            </w:r>
+          </w:p>
+        </w:tc>
+        <w:tc>
+          <w:tcPr>
+            <w:tcW w:type="dxa" w:w="4535"/>
           </w:tcPr>
           <w:p>
             <w:pPr>
@@ -2947,39 +3444,13 @@
                 <w:sz w:val="19"/>
                 <w:rtl/>
               </w:rPr>
-              <w:t>C12</w:t>
+              <w:t>ریسک شخص ثالث و زنجیره تأمین — ارزیابی ارائه‌دهندگان خدمات، قراردادها و پایش مستمر</w:t>
             </w:r>
           </w:p>
         </w:tc>
         <w:tc>
           <w:tcPr>
-            <w:tcW w:type="dxa" w:w="5386"/>
-          </w:tcPr>
-          <w:p>
-            <w:pPr>
-              <w:bidi/>
-              <w:jc w:val="right"/>
-            </w:pPr>
-            <w:r>
-              <w:rPr>
-                <w:rFonts w:ascii="Arial" w:hAnsi="Arial" w:cs="Arial"/>
-                <w:rtl/>
-              </w:rPr>
-            </w:r>
-            <w:r>
-              <w:rPr>
-                <w:rFonts w:ascii="Arial" w:hAnsi="Arial" w:cs="Arial"/>
-                <w:b w:val="0"/>
-                <w:sz w:val="19"/>
-                <w:rtl/>
-              </w:rPr>
-              <w:t>امنیت شبکه، زیرساخت و محیط فیزیکی — کنترل‌های شبکه، تجهیزات، مراکز داده و امنیت فیزیکی</w:t>
-            </w:r>
-          </w:p>
-        </w:tc>
-        <w:tc>
-          <w:tcPr>
-            <w:tcW w:type="dxa" w:w="1134"/>
+            <w:tcW w:type="dxa" w:w="1474"/>
           </w:tcPr>
           <w:p>
             <w:pPr>
@@ -2999,13 +3470,13 @@
                 <w:sz w:val="19"/>
                 <w:rtl/>
               </w:rPr>
-              <w:t>سازمان</w:t>
+              <w:t>مشترک</w:t>
             </w:r>
           </w:p>
         </w:tc>
         <w:tc>
           <w:tcPr>
-            <w:tcW w:type="dxa" w:w="1928"/>
+            <w:tcW w:type="dxa" w:w="2608"/>
           </w:tcPr>
           <w:p>
             <w:pPr>
@@ -3025,13 +3496,13 @@
                 <w:sz w:val="19"/>
                 <w:rtl/>
               </w:rPr>
-              <w:t>۱ ☐   ۲ ☐   ۳ ☐   ۴ ☐   ۵ ☐</w:t>
+              <w:t>۱☐  ۲☐  ۳☐  ۴☐  ۵☐</w:t>
             </w:r>
           </w:p>
         </w:tc>
         <w:tc>
           <w:tcPr>
-            <w:tcW w:type="dxa" w:w="1928"/>
+            <w:tcW w:type="dxa" w:w="2608"/>
           </w:tcPr>
           <w:p>
             <w:pPr>
@@ -3051,489 +3522,18 @@
                 <w:sz w:val="19"/>
                 <w:rtl/>
               </w:rPr>
-              <w:t>۱ ☐   ۲ ☐   ۳ ☐   ۴ ☐   ۵ ☐</w:t>
+              <w:t>۱☐  ۲☐  ۳☐  ۴☐  ۵☐</w:t>
             </w:r>
           </w:p>
         </w:tc>
         <w:tc>
           <w:tcPr>
-            <w:tcW w:type="dxa" w:w="3515"/>
-          </w:tcPr>
-          <w:p>
-            <w:pPr>
-              <w:bidi/>
-              <w:jc w:val="center"/>
-            </w:pPr>
-            <w:r>
-              <w:rPr>
-                <w:rFonts w:ascii="Arial" w:hAnsi="Arial" w:cs="Arial"/>
-                <w:rtl/>
-              </w:rPr>
-            </w:r>
-            <w:r>
-              <w:rPr>
-                <w:rFonts w:ascii="Arial" w:hAnsi="Arial" w:cs="Arial"/>
-                <w:b w:val="0"/>
-                <w:sz w:val="19"/>
-                <w:rtl/>
-              </w:rPr>
-            </w:r>
-          </w:p>
-        </w:tc>
-      </w:tr>
-      <w:tr>
-        <w:tc>
-          <w:tcPr>
-            <w:tcW w:type="dxa" w:w="794"/>
+            <w:tcW w:type="dxa" w:w="2721"/>
           </w:tcPr>
           <w:p>
             <w:pPr>
               <w:bidi/>
               <w:jc w:val="right"/>
-            </w:pPr>
-            <w:r>
-              <w:rPr>
-                <w:rFonts w:ascii="Arial" w:hAnsi="Arial" w:cs="Arial"/>
-                <w:rtl/>
-              </w:rPr>
-            </w:r>
-            <w:r>
-              <w:rPr>
-                <w:rFonts w:ascii="Arial" w:hAnsi="Arial" w:cs="Arial"/>
-                <w:b w:val="0"/>
-                <w:sz w:val="19"/>
-                <w:rtl/>
-              </w:rPr>
-              <w:t>C13</w:t>
-            </w:r>
-          </w:p>
-        </w:tc>
-        <w:tc>
-          <w:tcPr>
-            <w:tcW w:type="dxa" w:w="5386"/>
-          </w:tcPr>
-          <w:p>
-            <w:pPr>
-              <w:bidi/>
-              <w:jc w:val="right"/>
-            </w:pPr>
-            <w:r>
-              <w:rPr>
-                <w:rFonts w:ascii="Arial" w:hAnsi="Arial" w:cs="Arial"/>
-                <w:rtl/>
-              </w:rPr>
-            </w:r>
-            <w:r>
-              <w:rPr>
-                <w:rFonts w:ascii="Arial" w:hAnsi="Arial" w:cs="Arial"/>
-                <w:b w:val="0"/>
-                <w:sz w:val="19"/>
-                <w:rtl/>
-              </w:rPr>
-              <w:t>توسعه امن و مدیریت تغییرات — رویه‌های کنترل تغییر، توسعه امن و آزمون پذیرش</w:t>
-            </w:r>
-          </w:p>
-        </w:tc>
-        <w:tc>
-          <w:tcPr>
-            <w:tcW w:type="dxa" w:w="1134"/>
-          </w:tcPr>
-          <w:p>
-            <w:pPr>
-              <w:bidi/>
-              <w:jc w:val="center"/>
-            </w:pPr>
-            <w:r>
-              <w:rPr>
-                <w:rFonts w:ascii="Arial" w:hAnsi="Arial" w:cs="Arial"/>
-                <w:rtl/>
-              </w:rPr>
-            </w:r>
-            <w:r>
-              <w:rPr>
-                <w:rFonts w:ascii="Arial" w:hAnsi="Arial" w:cs="Arial"/>
-                <w:b w:val="0"/>
-                <w:sz w:val="19"/>
-                <w:rtl/>
-              </w:rPr>
-              <w:t>سازمان</w:t>
-            </w:r>
-          </w:p>
-        </w:tc>
-        <w:tc>
-          <w:tcPr>
-            <w:tcW w:type="dxa" w:w="1928"/>
-          </w:tcPr>
-          <w:p>
-            <w:pPr>
-              <w:bidi/>
-              <w:jc w:val="center"/>
-            </w:pPr>
-            <w:r>
-              <w:rPr>
-                <w:rFonts w:ascii="Arial" w:hAnsi="Arial" w:cs="Arial"/>
-                <w:rtl/>
-              </w:rPr>
-            </w:r>
-            <w:r>
-              <w:rPr>
-                <w:rFonts w:ascii="Arial" w:hAnsi="Arial" w:cs="Arial"/>
-                <w:b w:val="0"/>
-                <w:sz w:val="19"/>
-                <w:rtl/>
-              </w:rPr>
-              <w:t>۱ ☐   ۲ ☐   ۳ ☐   ۴ ☐   ۵ ☐</w:t>
-            </w:r>
-          </w:p>
-        </w:tc>
-        <w:tc>
-          <w:tcPr>
-            <w:tcW w:type="dxa" w:w="1928"/>
-          </w:tcPr>
-          <w:p>
-            <w:pPr>
-              <w:bidi/>
-              <w:jc w:val="center"/>
-            </w:pPr>
-            <w:r>
-              <w:rPr>
-                <w:rFonts w:ascii="Arial" w:hAnsi="Arial" w:cs="Arial"/>
-                <w:rtl/>
-              </w:rPr>
-            </w:r>
-            <w:r>
-              <w:rPr>
-                <w:rFonts w:ascii="Arial" w:hAnsi="Arial" w:cs="Arial"/>
-                <w:b w:val="0"/>
-                <w:sz w:val="19"/>
-                <w:rtl/>
-              </w:rPr>
-              <w:t>۱ ☐   ۲ ☐   ۳ ☐   ۴ ☐   ۵ ☐</w:t>
-            </w:r>
-          </w:p>
-        </w:tc>
-        <w:tc>
-          <w:tcPr>
-            <w:tcW w:type="dxa" w:w="3515"/>
-          </w:tcPr>
-          <w:p>
-            <w:pPr>
-              <w:bidi/>
-              <w:jc w:val="center"/>
-            </w:pPr>
-            <w:r>
-              <w:rPr>
-                <w:rFonts w:ascii="Arial" w:hAnsi="Arial" w:cs="Arial"/>
-                <w:rtl/>
-              </w:rPr>
-            </w:r>
-            <w:r>
-              <w:rPr>
-                <w:rFonts w:ascii="Arial" w:hAnsi="Arial" w:cs="Arial"/>
-                <w:b w:val="0"/>
-                <w:sz w:val="19"/>
-                <w:rtl/>
-              </w:rPr>
-            </w:r>
-          </w:p>
-        </w:tc>
-      </w:tr>
-      <w:tr>
-        <w:tc>
-          <w:tcPr>
-            <w:tcW w:type="dxa" w:w="794"/>
-          </w:tcPr>
-          <w:p>
-            <w:pPr>
-              <w:bidi/>
-              <w:jc w:val="right"/>
-            </w:pPr>
-            <w:r>
-              <w:rPr>
-                <w:rFonts w:ascii="Arial" w:hAnsi="Arial" w:cs="Arial"/>
-                <w:rtl/>
-              </w:rPr>
-            </w:r>
-            <w:r>
-              <w:rPr>
-                <w:rFonts w:ascii="Arial" w:hAnsi="Arial" w:cs="Arial"/>
-                <w:b w:val="0"/>
-                <w:sz w:val="19"/>
-                <w:rtl/>
-              </w:rPr>
-              <w:t>C14</w:t>
-            </w:r>
-          </w:p>
-        </w:tc>
-        <w:tc>
-          <w:tcPr>
-            <w:tcW w:type="dxa" w:w="5386"/>
-          </w:tcPr>
-          <w:p>
-            <w:pPr>
-              <w:bidi/>
-              <w:jc w:val="right"/>
-            </w:pPr>
-            <w:r>
-              <w:rPr>
-                <w:rFonts w:ascii="Arial" w:hAnsi="Arial" w:cs="Arial"/>
-                <w:rtl/>
-              </w:rPr>
-            </w:r>
-            <w:r>
-              <w:rPr>
-                <w:rFonts w:ascii="Arial" w:hAnsi="Arial" w:cs="Arial"/>
-                <w:b w:val="0"/>
-                <w:sz w:val="19"/>
-                <w:rtl/>
-              </w:rPr>
-              <w:t>آگاهی و آموزش امنیتی — آموزش کارکنان، کمپین آگاهی و ارزیابی مهندسی اجتماعی/فیشینگ</w:t>
-            </w:r>
-          </w:p>
-        </w:tc>
-        <w:tc>
-          <w:tcPr>
-            <w:tcW w:type="dxa" w:w="1134"/>
-          </w:tcPr>
-          <w:p>
-            <w:pPr>
-              <w:bidi/>
-              <w:jc w:val="center"/>
-            </w:pPr>
-            <w:r>
-              <w:rPr>
-                <w:rFonts w:ascii="Arial" w:hAnsi="Arial" w:cs="Arial"/>
-                <w:rtl/>
-              </w:rPr>
-            </w:r>
-            <w:r>
-              <w:rPr>
-                <w:rFonts w:ascii="Arial" w:hAnsi="Arial" w:cs="Arial"/>
-                <w:b w:val="0"/>
-                <w:sz w:val="19"/>
-                <w:rtl/>
-              </w:rPr>
-              <w:t>سازمان</w:t>
-            </w:r>
-          </w:p>
-        </w:tc>
-        <w:tc>
-          <w:tcPr>
-            <w:tcW w:type="dxa" w:w="1928"/>
-          </w:tcPr>
-          <w:p>
-            <w:pPr>
-              <w:bidi/>
-              <w:jc w:val="center"/>
-            </w:pPr>
-            <w:r>
-              <w:rPr>
-                <w:rFonts w:ascii="Arial" w:hAnsi="Arial" w:cs="Arial"/>
-                <w:rtl/>
-              </w:rPr>
-            </w:r>
-            <w:r>
-              <w:rPr>
-                <w:rFonts w:ascii="Arial" w:hAnsi="Arial" w:cs="Arial"/>
-                <w:b w:val="0"/>
-                <w:sz w:val="19"/>
-                <w:rtl/>
-              </w:rPr>
-              <w:t>۱ ☐   ۲ ☐   ۳ ☐   ۴ ☐   ۵ ☐</w:t>
-            </w:r>
-          </w:p>
-        </w:tc>
-        <w:tc>
-          <w:tcPr>
-            <w:tcW w:type="dxa" w:w="1928"/>
-          </w:tcPr>
-          <w:p>
-            <w:pPr>
-              <w:bidi/>
-              <w:jc w:val="center"/>
-            </w:pPr>
-            <w:r>
-              <w:rPr>
-                <w:rFonts w:ascii="Arial" w:hAnsi="Arial" w:cs="Arial"/>
-                <w:rtl/>
-              </w:rPr>
-            </w:r>
-            <w:r>
-              <w:rPr>
-                <w:rFonts w:ascii="Arial" w:hAnsi="Arial" w:cs="Arial"/>
-                <w:b w:val="0"/>
-                <w:sz w:val="19"/>
-                <w:rtl/>
-              </w:rPr>
-              <w:t>۱ ☐   ۲ ☐   ۳ ☐   ۴ ☐   ۵ ☐</w:t>
-            </w:r>
-          </w:p>
-        </w:tc>
-        <w:tc>
-          <w:tcPr>
-            <w:tcW w:type="dxa" w:w="3515"/>
-          </w:tcPr>
-          <w:p>
-            <w:pPr>
-              <w:bidi/>
-              <w:jc w:val="center"/>
-            </w:pPr>
-            <w:r>
-              <w:rPr>
-                <w:rFonts w:ascii="Arial" w:hAnsi="Arial" w:cs="Arial"/>
-                <w:rtl/>
-              </w:rPr>
-            </w:r>
-            <w:r>
-              <w:rPr>
-                <w:rFonts w:ascii="Arial" w:hAnsi="Arial" w:cs="Arial"/>
-                <w:b w:val="0"/>
-                <w:sz w:val="19"/>
-                <w:rtl/>
-              </w:rPr>
-            </w:r>
-          </w:p>
-        </w:tc>
-      </w:tr>
-      <w:tr>
-        <w:tc>
-          <w:tcPr>
-            <w:tcW w:type="dxa" w:w="794"/>
-          </w:tcPr>
-          <w:p>
-            <w:pPr>
-              <w:bidi/>
-              <w:jc w:val="right"/>
-            </w:pPr>
-            <w:r>
-              <w:rPr>
-                <w:rFonts w:ascii="Arial" w:hAnsi="Arial" w:cs="Arial"/>
-                <w:rtl/>
-              </w:rPr>
-            </w:r>
-            <w:r>
-              <w:rPr>
-                <w:rFonts w:ascii="Arial" w:hAnsi="Arial" w:cs="Arial"/>
-                <w:b w:val="0"/>
-                <w:sz w:val="19"/>
-                <w:rtl/>
-              </w:rPr>
-              <w:t>C15</w:t>
-            </w:r>
-          </w:p>
-        </w:tc>
-        <w:tc>
-          <w:tcPr>
-            <w:tcW w:type="dxa" w:w="5386"/>
-          </w:tcPr>
-          <w:p>
-            <w:pPr>
-              <w:bidi/>
-              <w:jc w:val="right"/>
-            </w:pPr>
-            <w:r>
-              <w:rPr>
-                <w:rFonts w:ascii="Arial" w:hAnsi="Arial" w:cs="Arial"/>
-                <w:rtl/>
-              </w:rPr>
-            </w:r>
-            <w:r>
-              <w:rPr>
-                <w:rFonts w:ascii="Arial" w:hAnsi="Arial" w:cs="Arial"/>
-                <w:b w:val="0"/>
-                <w:sz w:val="19"/>
-                <w:rtl/>
-              </w:rPr>
-              <w:t>ریسک شخص ثالث و زنجیره تأمین — ارزیابی ارائه‌دهندگان خدمات، قراردادها و پایش مستمر</w:t>
-            </w:r>
-          </w:p>
-        </w:tc>
-        <w:tc>
-          <w:tcPr>
-            <w:tcW w:type="dxa" w:w="1134"/>
-          </w:tcPr>
-          <w:p>
-            <w:pPr>
-              <w:bidi/>
-              <w:jc w:val="center"/>
-            </w:pPr>
-            <w:r>
-              <w:rPr>
-                <w:rFonts w:ascii="Arial" w:hAnsi="Arial" w:cs="Arial"/>
-                <w:rtl/>
-              </w:rPr>
-            </w:r>
-            <w:r>
-              <w:rPr>
-                <w:rFonts w:ascii="Arial" w:hAnsi="Arial" w:cs="Arial"/>
-                <w:b w:val="0"/>
-                <w:sz w:val="19"/>
-                <w:rtl/>
-              </w:rPr>
-              <w:t>مشترک</w:t>
-            </w:r>
-          </w:p>
-        </w:tc>
-        <w:tc>
-          <w:tcPr>
-            <w:tcW w:type="dxa" w:w="1928"/>
-          </w:tcPr>
-          <w:p>
-            <w:pPr>
-              <w:bidi/>
-              <w:jc w:val="center"/>
-            </w:pPr>
-            <w:r>
-              <w:rPr>
-                <w:rFonts w:ascii="Arial" w:hAnsi="Arial" w:cs="Arial"/>
-                <w:rtl/>
-              </w:rPr>
-            </w:r>
-            <w:r>
-              <w:rPr>
-                <w:rFonts w:ascii="Arial" w:hAnsi="Arial" w:cs="Arial"/>
-                <w:b w:val="0"/>
-                <w:sz w:val="19"/>
-                <w:rtl/>
-              </w:rPr>
-              <w:t>۱ ☐   ۲ ☐   ۳ ☐   ۴ ☐   ۵ ☐</w:t>
-            </w:r>
-          </w:p>
-        </w:tc>
-        <w:tc>
-          <w:tcPr>
-            <w:tcW w:type="dxa" w:w="1928"/>
-          </w:tcPr>
-          <w:p>
-            <w:pPr>
-              <w:bidi/>
-              <w:jc w:val="center"/>
-            </w:pPr>
-            <w:r>
-              <w:rPr>
-                <w:rFonts w:ascii="Arial" w:hAnsi="Arial" w:cs="Arial"/>
-                <w:rtl/>
-              </w:rPr>
-            </w:r>
-            <w:r>
-              <w:rPr>
-                <w:rFonts w:ascii="Arial" w:hAnsi="Arial" w:cs="Arial"/>
-                <w:b w:val="0"/>
-                <w:sz w:val="19"/>
-                <w:rtl/>
-              </w:rPr>
-              <w:t>۱ ☐   ۲ ☐   ۳ ☐   ۴ ☐   ۵ ☐</w:t>
-            </w:r>
-          </w:p>
-        </w:tc>
-        <w:tc>
-          <w:tcPr>
-            <w:tcW w:type="dxa" w:w="3515"/>
-          </w:tcPr>
-          <w:p>
-            <w:pPr>
-              <w:bidi/>
-              <w:jc w:val="center"/>
             </w:pPr>
             <w:r>
               <w:rPr>
@@ -3580,17 +3580,17 @@
         <w:bidiVisual/>
       </w:tblPr>
       <w:tblGrid>
-        <w:gridCol w:w="794"/>
-        <w:gridCol w:w="5386"/>
-        <w:gridCol w:w="1134"/>
-        <w:gridCol w:w="1928"/>
-        <w:gridCol w:w="1928"/>
-        <w:gridCol w:w="3515"/>
+        <w:gridCol w:w="737"/>
+        <w:gridCol w:w="4535"/>
+        <w:gridCol w:w="1474"/>
+        <w:gridCol w:w="2608"/>
+        <w:gridCol w:w="2608"/>
+        <w:gridCol w:w="2721"/>
       </w:tblGrid>
       <w:tr>
         <w:tc>
           <w:tcPr>
-            <w:tcW w:type="dxa" w:w="794"/>
+            <w:tcW w:type="dxa" w:w="737"/>
             <w:shd w:val="clear" w:color="auto" w:fill="1F3864"/>
           </w:tcPr>
           <w:p>
@@ -3618,7 +3618,7 @@
         </w:tc>
         <w:tc>
           <w:tcPr>
-            <w:tcW w:type="dxa" w:w="5386"/>
+            <w:tcW w:type="dxa" w:w="4535"/>
             <w:shd w:val="clear" w:color="auto" w:fill="1F3864"/>
           </w:tcPr>
           <w:p>
@@ -3646,7 +3646,7 @@
         </w:tc>
         <w:tc>
           <w:tcPr>
-            <w:tcW w:type="dxa" w:w="1134"/>
+            <w:tcW w:type="dxa" w:w="1474"/>
             <w:shd w:val="clear" w:color="auto" w:fill="1F3864"/>
           </w:tcPr>
           <w:p>
@@ -3674,7 +3674,7 @@
         </w:tc>
         <w:tc>
           <w:tcPr>
-            <w:tcW w:type="dxa" w:w="1928"/>
+            <w:tcW w:type="dxa" w:w="2608"/>
             <w:shd w:val="clear" w:color="auto" w:fill="1F3864"/>
           </w:tcPr>
           <w:p>
@@ -3702,7 +3702,7 @@
         </w:tc>
         <w:tc>
           <w:tcPr>
-            <w:tcW w:type="dxa" w:w="1928"/>
+            <w:tcW w:type="dxa" w:w="2608"/>
             <w:shd w:val="clear" w:color="auto" w:fill="1F3864"/>
           </w:tcPr>
           <w:p>
@@ -3730,7 +3730,7 @@
         </w:tc>
         <w:tc>
           <w:tcPr>
-            <w:tcW w:type="dxa" w:w="3515"/>
+            <w:tcW w:type="dxa" w:w="2721"/>
             <w:shd w:val="clear" w:color="auto" w:fill="1F3864"/>
           </w:tcPr>
           <w:p>
@@ -3760,7 +3760,33 @@
       <w:tr>
         <w:tc>
           <w:tcPr>
-            <w:tcW w:type="dxa" w:w="794"/>
+            <w:tcW w:type="dxa" w:w="737"/>
+          </w:tcPr>
+          <w:p>
+            <w:pPr>
+              <w:bidi/>
+              <w:jc w:val="center"/>
+            </w:pPr>
+            <w:r>
+              <w:rPr>
+                <w:rFonts w:ascii="Arial" w:hAnsi="Arial" w:cs="Arial"/>
+                <w:rtl/>
+              </w:rPr>
+            </w:r>
+            <w:r>
+              <w:rPr>
+                <w:rFonts w:ascii="Arial" w:hAnsi="Arial" w:cs="Arial"/>
+                <w:b w:val="0"/>
+                <w:sz w:val="19"/>
+                <w:rtl/>
+              </w:rPr>
+              <w:t>C16</w:t>
+            </w:r>
+          </w:p>
+        </w:tc>
+        <w:tc>
+          <w:tcPr>
+            <w:tcW w:type="dxa" w:w="4535"/>
           </w:tcPr>
           <w:p>
             <w:pPr>
@@ -3780,13 +3806,91 @@
                 <w:sz w:val="19"/>
                 <w:rtl/>
               </w:rPr>
-              <w:t>C16</w:t>
+              <w:t>پایش مستمر و ثبت وقایع — ثبت و تحلیل لاگ‌ها، SIEM و کشف ناهنجاری</w:t>
             </w:r>
           </w:p>
         </w:tc>
         <w:tc>
           <w:tcPr>
-            <w:tcW w:type="dxa" w:w="5386"/>
+            <w:tcW w:type="dxa" w:w="1474"/>
+          </w:tcPr>
+          <w:p>
+            <w:pPr>
+              <w:bidi/>
+              <w:jc w:val="center"/>
+            </w:pPr>
+            <w:r>
+              <w:rPr>
+                <w:rFonts w:ascii="Arial" w:hAnsi="Arial" w:cs="Arial"/>
+                <w:rtl/>
+              </w:rPr>
+            </w:r>
+            <w:r>
+              <w:rPr>
+                <w:rFonts w:ascii="Arial" w:hAnsi="Arial" w:cs="Arial"/>
+                <w:b w:val="0"/>
+                <w:sz w:val="19"/>
+                <w:rtl/>
+              </w:rPr>
+              <w:t>مشترک</w:t>
+            </w:r>
+          </w:p>
+        </w:tc>
+        <w:tc>
+          <w:tcPr>
+            <w:tcW w:type="dxa" w:w="2608"/>
+          </w:tcPr>
+          <w:p>
+            <w:pPr>
+              <w:bidi/>
+              <w:jc w:val="center"/>
+            </w:pPr>
+            <w:r>
+              <w:rPr>
+                <w:rFonts w:ascii="Arial" w:hAnsi="Arial" w:cs="Arial"/>
+                <w:rtl/>
+              </w:rPr>
+            </w:r>
+            <w:r>
+              <w:rPr>
+                <w:rFonts w:ascii="Arial" w:hAnsi="Arial" w:cs="Arial"/>
+                <w:b w:val="0"/>
+                <w:sz w:val="19"/>
+                <w:rtl/>
+              </w:rPr>
+              <w:t>۱☐  ۲☐  ۳☐  ۴☐  ۵☐</w:t>
+            </w:r>
+          </w:p>
+        </w:tc>
+        <w:tc>
+          <w:tcPr>
+            <w:tcW w:type="dxa" w:w="2608"/>
+          </w:tcPr>
+          <w:p>
+            <w:pPr>
+              <w:bidi/>
+              <w:jc w:val="center"/>
+            </w:pPr>
+            <w:r>
+              <w:rPr>
+                <w:rFonts w:ascii="Arial" w:hAnsi="Arial" w:cs="Arial"/>
+                <w:rtl/>
+              </w:rPr>
+            </w:r>
+            <w:r>
+              <w:rPr>
+                <w:rFonts w:ascii="Arial" w:hAnsi="Arial" w:cs="Arial"/>
+                <w:b w:val="0"/>
+                <w:sz w:val="19"/>
+                <w:rtl/>
+              </w:rPr>
+              <w:t>۱☐  ۲☐  ۳☐  ۴☐  ۵☐</w:t>
+            </w:r>
+          </w:p>
+        </w:tc>
+        <w:tc>
+          <w:tcPr>
+            <w:tcW w:type="dxa" w:w="2721"/>
           </w:tcPr>
           <w:p>
             <w:pPr>
@@ -3806,13 +3910,14 @@
                 <w:sz w:val="19"/>
                 <w:rtl/>
               </w:rPr>
-              <w:t>پایش مستمر و ثبت وقایع — ثبت و تحلیل لاگ‌ها، SIEM و کشف ناهنجاری</w:t>
             </w:r>
           </w:p>
         </w:tc>
+      </w:tr>
+      <w:tr>
         <w:tc>
           <w:tcPr>
-            <w:tcW w:type="dxa" w:w="1134"/>
+            <w:tcW w:type="dxa" w:w="737"/>
           </w:tcPr>
           <w:p>
             <w:pPr>
@@ -3832,13 +3937,39 @@
                 <w:sz w:val="19"/>
                 <w:rtl/>
               </w:rPr>
-              <w:t>مشترک</w:t>
+              <w:t>C17</w:t>
             </w:r>
           </w:p>
         </w:tc>
         <w:tc>
           <w:tcPr>
-            <w:tcW w:type="dxa" w:w="1928"/>
+            <w:tcW w:type="dxa" w:w="4535"/>
+          </w:tcPr>
+          <w:p>
+            <w:pPr>
+              <w:bidi/>
+              <w:jc w:val="right"/>
+            </w:pPr>
+            <w:r>
+              <w:rPr>
+                <w:rFonts w:ascii="Arial" w:hAnsi="Arial" w:cs="Arial"/>
+                <w:rtl/>
+              </w:rPr>
+            </w:r>
+            <w:r>
+              <w:rPr>
+                <w:rFonts w:ascii="Arial" w:hAnsi="Arial" w:cs="Arial"/>
+                <w:b w:val="0"/>
+                <w:sz w:val="19"/>
+                <w:rtl/>
+              </w:rPr>
+              <w:t>مدیریت و پاسخ به حوادث — طرح پاسخ، آزمون طرح، مهار، تحلیل و ارتباطات</w:t>
+            </w:r>
+          </w:p>
+        </w:tc>
+        <w:tc>
+          <w:tcPr>
+            <w:tcW w:type="dxa" w:w="1474"/>
           </w:tcPr>
           <w:p>
             <w:pPr>
@@ -3858,13 +3989,13 @@
                 <w:sz w:val="19"/>
                 <w:rtl/>
               </w:rPr>
-              <w:t>۱ ☐   ۲ ☐   ۳ ☐   ۴ ☐   ۵ ☐</w:t>
+              <w:t>سازمان</w:t>
             </w:r>
           </w:p>
         </w:tc>
         <w:tc>
           <w:tcPr>
-            <w:tcW w:type="dxa" w:w="1928"/>
+            <w:tcW w:type="dxa" w:w="2608"/>
           </w:tcPr>
           <w:p>
             <w:pPr>
@@ -3884,13 +4015,13 @@
                 <w:sz w:val="19"/>
                 <w:rtl/>
               </w:rPr>
-              <w:t>۱ ☐   ۲ ☐   ۳ ☐   ۴ ☐   ۵ ☐</w:t>
+              <w:t>۱☐  ۲☐  ۳☐  ۴☐  ۵☐</w:t>
             </w:r>
           </w:p>
         </w:tc>
         <w:tc>
           <w:tcPr>
-            <w:tcW w:type="dxa" w:w="3515"/>
+            <w:tcW w:type="dxa" w:w="2608"/>
           </w:tcPr>
           <w:p>
             <w:pPr>
@@ -3910,6 +4041,32 @@
                 <w:sz w:val="19"/>
                 <w:rtl/>
               </w:rPr>
+              <w:t>۱☐  ۲☐  ۳☐  ۴☐  ۵☐</w:t>
+            </w:r>
+          </w:p>
+        </w:tc>
+        <w:tc>
+          <w:tcPr>
+            <w:tcW w:type="dxa" w:w="2721"/>
+          </w:tcPr>
+          <w:p>
+            <w:pPr>
+              <w:bidi/>
+              <w:jc w:val="right"/>
+            </w:pPr>
+            <w:r>
+              <w:rPr>
+                <w:rFonts w:ascii="Arial" w:hAnsi="Arial" w:cs="Arial"/>
+                <w:rtl/>
+              </w:rPr>
+            </w:r>
+            <w:r>
+              <w:rPr>
+                <w:rFonts w:ascii="Arial" w:hAnsi="Arial" w:cs="Arial"/>
+                <w:b w:val="0"/>
+                <w:sz w:val="19"/>
+                <w:rtl/>
+              </w:rPr>
             </w:r>
           </w:p>
         </w:tc>
@@ -3917,7 +4074,33 @@
       <w:tr>
         <w:tc>
           <w:tcPr>
-            <w:tcW w:type="dxa" w:w="794"/>
+            <w:tcW w:type="dxa" w:w="737"/>
+          </w:tcPr>
+          <w:p>
+            <w:pPr>
+              <w:bidi/>
+              <w:jc w:val="center"/>
+            </w:pPr>
+            <w:r>
+              <w:rPr>
+                <w:rFonts w:ascii="Arial" w:hAnsi="Arial" w:cs="Arial"/>
+                <w:rtl/>
+              </w:rPr>
+            </w:r>
+            <w:r>
+              <w:rPr>
+                <w:rFonts w:ascii="Arial" w:hAnsi="Arial" w:cs="Arial"/>
+                <w:b w:val="0"/>
+                <w:sz w:val="19"/>
+                <w:rtl/>
+              </w:rPr>
+              <w:t>C18</w:t>
+            </w:r>
+          </w:p>
+        </w:tc>
+        <w:tc>
+          <w:tcPr>
+            <w:tcW w:type="dxa" w:w="4535"/>
           </w:tcPr>
           <w:p>
             <w:pPr>
@@ -3937,39 +4120,13 @@
                 <w:sz w:val="19"/>
                 <w:rtl/>
               </w:rPr>
-              <w:t>C17</w:t>
+              <w:t>تداوم کسب‌وکار و بازیابی از بحران — طرح تداوم، آمادگی ICT و آزمون بازیابی</w:t>
             </w:r>
           </w:p>
         </w:tc>
         <w:tc>
           <w:tcPr>
-            <w:tcW w:type="dxa" w:w="5386"/>
-          </w:tcPr>
-          <w:p>
-            <w:pPr>
-              <w:bidi/>
-              <w:jc w:val="right"/>
-            </w:pPr>
-            <w:r>
-              <w:rPr>
-                <w:rFonts w:ascii="Arial" w:hAnsi="Arial" w:cs="Arial"/>
-                <w:rtl/>
-              </w:rPr>
-            </w:r>
-            <w:r>
-              <w:rPr>
-                <w:rFonts w:ascii="Arial" w:hAnsi="Arial" w:cs="Arial"/>
-                <w:b w:val="0"/>
-                <w:sz w:val="19"/>
-                <w:rtl/>
-              </w:rPr>
-              <w:t>مدیریت و پاسخ به حوادث — طرح پاسخ، آزمون طرح، مهار، تحلیل و ارتباطات</w:t>
-            </w:r>
-          </w:p>
-        </w:tc>
-        <w:tc>
-          <w:tcPr>
-            <w:tcW w:type="dxa" w:w="1134"/>
+            <w:tcW w:type="dxa" w:w="1474"/>
           </w:tcPr>
           <w:p>
             <w:pPr>
@@ -3989,13 +4146,13 @@
                 <w:sz w:val="19"/>
                 <w:rtl/>
               </w:rPr>
-              <w:t>سازمان</w:t>
+              <w:t>مشترک</w:t>
             </w:r>
           </w:p>
         </w:tc>
         <w:tc>
           <w:tcPr>
-            <w:tcW w:type="dxa" w:w="1928"/>
+            <w:tcW w:type="dxa" w:w="2608"/>
           </w:tcPr>
           <w:p>
             <w:pPr>
@@ -4015,13 +4172,13 @@
                 <w:sz w:val="19"/>
                 <w:rtl/>
               </w:rPr>
-              <w:t>۱ ☐   ۲ ☐   ۳ ☐   ۴ ☐   ۵ ☐</w:t>
+              <w:t>۱☐  ۲☐  ۳☐  ۴☐  ۵☐</w:t>
             </w:r>
           </w:p>
         </w:tc>
         <w:tc>
           <w:tcPr>
-            <w:tcW w:type="dxa" w:w="1928"/>
+            <w:tcW w:type="dxa" w:w="2608"/>
           </w:tcPr>
           <w:p>
             <w:pPr>
@@ -4041,175 +4198,18 @@
                 <w:sz w:val="19"/>
                 <w:rtl/>
               </w:rPr>
-              <w:t>۱ ☐   ۲ ☐   ۳ ☐   ۴ ☐   ۵ ☐</w:t>
+              <w:t>۱☐  ۲☐  ۳☐  ۴☐  ۵☐</w:t>
             </w:r>
           </w:p>
         </w:tc>
         <w:tc>
           <w:tcPr>
-            <w:tcW w:type="dxa" w:w="3515"/>
-          </w:tcPr>
-          <w:p>
-            <w:pPr>
-              <w:bidi/>
-              <w:jc w:val="center"/>
-            </w:pPr>
-            <w:r>
-              <w:rPr>
-                <w:rFonts w:ascii="Arial" w:hAnsi="Arial" w:cs="Arial"/>
-                <w:rtl/>
-              </w:rPr>
-            </w:r>
-            <w:r>
-              <w:rPr>
-                <w:rFonts w:ascii="Arial" w:hAnsi="Arial" w:cs="Arial"/>
-                <w:b w:val="0"/>
-                <w:sz w:val="19"/>
-                <w:rtl/>
-              </w:rPr>
-            </w:r>
-          </w:p>
-        </w:tc>
-      </w:tr>
-      <w:tr>
-        <w:tc>
-          <w:tcPr>
-            <w:tcW w:type="dxa" w:w="794"/>
+            <w:tcW w:type="dxa" w:w="2721"/>
           </w:tcPr>
           <w:p>
             <w:pPr>
               <w:bidi/>
               <w:jc w:val="right"/>
-            </w:pPr>
-            <w:r>
-              <w:rPr>
-                <w:rFonts w:ascii="Arial" w:hAnsi="Arial" w:cs="Arial"/>
-                <w:rtl/>
-              </w:rPr>
-            </w:r>
-            <w:r>
-              <w:rPr>
-                <w:rFonts w:ascii="Arial" w:hAnsi="Arial" w:cs="Arial"/>
-                <w:b w:val="0"/>
-                <w:sz w:val="19"/>
-                <w:rtl/>
-              </w:rPr>
-              <w:t>C18</w:t>
-            </w:r>
-          </w:p>
-        </w:tc>
-        <w:tc>
-          <w:tcPr>
-            <w:tcW w:type="dxa" w:w="5386"/>
-          </w:tcPr>
-          <w:p>
-            <w:pPr>
-              <w:bidi/>
-              <w:jc w:val="right"/>
-            </w:pPr>
-            <w:r>
-              <w:rPr>
-                <w:rFonts w:ascii="Arial" w:hAnsi="Arial" w:cs="Arial"/>
-                <w:rtl/>
-              </w:rPr>
-            </w:r>
-            <w:r>
-              <w:rPr>
-                <w:rFonts w:ascii="Arial" w:hAnsi="Arial" w:cs="Arial"/>
-                <w:b w:val="0"/>
-                <w:sz w:val="19"/>
-                <w:rtl/>
-              </w:rPr>
-              <w:t>تداوم کسب‌وکار و بازیابی از بحران — طرح تداوم، آمادگی ICT و آزمون بازیابی</w:t>
-            </w:r>
-          </w:p>
-        </w:tc>
-        <w:tc>
-          <w:tcPr>
-            <w:tcW w:type="dxa" w:w="1134"/>
-          </w:tcPr>
-          <w:p>
-            <w:pPr>
-              <w:bidi/>
-              <w:jc w:val="center"/>
-            </w:pPr>
-            <w:r>
-              <w:rPr>
-                <w:rFonts w:ascii="Arial" w:hAnsi="Arial" w:cs="Arial"/>
-                <w:rtl/>
-              </w:rPr>
-            </w:r>
-            <w:r>
-              <w:rPr>
-                <w:rFonts w:ascii="Arial" w:hAnsi="Arial" w:cs="Arial"/>
-                <w:b w:val="0"/>
-                <w:sz w:val="19"/>
-                <w:rtl/>
-              </w:rPr>
-              <w:t>مشترک</w:t>
-            </w:r>
-          </w:p>
-        </w:tc>
-        <w:tc>
-          <w:tcPr>
-            <w:tcW w:type="dxa" w:w="1928"/>
-          </w:tcPr>
-          <w:p>
-            <w:pPr>
-              <w:bidi/>
-              <w:jc w:val="center"/>
-            </w:pPr>
-            <w:r>
-              <w:rPr>
-                <w:rFonts w:ascii="Arial" w:hAnsi="Arial" w:cs="Arial"/>
-                <w:rtl/>
-              </w:rPr>
-            </w:r>
-            <w:r>
-              <w:rPr>
-                <w:rFonts w:ascii="Arial" w:hAnsi="Arial" w:cs="Arial"/>
-                <w:b w:val="0"/>
-                <w:sz w:val="19"/>
-                <w:rtl/>
-              </w:rPr>
-              <w:t>۱ ☐   ۲ ☐   ۳ ☐   ۴ ☐   ۵ ☐</w:t>
-            </w:r>
-          </w:p>
-        </w:tc>
-        <w:tc>
-          <w:tcPr>
-            <w:tcW w:type="dxa" w:w="1928"/>
-          </w:tcPr>
-          <w:p>
-            <w:pPr>
-              <w:bidi/>
-              <w:jc w:val="center"/>
-            </w:pPr>
-            <w:r>
-              <w:rPr>
-                <w:rFonts w:ascii="Arial" w:hAnsi="Arial" w:cs="Arial"/>
-                <w:rtl/>
-              </w:rPr>
-            </w:r>
-            <w:r>
-              <w:rPr>
-                <w:rFonts w:ascii="Arial" w:hAnsi="Arial" w:cs="Arial"/>
-                <w:b w:val="0"/>
-                <w:sz w:val="19"/>
-                <w:rtl/>
-              </w:rPr>
-              <w:t>۱ ☐   ۲ ☐   ۳ ☐   ۴ ☐   ۵ ☐</w:t>
-            </w:r>
-          </w:p>
-        </w:tc>
-        <w:tc>
-          <w:tcPr>
-            <w:tcW w:type="dxa" w:w="3515"/>
-          </w:tcPr>
-          <w:p>
-            <w:pPr>
-              <w:bidi/>
-              <w:jc w:val="center"/>
             </w:pPr>
             <w:r>
               <w:rPr>
@@ -4256,17 +4256,17 @@
         <w:bidiVisual/>
       </w:tblPr>
       <w:tblGrid>
-        <w:gridCol w:w="794"/>
-        <w:gridCol w:w="5386"/>
-        <w:gridCol w:w="1134"/>
-        <w:gridCol w:w="1928"/>
-        <w:gridCol w:w="1928"/>
-        <w:gridCol w:w="3515"/>
+        <w:gridCol w:w="737"/>
+        <w:gridCol w:w="4535"/>
+        <w:gridCol w:w="1474"/>
+        <w:gridCol w:w="2608"/>
+        <w:gridCol w:w="2608"/>
+        <w:gridCol w:w="2721"/>
       </w:tblGrid>
       <w:tr>
         <w:tc>
           <w:tcPr>
-            <w:tcW w:type="dxa" w:w="794"/>
+            <w:tcW w:type="dxa" w:w="737"/>
             <w:shd w:val="clear" w:color="auto" w:fill="1F3864"/>
           </w:tcPr>
           <w:p>
@@ -4294,7 +4294,7 @@
         </w:tc>
         <w:tc>
           <w:tcPr>
-            <w:tcW w:type="dxa" w:w="5386"/>
+            <w:tcW w:type="dxa" w:w="4535"/>
             <w:shd w:val="clear" w:color="auto" w:fill="1F3864"/>
           </w:tcPr>
           <w:p>
@@ -4322,7 +4322,7 @@
         </w:tc>
         <w:tc>
           <w:tcPr>
-            <w:tcW w:type="dxa" w:w="1134"/>
+            <w:tcW w:type="dxa" w:w="1474"/>
             <w:shd w:val="clear" w:color="auto" w:fill="1F3864"/>
           </w:tcPr>
           <w:p>
@@ -4350,7 +4350,7 @@
         </w:tc>
         <w:tc>
           <w:tcPr>
-            <w:tcW w:type="dxa" w:w="1928"/>
+            <w:tcW w:type="dxa" w:w="2608"/>
             <w:shd w:val="clear" w:color="auto" w:fill="1F3864"/>
           </w:tcPr>
           <w:p>
@@ -4378,7 +4378,7 @@
         </w:tc>
         <w:tc>
           <w:tcPr>
-            <w:tcW w:type="dxa" w:w="1928"/>
+            <w:tcW w:type="dxa" w:w="2608"/>
             <w:shd w:val="clear" w:color="auto" w:fill="1F3864"/>
           </w:tcPr>
           <w:p>
@@ -4406,7 +4406,7 @@
         </w:tc>
         <w:tc>
           <w:tcPr>
-            <w:tcW w:type="dxa" w:w="3515"/>
+            <w:tcW w:type="dxa" w:w="2721"/>
             <w:shd w:val="clear" w:color="auto" w:fill="1F3864"/>
           </w:tcPr>
           <w:p>
@@ -4436,7 +4436,33 @@
       <w:tr>
         <w:tc>
           <w:tcPr>
-            <w:tcW w:type="dxa" w:w="794"/>
+            <w:tcW w:type="dxa" w:w="737"/>
+          </w:tcPr>
+          <w:p>
+            <w:pPr>
+              <w:bidi/>
+              <w:jc w:val="center"/>
+            </w:pPr>
+            <w:r>
+              <w:rPr>
+                <w:rFonts w:ascii="Arial" w:hAnsi="Arial" w:cs="Arial"/>
+                <w:rtl/>
+              </w:rPr>
+            </w:r>
+            <w:r>
+              <w:rPr>
+                <w:rFonts w:ascii="Arial" w:hAnsi="Arial" w:cs="Arial"/>
+                <w:b w:val="0"/>
+                <w:sz w:val="19"/>
+                <w:rtl/>
+              </w:rPr>
+              <w:t>C19</w:t>
+            </w:r>
+          </w:p>
+        </w:tc>
+        <w:tc>
+          <w:tcPr>
+            <w:tcW w:type="dxa" w:w="4535"/>
           </w:tcPr>
           <w:p>
             <w:pPr>
@@ -4456,13 +4482,91 @@
                 <w:sz w:val="19"/>
                 <w:rtl/>
               </w:rPr>
-              <w:t>C19</w:t>
+              <w:t>انطباق با الزامات قانونی و حریم خصوصی — رعایت قوانین/مقررات ملی و صنعتی؛ ارزیابی اثر حریم خصوصی</w:t>
             </w:r>
           </w:p>
         </w:tc>
         <w:tc>
           <w:tcPr>
-            <w:tcW w:type="dxa" w:w="5386"/>
+            <w:tcW w:type="dxa" w:w="1474"/>
+          </w:tcPr>
+          <w:p>
+            <w:pPr>
+              <w:bidi/>
+              <w:jc w:val="center"/>
+            </w:pPr>
+            <w:r>
+              <w:rPr>
+                <w:rFonts w:ascii="Arial" w:hAnsi="Arial" w:cs="Arial"/>
+                <w:rtl/>
+              </w:rPr>
+            </w:r>
+            <w:r>
+              <w:rPr>
+                <w:rFonts w:ascii="Arial" w:hAnsi="Arial" w:cs="Arial"/>
+                <w:b w:val="0"/>
+                <w:sz w:val="19"/>
+                <w:rtl/>
+              </w:rPr>
+              <w:t>مشترک</w:t>
+            </w:r>
+          </w:p>
+        </w:tc>
+        <w:tc>
+          <w:tcPr>
+            <w:tcW w:type="dxa" w:w="2608"/>
+          </w:tcPr>
+          <w:p>
+            <w:pPr>
+              <w:bidi/>
+              <w:jc w:val="center"/>
+            </w:pPr>
+            <w:r>
+              <w:rPr>
+                <w:rFonts w:ascii="Arial" w:hAnsi="Arial" w:cs="Arial"/>
+                <w:rtl/>
+              </w:rPr>
+            </w:r>
+            <w:r>
+              <w:rPr>
+                <w:rFonts w:ascii="Arial" w:hAnsi="Arial" w:cs="Arial"/>
+                <w:b w:val="0"/>
+                <w:sz w:val="19"/>
+                <w:rtl/>
+              </w:rPr>
+              <w:t>۱☐  ۲☐  ۳☐  ۴☐  ۵☐</w:t>
+            </w:r>
+          </w:p>
+        </w:tc>
+        <w:tc>
+          <w:tcPr>
+            <w:tcW w:type="dxa" w:w="2608"/>
+          </w:tcPr>
+          <w:p>
+            <w:pPr>
+              <w:bidi/>
+              <w:jc w:val="center"/>
+            </w:pPr>
+            <w:r>
+              <w:rPr>
+                <w:rFonts w:ascii="Arial" w:hAnsi="Arial" w:cs="Arial"/>
+                <w:rtl/>
+              </w:rPr>
+            </w:r>
+            <w:r>
+              <w:rPr>
+                <w:rFonts w:ascii="Arial" w:hAnsi="Arial" w:cs="Arial"/>
+                <w:b w:val="0"/>
+                <w:sz w:val="19"/>
+                <w:rtl/>
+              </w:rPr>
+              <w:t>۱☐  ۲☐  ۳☐  ۴☐  ۵☐</w:t>
+            </w:r>
+          </w:p>
+        </w:tc>
+        <w:tc>
+          <w:tcPr>
+            <w:tcW w:type="dxa" w:w="2721"/>
           </w:tcPr>
           <w:p>
             <w:pPr>
@@ -4482,13 +4586,14 @@
                 <w:sz w:val="19"/>
                 <w:rtl/>
               </w:rPr>
-              <w:t>انطباق با الزامات قانونی و حریم خصوصی — رعایت قوانین/مقررات ملی و صنعتی؛ ارزیابی اثر حریم خصوصی</w:t>
             </w:r>
           </w:p>
         </w:tc>
+      </w:tr>
+      <w:tr>
         <w:tc>
           <w:tcPr>
-            <w:tcW w:type="dxa" w:w="1134"/>
+            <w:tcW w:type="dxa" w:w="737"/>
           </w:tcPr>
           <w:p>
             <w:pPr>
@@ -4508,13 +4613,39 @@
                 <w:sz w:val="19"/>
                 <w:rtl/>
               </w:rPr>
-              <w:t>مشترک</w:t>
+              <w:t>C20</w:t>
             </w:r>
           </w:p>
         </w:tc>
         <w:tc>
           <w:tcPr>
-            <w:tcW w:type="dxa" w:w="1928"/>
+            <w:tcW w:type="dxa" w:w="4535"/>
+          </w:tcPr>
+          <w:p>
+            <w:pPr>
+              <w:bidi/>
+              <w:jc w:val="right"/>
+            </w:pPr>
+            <w:r>
+              <w:rPr>
+                <w:rFonts w:ascii="Arial" w:hAnsi="Arial" w:cs="Arial"/>
+                <w:rtl/>
+              </w:rPr>
+            </w:r>
+            <w:r>
+              <w:rPr>
+                <w:rFonts w:ascii="Arial" w:hAnsi="Arial" w:cs="Arial"/>
+                <w:b w:val="0"/>
+                <w:sz w:val="19"/>
+                <w:rtl/>
+              </w:rPr>
+              <w:t>بهبود مستمر و ارزیابی اثربخشی — ممیزی داخلی، بازنگری مدیریت و بهبود مستمر</w:t>
+            </w:r>
+          </w:p>
+        </w:tc>
+        <w:tc>
+          <w:tcPr>
+            <w:tcW w:type="dxa" w:w="1474"/>
           </w:tcPr>
           <w:p>
             <w:pPr>
@@ -4534,13 +4665,13 @@
                 <w:sz w:val="19"/>
                 <w:rtl/>
               </w:rPr>
-              <w:t>۱ ☐   ۲ ☐   ۳ ☐   ۴ ☐   ۵ ☐</w:t>
+              <w:t>سازمان</w:t>
             </w:r>
           </w:p>
         </w:tc>
         <w:tc>
           <w:tcPr>
-            <w:tcW w:type="dxa" w:w="1928"/>
+            <w:tcW w:type="dxa" w:w="2608"/>
           </w:tcPr>
           <w:p>
             <w:pPr>
@@ -4560,13 +4691,13 @@
                 <w:sz w:val="19"/>
                 <w:rtl/>
               </w:rPr>
-              <w:t>۱ ☐   ۲ ☐   ۳ ☐   ۴ ☐   ۵ ☐</w:t>
+              <w:t>۱☐  ۲☐  ۳☐  ۴☐  ۵☐</w:t>
             </w:r>
           </w:p>
         </w:tc>
         <w:tc>
           <w:tcPr>
-            <w:tcW w:type="dxa" w:w="3515"/>
+            <w:tcW w:type="dxa" w:w="2608"/>
           </w:tcPr>
           <w:p>
             <w:pPr>
@@ -4586,6 +4717,32 @@
                 <w:sz w:val="19"/>
                 <w:rtl/>
               </w:rPr>
+              <w:t>۱☐  ۲☐  ۳☐  ۴☐  ۵☐</w:t>
+            </w:r>
+          </w:p>
+        </w:tc>
+        <w:tc>
+          <w:tcPr>
+            <w:tcW w:type="dxa" w:w="2721"/>
+          </w:tcPr>
+          <w:p>
+            <w:pPr>
+              <w:bidi/>
+              <w:jc w:val="right"/>
+            </w:pPr>
+            <w:r>
+              <w:rPr>
+                <w:rFonts w:ascii="Arial" w:hAnsi="Arial" w:cs="Arial"/>
+                <w:rtl/>
+              </w:rPr>
+            </w:r>
+            <w:r>
+              <w:rPr>
+                <w:rFonts w:ascii="Arial" w:hAnsi="Arial" w:cs="Arial"/>
+                <w:b w:val="0"/>
+                <w:sz w:val="19"/>
+                <w:rtl/>
+              </w:rPr>
             </w:r>
           </w:p>
         </w:tc>
@@ -4593,7 +4750,33 @@
       <w:tr>
         <w:tc>
           <w:tcPr>
-            <w:tcW w:type="dxa" w:w="794"/>
+            <w:tcW w:type="dxa" w:w="737"/>
+          </w:tcPr>
+          <w:p>
+            <w:pPr>
+              <w:bidi/>
+              <w:jc w:val="center"/>
+            </w:pPr>
+            <w:r>
+              <w:rPr>
+                <w:rFonts w:ascii="Arial" w:hAnsi="Arial" w:cs="Arial"/>
+                <w:rtl/>
+              </w:rPr>
+            </w:r>
+            <w:r>
+              <w:rPr>
+                <w:rFonts w:ascii="Arial" w:hAnsi="Arial" w:cs="Arial"/>
+                <w:b w:val="0"/>
+                <w:sz w:val="19"/>
+                <w:rtl/>
+              </w:rPr>
+              <w:t>C21</w:t>
+            </w:r>
+          </w:p>
+        </w:tc>
+        <w:tc>
+          <w:tcPr>
+            <w:tcW w:type="dxa" w:w="4535"/>
           </w:tcPr>
           <w:p>
             <w:pPr>
@@ -4613,39 +4796,13 @@
                 <w:sz w:val="19"/>
                 <w:rtl/>
               </w:rPr>
-              <w:t>C20</w:t>
+              <w:t>مستندسازی و گزارشگری ریسک — ثبت یافته‌ها و گزارش به مدیریت و ذینفعان</w:t>
             </w:r>
           </w:p>
         </w:tc>
         <w:tc>
           <w:tcPr>
-            <w:tcW w:type="dxa" w:w="5386"/>
-          </w:tcPr>
-          <w:p>
-            <w:pPr>
-              <w:bidi/>
-              <w:jc w:val="right"/>
-            </w:pPr>
-            <w:r>
-              <w:rPr>
-                <w:rFonts w:ascii="Arial" w:hAnsi="Arial" w:cs="Arial"/>
-                <w:rtl/>
-              </w:rPr>
-            </w:r>
-            <w:r>
-              <w:rPr>
-                <w:rFonts w:ascii="Arial" w:hAnsi="Arial" w:cs="Arial"/>
-                <w:b w:val="0"/>
-                <w:sz w:val="19"/>
-                <w:rtl/>
-              </w:rPr>
-              <w:t>بهبود مستمر و ارزیابی اثربخشی — ممیزی داخلی، بازنگری مدیریت و بهبود مستمر</w:t>
-            </w:r>
-          </w:p>
-        </w:tc>
-        <w:tc>
-          <w:tcPr>
-            <w:tcW w:type="dxa" w:w="1134"/>
+            <w:tcW w:type="dxa" w:w="1474"/>
           </w:tcPr>
           <w:p>
             <w:pPr>
@@ -4665,13 +4822,13 @@
                 <w:sz w:val="19"/>
                 <w:rtl/>
               </w:rPr>
-              <w:t>سازمان</w:t>
+              <w:t>مشترک</w:t>
             </w:r>
           </w:p>
         </w:tc>
         <w:tc>
           <w:tcPr>
-            <w:tcW w:type="dxa" w:w="1928"/>
+            <w:tcW w:type="dxa" w:w="2608"/>
           </w:tcPr>
           <w:p>
             <w:pPr>
@@ -4691,13 +4848,13 @@
                 <w:sz w:val="19"/>
                 <w:rtl/>
               </w:rPr>
-              <w:t>۱ ☐   ۲ ☐   ۳ ☐   ۴ ☐   ۵ ☐</w:t>
+              <w:t>۱☐  ۲☐  ۳☐  ۴☐  ۵☐</w:t>
             </w:r>
           </w:p>
         </w:tc>
         <w:tc>
           <w:tcPr>
-            <w:tcW w:type="dxa" w:w="1928"/>
+            <w:tcW w:type="dxa" w:w="2608"/>
           </w:tcPr>
           <w:p>
             <w:pPr>
@@ -4717,175 +4874,18 @@
                 <w:sz w:val="19"/>
                 <w:rtl/>
               </w:rPr>
-              <w:t>۱ ☐   ۲ ☐   ۳ ☐   ۴ ☐   ۵ ☐</w:t>
+              <w:t>۱☐  ۲☐  ۳☐  ۴☐  ۵☐</w:t>
             </w:r>
           </w:p>
         </w:tc>
         <w:tc>
           <w:tcPr>
-            <w:tcW w:type="dxa" w:w="3515"/>
-          </w:tcPr>
-          <w:p>
-            <w:pPr>
-              <w:bidi/>
-              <w:jc w:val="center"/>
-            </w:pPr>
-            <w:r>
-              <w:rPr>
-                <w:rFonts w:ascii="Arial" w:hAnsi="Arial" w:cs="Arial"/>
-                <w:rtl/>
-              </w:rPr>
-            </w:r>
-            <w:r>
-              <w:rPr>
-                <w:rFonts w:ascii="Arial" w:hAnsi="Arial" w:cs="Arial"/>
-                <w:b w:val="0"/>
-                <w:sz w:val="19"/>
-                <w:rtl/>
-              </w:rPr>
-            </w:r>
-          </w:p>
-        </w:tc>
-      </w:tr>
-      <w:tr>
-        <w:tc>
-          <w:tcPr>
-            <w:tcW w:type="dxa" w:w="794"/>
+            <w:tcW w:type="dxa" w:w="2721"/>
           </w:tcPr>
           <w:p>
             <w:pPr>
               <w:bidi/>
               <w:jc w:val="right"/>
-            </w:pPr>
-            <w:r>
-              <w:rPr>
-                <w:rFonts w:ascii="Arial" w:hAnsi="Arial" w:cs="Arial"/>
-                <w:rtl/>
-              </w:rPr>
-            </w:r>
-            <w:r>
-              <w:rPr>
-                <w:rFonts w:ascii="Arial" w:hAnsi="Arial" w:cs="Arial"/>
-                <w:b w:val="0"/>
-                <w:sz w:val="19"/>
-                <w:rtl/>
-              </w:rPr>
-              <w:t>C21</w:t>
-            </w:r>
-          </w:p>
-        </w:tc>
-        <w:tc>
-          <w:tcPr>
-            <w:tcW w:type="dxa" w:w="5386"/>
-          </w:tcPr>
-          <w:p>
-            <w:pPr>
-              <w:bidi/>
-              <w:jc w:val="right"/>
-            </w:pPr>
-            <w:r>
-              <w:rPr>
-                <w:rFonts w:ascii="Arial" w:hAnsi="Arial" w:cs="Arial"/>
-                <w:rtl/>
-              </w:rPr>
-            </w:r>
-            <w:r>
-              <w:rPr>
-                <w:rFonts w:ascii="Arial" w:hAnsi="Arial" w:cs="Arial"/>
-                <w:b w:val="0"/>
-                <w:sz w:val="19"/>
-                <w:rtl/>
-              </w:rPr>
-              <w:t>مستندسازی و گزارشگری ریسک — ثبت یافته‌ها و گزارش به مدیریت و ذینفعان</w:t>
-            </w:r>
-          </w:p>
-        </w:tc>
-        <w:tc>
-          <w:tcPr>
-            <w:tcW w:type="dxa" w:w="1134"/>
-          </w:tcPr>
-          <w:p>
-            <w:pPr>
-              <w:bidi/>
-              <w:jc w:val="center"/>
-            </w:pPr>
-            <w:r>
-              <w:rPr>
-                <w:rFonts w:ascii="Arial" w:hAnsi="Arial" w:cs="Arial"/>
-                <w:rtl/>
-              </w:rPr>
-            </w:r>
-            <w:r>
-              <w:rPr>
-                <w:rFonts w:ascii="Arial" w:hAnsi="Arial" w:cs="Arial"/>
-                <w:b w:val="0"/>
-                <w:sz w:val="19"/>
-                <w:rtl/>
-              </w:rPr>
-              <w:t>مشترک</w:t>
-            </w:r>
-          </w:p>
-        </w:tc>
-        <w:tc>
-          <w:tcPr>
-            <w:tcW w:type="dxa" w:w="1928"/>
-          </w:tcPr>
-          <w:p>
-            <w:pPr>
-              <w:bidi/>
-              <w:jc w:val="center"/>
-            </w:pPr>
-            <w:r>
-              <w:rPr>
-                <w:rFonts w:ascii="Arial" w:hAnsi="Arial" w:cs="Arial"/>
-                <w:rtl/>
-              </w:rPr>
-            </w:r>
-            <w:r>
-              <w:rPr>
-                <w:rFonts w:ascii="Arial" w:hAnsi="Arial" w:cs="Arial"/>
-                <w:b w:val="0"/>
-                <w:sz w:val="19"/>
-                <w:rtl/>
-              </w:rPr>
-              <w:t>۱ ☐   ۲ ☐   ۳ ☐   ۴ ☐   ۵ ☐</w:t>
-            </w:r>
-          </w:p>
-        </w:tc>
-        <w:tc>
-          <w:tcPr>
-            <w:tcW w:type="dxa" w:w="1928"/>
-          </w:tcPr>
-          <w:p>
-            <w:pPr>
-              <w:bidi/>
-              <w:jc w:val="center"/>
-            </w:pPr>
-            <w:r>
-              <w:rPr>
-                <w:rFonts w:ascii="Arial" w:hAnsi="Arial" w:cs="Arial"/>
-                <w:rtl/>
-              </w:rPr>
-            </w:r>
-            <w:r>
-              <w:rPr>
-                <w:rFonts w:ascii="Arial" w:hAnsi="Arial" w:cs="Arial"/>
-                <w:b w:val="0"/>
-                <w:sz w:val="19"/>
-                <w:rtl/>
-              </w:rPr>
-              <w:t>۱ ☐   ۲ ☐   ۳ ☐   ۴ ☐   ۵ ☐</w:t>
-            </w:r>
-          </w:p>
-        </w:tc>
-        <w:tc>
-          <w:tcPr>
-            <w:tcW w:type="dxa" w:w="3515"/>
-          </w:tcPr>
-          <w:p>
-            <w:pPr>
-              <w:bidi/>
-              <w:jc w:val="center"/>
             </w:pPr>
             <w:r>
               <w:rPr>
@@ -4932,17 +4932,17 @@
         <w:bidiVisual/>
       </w:tblPr>
       <w:tblGrid>
-        <w:gridCol w:w="794"/>
-        <w:gridCol w:w="5386"/>
-        <w:gridCol w:w="1134"/>
-        <w:gridCol w:w="1928"/>
-        <w:gridCol w:w="1928"/>
-        <w:gridCol w:w="3515"/>
+        <w:gridCol w:w="737"/>
+        <w:gridCol w:w="4535"/>
+        <w:gridCol w:w="1474"/>
+        <w:gridCol w:w="2608"/>
+        <w:gridCol w:w="2608"/>
+        <w:gridCol w:w="2721"/>
       </w:tblGrid>
       <w:tr>
         <w:tc>
           <w:tcPr>
-            <w:tcW w:type="dxa" w:w="794"/>
+            <w:tcW w:type="dxa" w:w="737"/>
             <w:shd w:val="clear" w:color="auto" w:fill="1F3864"/>
           </w:tcPr>
           <w:p>
@@ -4970,7 +4970,7 @@
         </w:tc>
         <w:tc>
           <w:tcPr>
-            <w:tcW w:type="dxa" w:w="5386"/>
+            <w:tcW w:type="dxa" w:w="4535"/>
             <w:shd w:val="clear" w:color="auto" w:fill="1F3864"/>
           </w:tcPr>
           <w:p>
@@ -4998,7 +4998,7 @@
         </w:tc>
         <w:tc>
           <w:tcPr>
-            <w:tcW w:type="dxa" w:w="1134"/>
+            <w:tcW w:type="dxa" w:w="1474"/>
             <w:shd w:val="clear" w:color="auto" w:fill="1F3864"/>
           </w:tcPr>
           <w:p>
@@ -5026,7 +5026,7 @@
         </w:tc>
         <w:tc>
           <w:tcPr>
-            <w:tcW w:type="dxa" w:w="1928"/>
+            <w:tcW w:type="dxa" w:w="2608"/>
             <w:shd w:val="clear" w:color="auto" w:fill="1F3864"/>
           </w:tcPr>
           <w:p>
@@ -5054,7 +5054,7 @@
         </w:tc>
         <w:tc>
           <w:tcPr>
-            <w:tcW w:type="dxa" w:w="1928"/>
+            <w:tcW w:type="dxa" w:w="2608"/>
             <w:shd w:val="clear" w:color="auto" w:fill="1F3864"/>
           </w:tcPr>
           <w:p>
@@ -5082,7 +5082,7 @@
         </w:tc>
         <w:tc>
           <w:tcPr>
-            <w:tcW w:type="dxa" w:w="3515"/>
+            <w:tcW w:type="dxa" w:w="2721"/>
             <w:shd w:val="clear" w:color="auto" w:fill="1F3864"/>
           </w:tcPr>
           <w:p>
@@ -5112,7 +5112,33 @@
       <w:tr>
         <w:tc>
           <w:tcPr>
-            <w:tcW w:type="dxa" w:w="794"/>
+            <w:tcW w:type="dxa" w:w="737"/>
+          </w:tcPr>
+          <w:p>
+            <w:pPr>
+              <w:bidi/>
+              <w:jc w:val="center"/>
+            </w:pPr>
+            <w:r>
+              <w:rPr>
+                <w:rFonts w:ascii="Arial" w:hAnsi="Arial" w:cs="Arial"/>
+                <w:rtl/>
+              </w:rPr>
+            </w:r>
+            <w:r>
+              <w:rPr>
+                <w:rFonts w:ascii="Arial" w:hAnsi="Arial" w:cs="Arial"/>
+                <w:b w:val="0"/>
+                <w:sz w:val="19"/>
+                <w:rtl/>
+              </w:rPr>
+              <w:t>A01</w:t>
+            </w:r>
+          </w:p>
+        </w:tc>
+        <w:tc>
+          <w:tcPr>
+            <w:tcW w:type="dxa" w:w="4535"/>
           </w:tcPr>
           <w:p>
             <w:pPr>
@@ -5132,13 +5158,91 @@
                 <w:sz w:val="19"/>
                 <w:rtl/>
               </w:rPr>
-              <w:t>A01</w:t>
+              <w:t>درک سازمان، محیط IT و سیستم اطلاعاتی — کسب درک از فناوری، سیستم‌های مالی و وابستگی کسب‌وکار به IT</w:t>
             </w:r>
           </w:p>
         </w:tc>
         <w:tc>
           <w:tcPr>
-            <w:tcW w:type="dxa" w:w="5386"/>
+            <w:tcW w:type="dxa" w:w="1474"/>
+          </w:tcPr>
+          <w:p>
+            <w:pPr>
+              <w:bidi/>
+              <w:jc w:val="center"/>
+            </w:pPr>
+            <w:r>
+              <w:rPr>
+                <w:rFonts w:ascii="Arial" w:hAnsi="Arial" w:cs="Arial"/>
+                <w:rtl/>
+              </w:rPr>
+            </w:r>
+            <w:r>
+              <w:rPr>
+                <w:rFonts w:ascii="Arial" w:hAnsi="Arial" w:cs="Arial"/>
+                <w:b w:val="0"/>
+                <w:sz w:val="19"/>
+                <w:rtl/>
+              </w:rPr>
+              <w:t>حسابرس</w:t>
+            </w:r>
+          </w:p>
+        </w:tc>
+        <w:tc>
+          <w:tcPr>
+            <w:tcW w:type="dxa" w:w="2608"/>
+          </w:tcPr>
+          <w:p>
+            <w:pPr>
+              <w:bidi/>
+              <w:jc w:val="center"/>
+            </w:pPr>
+            <w:r>
+              <w:rPr>
+                <w:rFonts w:ascii="Arial" w:hAnsi="Arial" w:cs="Arial"/>
+                <w:rtl/>
+              </w:rPr>
+            </w:r>
+            <w:r>
+              <w:rPr>
+                <w:rFonts w:ascii="Arial" w:hAnsi="Arial" w:cs="Arial"/>
+                <w:b w:val="0"/>
+                <w:sz w:val="19"/>
+                <w:rtl/>
+              </w:rPr>
+              <w:t>۱☐  ۲☐  ۳☐  ۴☐  ۵☐</w:t>
+            </w:r>
+          </w:p>
+        </w:tc>
+        <w:tc>
+          <w:tcPr>
+            <w:tcW w:type="dxa" w:w="2608"/>
+          </w:tcPr>
+          <w:p>
+            <w:pPr>
+              <w:bidi/>
+              <w:jc w:val="center"/>
+            </w:pPr>
+            <w:r>
+              <w:rPr>
+                <w:rFonts w:ascii="Arial" w:hAnsi="Arial" w:cs="Arial"/>
+                <w:rtl/>
+              </w:rPr>
+            </w:r>
+            <w:r>
+              <w:rPr>
+                <w:rFonts w:ascii="Arial" w:hAnsi="Arial" w:cs="Arial"/>
+                <w:b w:val="0"/>
+                <w:sz w:val="19"/>
+                <w:rtl/>
+              </w:rPr>
+              <w:t>۱☐  ۲☐  ۳☐  ۴☐  ۵☐</w:t>
+            </w:r>
+          </w:p>
+        </w:tc>
+        <w:tc>
+          <w:tcPr>
+            <w:tcW w:type="dxa" w:w="2721"/>
           </w:tcPr>
           <w:p>
             <w:pPr>
@@ -5158,13 +5262,14 @@
                 <w:sz w:val="19"/>
                 <w:rtl/>
               </w:rPr>
-              <w:t>درک سازمان، محیط IT و سیستم اطلاعاتی — کسب درک از فناوری، سیستم‌های مالی و وابستگی کسب‌وکار به IT</w:t>
             </w:r>
           </w:p>
         </w:tc>
+      </w:tr>
+      <w:tr>
         <w:tc>
           <w:tcPr>
-            <w:tcW w:type="dxa" w:w="1134"/>
+            <w:tcW w:type="dxa" w:w="737"/>
           </w:tcPr>
           <w:p>
             <w:pPr>
@@ -5184,13 +5289,39 @@
                 <w:sz w:val="19"/>
                 <w:rtl/>
               </w:rPr>
-              <w:t>حسابرس</w:t>
+              <w:t>A02</w:t>
             </w:r>
           </w:p>
         </w:tc>
         <w:tc>
           <w:tcPr>
-            <w:tcW w:type="dxa" w:w="1928"/>
+            <w:tcW w:type="dxa" w:w="4535"/>
+          </w:tcPr>
+          <w:p>
+            <w:pPr>
+              <w:bidi/>
+              <w:jc w:val="right"/>
+            </w:pPr>
+            <w:r>
+              <w:rPr>
+                <w:rFonts w:ascii="Arial" w:hAnsi="Arial" w:cs="Arial"/>
+                <w:rtl/>
+              </w:rPr>
+            </w:r>
+            <w:r>
+              <w:rPr>
+                <w:rFonts w:ascii="Arial" w:hAnsi="Arial" w:cs="Arial"/>
+                <w:b w:val="0"/>
+                <w:sz w:val="19"/>
+                <w:rtl/>
+              </w:rPr>
+              <w:t>ارزیابی اثر ریسک سایبری بر ریسک تحریف با اهمیت — اتصال ریسک سایبری به ادعاهای صورت‌های مالی و ریسک‌های ذاتی</w:t>
+            </w:r>
+          </w:p>
+        </w:tc>
+        <w:tc>
+          <w:tcPr>
+            <w:tcW w:type="dxa" w:w="1474"/>
           </w:tcPr>
           <w:p>
             <w:pPr>
@@ -5210,13 +5341,13 @@
                 <w:sz w:val="19"/>
                 <w:rtl/>
               </w:rPr>
-              <w:t>۱ ☐   ۲ ☐   ۳ ☐   ۴ ☐   ۵ ☐</w:t>
+              <w:t>حسابرس</w:t>
             </w:r>
           </w:p>
         </w:tc>
         <w:tc>
           <w:tcPr>
-            <w:tcW w:type="dxa" w:w="1928"/>
+            <w:tcW w:type="dxa" w:w="2608"/>
           </w:tcPr>
           <w:p>
             <w:pPr>
@@ -5236,13 +5367,13 @@
                 <w:sz w:val="19"/>
                 <w:rtl/>
               </w:rPr>
-              <w:t>۱ ☐   ۲ ☐   ۳ ☐   ۴ ☐   ۵ ☐</w:t>
+              <w:t>۱☐  ۲☐  ۳☐  ۴☐  ۵☐</w:t>
             </w:r>
           </w:p>
         </w:tc>
         <w:tc>
           <w:tcPr>
-            <w:tcW w:type="dxa" w:w="3515"/>
+            <w:tcW w:type="dxa" w:w="2608"/>
           </w:tcPr>
           <w:p>
             <w:pPr>
@@ -5262,6 +5393,32 @@
                 <w:sz w:val="19"/>
                 <w:rtl/>
               </w:rPr>
+              <w:t>۱☐  ۲☐  ۳☐  ۴☐  ۵☐</w:t>
+            </w:r>
+          </w:p>
+        </w:tc>
+        <w:tc>
+          <w:tcPr>
+            <w:tcW w:type="dxa" w:w="2721"/>
+          </w:tcPr>
+          <w:p>
+            <w:pPr>
+              <w:bidi/>
+              <w:jc w:val="right"/>
+            </w:pPr>
+            <w:r>
+              <w:rPr>
+                <w:rFonts w:ascii="Arial" w:hAnsi="Arial" w:cs="Arial"/>
+                <w:rtl/>
+              </w:rPr>
+            </w:r>
+            <w:r>
+              <w:rPr>
+                <w:rFonts w:ascii="Arial" w:hAnsi="Arial" w:cs="Arial"/>
+                <w:b w:val="0"/>
+                <w:sz w:val="19"/>
+                <w:rtl/>
+              </w:rPr>
             </w:r>
           </w:p>
         </w:tc>
@@ -5269,7 +5426,33 @@
       <w:tr>
         <w:tc>
           <w:tcPr>
-            <w:tcW w:type="dxa" w:w="794"/>
+            <w:tcW w:type="dxa" w:w="737"/>
+          </w:tcPr>
+          <w:p>
+            <w:pPr>
+              <w:bidi/>
+              <w:jc w:val="center"/>
+            </w:pPr>
+            <w:r>
+              <w:rPr>
+                <w:rFonts w:ascii="Arial" w:hAnsi="Arial" w:cs="Arial"/>
+                <w:rtl/>
+              </w:rPr>
+            </w:r>
+            <w:r>
+              <w:rPr>
+                <w:rFonts w:ascii="Arial" w:hAnsi="Arial" w:cs="Arial"/>
+                <w:b w:val="0"/>
+                <w:sz w:val="19"/>
+                <w:rtl/>
+              </w:rPr>
+              <w:t>A03</w:t>
+            </w:r>
+          </w:p>
+        </w:tc>
+        <w:tc>
+          <w:tcPr>
+            <w:tcW w:type="dxa" w:w="4535"/>
           </w:tcPr>
           <w:p>
             <w:pPr>
@@ -5289,13 +5472,91 @@
                 <w:sz w:val="19"/>
                 <w:rtl/>
               </w:rPr>
-              <w:t>A02</w:t>
+              <w:t>ارزیابی طراحی و اثربخشی کنترل‌های عمومی IT — آزمون طراحی/اجرای ITGC و تعیین اتکا به کنترل‌ها</w:t>
             </w:r>
           </w:p>
         </w:tc>
         <w:tc>
           <w:tcPr>
-            <w:tcW w:type="dxa" w:w="5386"/>
+            <w:tcW w:type="dxa" w:w="1474"/>
+          </w:tcPr>
+          <w:p>
+            <w:pPr>
+              <w:bidi/>
+              <w:jc w:val="center"/>
+            </w:pPr>
+            <w:r>
+              <w:rPr>
+                <w:rFonts w:ascii="Arial" w:hAnsi="Arial" w:cs="Arial"/>
+                <w:rtl/>
+              </w:rPr>
+            </w:r>
+            <w:r>
+              <w:rPr>
+                <w:rFonts w:ascii="Arial" w:hAnsi="Arial" w:cs="Arial"/>
+                <w:b w:val="0"/>
+                <w:sz w:val="19"/>
+                <w:rtl/>
+              </w:rPr>
+              <w:t>حسابرس</w:t>
+            </w:r>
+          </w:p>
+        </w:tc>
+        <w:tc>
+          <w:tcPr>
+            <w:tcW w:type="dxa" w:w="2608"/>
+          </w:tcPr>
+          <w:p>
+            <w:pPr>
+              <w:bidi/>
+              <w:jc w:val="center"/>
+            </w:pPr>
+            <w:r>
+              <w:rPr>
+                <w:rFonts w:ascii="Arial" w:hAnsi="Arial" w:cs="Arial"/>
+                <w:rtl/>
+              </w:rPr>
+            </w:r>
+            <w:r>
+              <w:rPr>
+                <w:rFonts w:ascii="Arial" w:hAnsi="Arial" w:cs="Arial"/>
+                <w:b w:val="0"/>
+                <w:sz w:val="19"/>
+                <w:rtl/>
+              </w:rPr>
+              <w:t>۱☐  ۲☐  ۳☐  ۴☐  ۵☐</w:t>
+            </w:r>
+          </w:p>
+        </w:tc>
+        <w:tc>
+          <w:tcPr>
+            <w:tcW w:type="dxa" w:w="2608"/>
+          </w:tcPr>
+          <w:p>
+            <w:pPr>
+              <w:bidi/>
+              <w:jc w:val="center"/>
+            </w:pPr>
+            <w:r>
+              <w:rPr>
+                <w:rFonts w:ascii="Arial" w:hAnsi="Arial" w:cs="Arial"/>
+                <w:rtl/>
+              </w:rPr>
+            </w:r>
+            <w:r>
+              <w:rPr>
+                <w:rFonts w:ascii="Arial" w:hAnsi="Arial" w:cs="Arial"/>
+                <w:b w:val="0"/>
+                <w:sz w:val="19"/>
+                <w:rtl/>
+              </w:rPr>
+              <w:t>۱☐  ۲☐  ۳☐  ۴☐  ۵☐</w:t>
+            </w:r>
+          </w:p>
+        </w:tc>
+        <w:tc>
+          <w:tcPr>
+            <w:tcW w:type="dxa" w:w="2721"/>
           </w:tcPr>
           <w:p>
             <w:pPr>
@@ -5315,13 +5576,14 @@
                 <w:sz w:val="19"/>
                 <w:rtl/>
               </w:rPr>
-              <w:t>ارزیابی اثر ریسک سایبری بر ریسک تحریف با اهمیت — اتصال ریسک سایبری به ادعاهای صورت‌های مالی و ریسک‌های ذاتی</w:t>
             </w:r>
           </w:p>
         </w:tc>
+      </w:tr>
+      <w:tr>
         <w:tc>
           <w:tcPr>
-            <w:tcW w:type="dxa" w:w="1134"/>
+            <w:tcW w:type="dxa" w:w="737"/>
           </w:tcPr>
           <w:p>
             <w:pPr>
@@ -5341,13 +5603,39 @@
                 <w:sz w:val="19"/>
                 <w:rtl/>
               </w:rPr>
-              <w:t>حسابرس</w:t>
+              <w:t>A04</w:t>
             </w:r>
           </w:p>
         </w:tc>
         <w:tc>
           <w:tcPr>
-            <w:tcW w:type="dxa" w:w="1928"/>
+            <w:tcW w:type="dxa" w:w="4535"/>
+          </w:tcPr>
+          <w:p>
+            <w:pPr>
+              <w:bidi/>
+              <w:jc w:val="right"/>
+            </w:pPr>
+            <w:r>
+              <w:rPr>
+                <w:rFonts w:ascii="Arial" w:hAnsi="Arial" w:cs="Arial"/>
+                <w:rtl/>
+              </w:rPr>
+            </w:r>
+            <w:r>
+              <w:rPr>
+                <w:rFonts w:ascii="Arial" w:hAnsi="Arial" w:cs="Arial"/>
+                <w:b w:val="0"/>
+                <w:sz w:val="19"/>
+                <w:rtl/>
+              </w:rPr>
+              <w:t>کفایت و قابلیت اتکای شواهد الکترونیکی — ارزیابی کفایت، مربوط‌بودن و یکپارچگی شواهد و داده‌ها</w:t>
+            </w:r>
+          </w:p>
+        </w:tc>
+        <w:tc>
+          <w:tcPr>
+            <w:tcW w:type="dxa" w:w="1474"/>
           </w:tcPr>
           <w:p>
             <w:pPr>
@@ -5367,13 +5655,13 @@
                 <w:sz w:val="19"/>
                 <w:rtl/>
               </w:rPr>
-              <w:t>۱ ☐   ۲ ☐   ۳ ☐   ۴ ☐   ۵ ☐</w:t>
+              <w:t>حسابرس</w:t>
             </w:r>
           </w:p>
         </w:tc>
         <w:tc>
           <w:tcPr>
-            <w:tcW w:type="dxa" w:w="1928"/>
+            <w:tcW w:type="dxa" w:w="2608"/>
           </w:tcPr>
           <w:p>
             <w:pPr>
@@ -5393,13 +5681,13 @@
                 <w:sz w:val="19"/>
                 <w:rtl/>
               </w:rPr>
-              <w:t>۱ ☐   ۲ ☐   ۳ ☐   ۴ ☐   ۵ ☐</w:t>
+              <w:t>۱☐  ۲☐  ۳☐  ۴☐  ۵☐</w:t>
             </w:r>
           </w:p>
         </w:tc>
         <w:tc>
           <w:tcPr>
-            <w:tcW w:type="dxa" w:w="3515"/>
+            <w:tcW w:type="dxa" w:w="2608"/>
           </w:tcPr>
           <w:p>
             <w:pPr>
@@ -5419,306 +5707,18 @@
                 <w:sz w:val="19"/>
                 <w:rtl/>
               </w:rPr>
+              <w:t>۱☐  ۲☐  ۳☐  ۴☐  ۵☐</w:t>
             </w:r>
           </w:p>
         </w:tc>
-      </w:tr>
-      <w:tr>
         <w:tc>
           <w:tcPr>
-            <w:tcW w:type="dxa" w:w="794"/>
+            <w:tcW w:type="dxa" w:w="2721"/>
           </w:tcPr>
           <w:p>
             <w:pPr>
               <w:bidi/>
               <w:jc w:val="right"/>
-            </w:pPr>
-            <w:r>
-              <w:rPr>
-                <w:rFonts w:ascii="Arial" w:hAnsi="Arial" w:cs="Arial"/>
-                <w:rtl/>
-              </w:rPr>
-            </w:r>
-            <w:r>
-              <w:rPr>
-                <w:rFonts w:ascii="Arial" w:hAnsi="Arial" w:cs="Arial"/>
-                <w:b w:val="0"/>
-                <w:sz w:val="19"/>
-                <w:rtl/>
-              </w:rPr>
-              <w:t>A03</w:t>
-            </w:r>
-          </w:p>
-        </w:tc>
-        <w:tc>
-          <w:tcPr>
-            <w:tcW w:type="dxa" w:w="5386"/>
-          </w:tcPr>
-          <w:p>
-            <w:pPr>
-              <w:bidi/>
-              <w:jc w:val="right"/>
-            </w:pPr>
-            <w:r>
-              <w:rPr>
-                <w:rFonts w:ascii="Arial" w:hAnsi="Arial" w:cs="Arial"/>
-                <w:rtl/>
-              </w:rPr>
-            </w:r>
-            <w:r>
-              <w:rPr>
-                <w:rFonts w:ascii="Arial" w:hAnsi="Arial" w:cs="Arial"/>
-                <w:b w:val="0"/>
-                <w:sz w:val="19"/>
-                <w:rtl/>
-              </w:rPr>
-              <w:t>ارزیابی طراحی و اثربخشی کنترل‌های عمومی IT — آزمون طراحی/اجرای ITGC و تعیین اتکا به کنترل‌ها</w:t>
-            </w:r>
-          </w:p>
-        </w:tc>
-        <w:tc>
-          <w:tcPr>
-            <w:tcW w:type="dxa" w:w="1134"/>
-          </w:tcPr>
-          <w:p>
-            <w:pPr>
-              <w:bidi/>
-              <w:jc w:val="center"/>
-            </w:pPr>
-            <w:r>
-              <w:rPr>
-                <w:rFonts w:ascii="Arial" w:hAnsi="Arial" w:cs="Arial"/>
-                <w:rtl/>
-              </w:rPr>
-            </w:r>
-            <w:r>
-              <w:rPr>
-                <w:rFonts w:ascii="Arial" w:hAnsi="Arial" w:cs="Arial"/>
-                <w:b w:val="0"/>
-                <w:sz w:val="19"/>
-                <w:rtl/>
-              </w:rPr>
-              <w:t>حسابرس</w:t>
-            </w:r>
-          </w:p>
-        </w:tc>
-        <w:tc>
-          <w:tcPr>
-            <w:tcW w:type="dxa" w:w="1928"/>
-          </w:tcPr>
-          <w:p>
-            <w:pPr>
-              <w:bidi/>
-              <w:jc w:val="center"/>
-            </w:pPr>
-            <w:r>
-              <w:rPr>
-                <w:rFonts w:ascii="Arial" w:hAnsi="Arial" w:cs="Arial"/>
-                <w:rtl/>
-              </w:rPr>
-            </w:r>
-            <w:r>
-              <w:rPr>
-                <w:rFonts w:ascii="Arial" w:hAnsi="Arial" w:cs="Arial"/>
-                <w:b w:val="0"/>
-                <w:sz w:val="19"/>
-                <w:rtl/>
-              </w:rPr>
-              <w:t>۱ ☐   ۲ ☐   ۳ ☐   ۴ ☐   ۵ ☐</w:t>
-            </w:r>
-          </w:p>
-        </w:tc>
-        <w:tc>
-          <w:tcPr>
-            <w:tcW w:type="dxa" w:w="1928"/>
-          </w:tcPr>
-          <w:p>
-            <w:pPr>
-              <w:bidi/>
-              <w:jc w:val="center"/>
-            </w:pPr>
-            <w:r>
-              <w:rPr>
-                <w:rFonts w:ascii="Arial" w:hAnsi="Arial" w:cs="Arial"/>
-                <w:rtl/>
-              </w:rPr>
-            </w:r>
-            <w:r>
-              <w:rPr>
-                <w:rFonts w:ascii="Arial" w:hAnsi="Arial" w:cs="Arial"/>
-                <w:b w:val="0"/>
-                <w:sz w:val="19"/>
-                <w:rtl/>
-              </w:rPr>
-              <w:t>۱ ☐   ۲ ☐   ۳ ☐   ۴ ☐   ۵ ☐</w:t>
-            </w:r>
-          </w:p>
-        </w:tc>
-        <w:tc>
-          <w:tcPr>
-            <w:tcW w:type="dxa" w:w="3515"/>
-          </w:tcPr>
-          <w:p>
-            <w:pPr>
-              <w:bidi/>
-              <w:jc w:val="center"/>
-            </w:pPr>
-            <w:r>
-              <w:rPr>
-                <w:rFonts w:ascii="Arial" w:hAnsi="Arial" w:cs="Arial"/>
-                <w:rtl/>
-              </w:rPr>
-            </w:r>
-            <w:r>
-              <w:rPr>
-                <w:rFonts w:ascii="Arial" w:hAnsi="Arial" w:cs="Arial"/>
-                <w:b w:val="0"/>
-                <w:sz w:val="19"/>
-                <w:rtl/>
-              </w:rPr>
-            </w:r>
-          </w:p>
-        </w:tc>
-      </w:tr>
-      <w:tr>
-        <w:tc>
-          <w:tcPr>
-            <w:tcW w:type="dxa" w:w="794"/>
-          </w:tcPr>
-          <w:p>
-            <w:pPr>
-              <w:bidi/>
-              <w:jc w:val="right"/>
-            </w:pPr>
-            <w:r>
-              <w:rPr>
-                <w:rFonts w:ascii="Arial" w:hAnsi="Arial" w:cs="Arial"/>
-                <w:rtl/>
-              </w:rPr>
-            </w:r>
-            <w:r>
-              <w:rPr>
-                <w:rFonts w:ascii="Arial" w:hAnsi="Arial" w:cs="Arial"/>
-                <w:b w:val="0"/>
-                <w:sz w:val="19"/>
-                <w:rtl/>
-              </w:rPr>
-              <w:t>A04</w:t>
-            </w:r>
-          </w:p>
-        </w:tc>
-        <w:tc>
-          <w:tcPr>
-            <w:tcW w:type="dxa" w:w="5386"/>
-          </w:tcPr>
-          <w:p>
-            <w:pPr>
-              <w:bidi/>
-              <w:jc w:val="right"/>
-            </w:pPr>
-            <w:r>
-              <w:rPr>
-                <w:rFonts w:ascii="Arial" w:hAnsi="Arial" w:cs="Arial"/>
-                <w:rtl/>
-              </w:rPr>
-            </w:r>
-            <w:r>
-              <w:rPr>
-                <w:rFonts w:ascii="Arial" w:hAnsi="Arial" w:cs="Arial"/>
-                <w:b w:val="0"/>
-                <w:sz w:val="19"/>
-                <w:rtl/>
-              </w:rPr>
-              <w:t>کفایت و قابلیت اتکای شواهد الکترونیکی — ارزیابی کفایت، مربوط‌بودن و یکپارچگی شواهد و داده‌ها</w:t>
-            </w:r>
-          </w:p>
-        </w:tc>
-        <w:tc>
-          <w:tcPr>
-            <w:tcW w:type="dxa" w:w="1134"/>
-          </w:tcPr>
-          <w:p>
-            <w:pPr>
-              <w:bidi/>
-              <w:jc w:val="center"/>
-            </w:pPr>
-            <w:r>
-              <w:rPr>
-                <w:rFonts w:ascii="Arial" w:hAnsi="Arial" w:cs="Arial"/>
-                <w:rtl/>
-              </w:rPr>
-            </w:r>
-            <w:r>
-              <w:rPr>
-                <w:rFonts w:ascii="Arial" w:hAnsi="Arial" w:cs="Arial"/>
-                <w:b w:val="0"/>
-                <w:sz w:val="19"/>
-                <w:rtl/>
-              </w:rPr>
-              <w:t>حسابرس</w:t>
-            </w:r>
-          </w:p>
-        </w:tc>
-        <w:tc>
-          <w:tcPr>
-            <w:tcW w:type="dxa" w:w="1928"/>
-          </w:tcPr>
-          <w:p>
-            <w:pPr>
-              <w:bidi/>
-              <w:jc w:val="center"/>
-            </w:pPr>
-            <w:r>
-              <w:rPr>
-                <w:rFonts w:ascii="Arial" w:hAnsi="Arial" w:cs="Arial"/>
-                <w:rtl/>
-              </w:rPr>
-            </w:r>
-            <w:r>
-              <w:rPr>
-                <w:rFonts w:ascii="Arial" w:hAnsi="Arial" w:cs="Arial"/>
-                <w:b w:val="0"/>
-                <w:sz w:val="19"/>
-                <w:rtl/>
-              </w:rPr>
-              <w:t>۱ ☐   ۲ ☐   ۳ ☐   ۴ ☐   ۵ ☐</w:t>
-            </w:r>
-          </w:p>
-        </w:tc>
-        <w:tc>
-          <w:tcPr>
-            <w:tcW w:type="dxa" w:w="1928"/>
-          </w:tcPr>
-          <w:p>
-            <w:pPr>
-              <w:bidi/>
-              <w:jc w:val="center"/>
-            </w:pPr>
-            <w:r>
-              <w:rPr>
-                <w:rFonts w:ascii="Arial" w:hAnsi="Arial" w:cs="Arial"/>
-                <w:rtl/>
-              </w:rPr>
-            </w:r>
-            <w:r>
-              <w:rPr>
-                <w:rFonts w:ascii="Arial" w:hAnsi="Arial" w:cs="Arial"/>
-                <w:b w:val="0"/>
-                <w:sz w:val="19"/>
-                <w:rtl/>
-              </w:rPr>
-              <w:t>۱ ☐   ۲ ☐   ۳ ☐   ۴ ☐   ۵ ☐</w:t>
-            </w:r>
-          </w:p>
-        </w:tc>
-        <w:tc>
-          <w:tcPr>
-            <w:tcW w:type="dxa" w:w="3515"/>
-          </w:tcPr>
-          <w:p>
-            <w:pPr>
-              <w:bidi/>
-              <w:jc w:val="center"/>
             </w:pPr>
             <w:r>
               <w:rPr>
@@ -5765,17 +5765,17 @@
         <w:bidiVisual/>
       </w:tblPr>
       <w:tblGrid>
-        <w:gridCol w:w="794"/>
-        <w:gridCol w:w="5386"/>
-        <w:gridCol w:w="1134"/>
-        <w:gridCol w:w="1928"/>
-        <w:gridCol w:w="1928"/>
-        <w:gridCol w:w="3515"/>
+        <w:gridCol w:w="737"/>
+        <w:gridCol w:w="4535"/>
+        <w:gridCol w:w="1474"/>
+        <w:gridCol w:w="2608"/>
+        <w:gridCol w:w="2608"/>
+        <w:gridCol w:w="2721"/>
       </w:tblGrid>
       <w:tr>
         <w:tc>
           <w:tcPr>
-            <w:tcW w:type="dxa" w:w="794"/>
+            <w:tcW w:type="dxa" w:w="737"/>
             <w:shd w:val="clear" w:color="auto" w:fill="1F3864"/>
           </w:tcPr>
           <w:p>
@@ -5803,7 +5803,7 @@
         </w:tc>
         <w:tc>
           <w:tcPr>
-            <w:tcW w:type="dxa" w:w="5386"/>
+            <w:tcW w:type="dxa" w:w="4535"/>
             <w:shd w:val="clear" w:color="auto" w:fill="1F3864"/>
           </w:tcPr>
           <w:p>
@@ -5831,7 +5831,7 @@
         </w:tc>
         <w:tc>
           <w:tcPr>
-            <w:tcW w:type="dxa" w:w="1134"/>
+            <w:tcW w:type="dxa" w:w="1474"/>
             <w:shd w:val="clear" w:color="auto" w:fill="1F3864"/>
           </w:tcPr>
           <w:p>
@@ -5859,7 +5859,7 @@
         </w:tc>
         <w:tc>
           <w:tcPr>
-            <w:tcW w:type="dxa" w:w="1928"/>
+            <w:tcW w:type="dxa" w:w="2608"/>
             <w:shd w:val="clear" w:color="auto" w:fill="1F3864"/>
           </w:tcPr>
           <w:p>
@@ -5887,7 +5887,7 @@
         </w:tc>
         <w:tc>
           <w:tcPr>
-            <w:tcW w:type="dxa" w:w="1928"/>
+            <w:tcW w:type="dxa" w:w="2608"/>
             <w:shd w:val="clear" w:color="auto" w:fill="1F3864"/>
           </w:tcPr>
           <w:p>
@@ -5915,7 +5915,7 @@
         </w:tc>
         <w:tc>
           <w:tcPr>
-            <w:tcW w:type="dxa" w:w="3515"/>
+            <w:tcW w:type="dxa" w:w="2721"/>
             <w:shd w:val="clear" w:color="auto" w:fill="1F3864"/>
           </w:tcPr>
           <w:p>
@@ -5945,7 +5945,33 @@
       <w:tr>
         <w:tc>
           <w:tcPr>
-            <w:tcW w:type="dxa" w:w="794"/>
+            <w:tcW w:type="dxa" w:w="737"/>
+          </w:tcPr>
+          <w:p>
+            <w:pPr>
+              <w:bidi/>
+              <w:jc w:val="center"/>
+            </w:pPr>
+            <w:r>
+              <w:rPr>
+                <w:rFonts w:ascii="Arial" w:hAnsi="Arial" w:cs="Arial"/>
+                <w:rtl/>
+              </w:rPr>
+            </w:r>
+            <w:r>
+              <w:rPr>
+                <w:rFonts w:ascii="Arial" w:hAnsi="Arial" w:cs="Arial"/>
+                <w:b w:val="0"/>
+                <w:sz w:val="19"/>
+                <w:rtl/>
+              </w:rPr>
+              <w:t>A05</w:t>
+            </w:r>
+          </w:p>
+        </w:tc>
+        <w:tc>
+          <w:tcPr>
+            <w:tcW w:type="dxa" w:w="4535"/>
           </w:tcPr>
           <w:p>
             <w:pPr>
@@ -5965,13 +5991,91 @@
                 <w:sz w:val="19"/>
                 <w:rtl/>
               </w:rPr>
-              <w:t>A05</w:t>
+              <w:t>اتکا به گزارش‌های سازمان خدماتی — ارزیابی گزارش SOC 1 / SOC 2 / SOC for Cybersecurity</w:t>
             </w:r>
           </w:p>
         </w:tc>
         <w:tc>
           <w:tcPr>
-            <w:tcW w:type="dxa" w:w="5386"/>
+            <w:tcW w:type="dxa" w:w="1474"/>
+          </w:tcPr>
+          <w:p>
+            <w:pPr>
+              <w:bidi/>
+              <w:jc w:val="center"/>
+            </w:pPr>
+            <w:r>
+              <w:rPr>
+                <w:rFonts w:ascii="Arial" w:hAnsi="Arial" w:cs="Arial"/>
+                <w:rtl/>
+              </w:rPr>
+            </w:r>
+            <w:r>
+              <w:rPr>
+                <w:rFonts w:ascii="Arial" w:hAnsi="Arial" w:cs="Arial"/>
+                <w:b w:val="0"/>
+                <w:sz w:val="19"/>
+                <w:rtl/>
+              </w:rPr>
+              <w:t>حسابرس</w:t>
+            </w:r>
+          </w:p>
+        </w:tc>
+        <w:tc>
+          <w:tcPr>
+            <w:tcW w:type="dxa" w:w="2608"/>
+          </w:tcPr>
+          <w:p>
+            <w:pPr>
+              <w:bidi/>
+              <w:jc w:val="center"/>
+            </w:pPr>
+            <w:r>
+              <w:rPr>
+                <w:rFonts w:ascii="Arial" w:hAnsi="Arial" w:cs="Arial"/>
+                <w:rtl/>
+              </w:rPr>
+            </w:r>
+            <w:r>
+              <w:rPr>
+                <w:rFonts w:ascii="Arial" w:hAnsi="Arial" w:cs="Arial"/>
+                <w:b w:val="0"/>
+                <w:sz w:val="19"/>
+                <w:rtl/>
+              </w:rPr>
+              <w:t>۱☐  ۲☐  ۳☐  ۴☐  ۵☐</w:t>
+            </w:r>
+          </w:p>
+        </w:tc>
+        <w:tc>
+          <w:tcPr>
+            <w:tcW w:type="dxa" w:w="2608"/>
+          </w:tcPr>
+          <w:p>
+            <w:pPr>
+              <w:bidi/>
+              <w:jc w:val="center"/>
+            </w:pPr>
+            <w:r>
+              <w:rPr>
+                <w:rFonts w:ascii="Arial" w:hAnsi="Arial" w:cs="Arial"/>
+                <w:rtl/>
+              </w:rPr>
+            </w:r>
+            <w:r>
+              <w:rPr>
+                <w:rFonts w:ascii="Arial" w:hAnsi="Arial" w:cs="Arial"/>
+                <w:b w:val="0"/>
+                <w:sz w:val="19"/>
+                <w:rtl/>
+              </w:rPr>
+              <w:t>۱☐  ۲☐  ۳☐  ۴☐  ۵☐</w:t>
+            </w:r>
+          </w:p>
+        </w:tc>
+        <w:tc>
+          <w:tcPr>
+            <w:tcW w:type="dxa" w:w="2721"/>
           </w:tcPr>
           <w:p>
             <w:pPr>
@@ -5991,13 +6095,14 @@
                 <w:sz w:val="19"/>
                 <w:rtl/>
               </w:rPr>
-              <w:t>اتکا به گزارش‌های سازمان خدماتی — ارزیابی گزارش SOC 1 / SOC 2 / SOC for Cybersecurity</w:t>
             </w:r>
           </w:p>
         </w:tc>
+      </w:tr>
+      <w:tr>
         <w:tc>
           <w:tcPr>
-            <w:tcW w:type="dxa" w:w="1134"/>
+            <w:tcW w:type="dxa" w:w="737"/>
           </w:tcPr>
           <w:p>
             <w:pPr>
@@ -6017,13 +6122,39 @@
                 <w:sz w:val="19"/>
                 <w:rtl/>
               </w:rPr>
-              <w:t>حسابرس</w:t>
+              <w:t>A06</w:t>
             </w:r>
           </w:p>
         </w:tc>
         <w:tc>
           <w:tcPr>
-            <w:tcW w:type="dxa" w:w="1928"/>
+            <w:tcW w:type="dxa" w:w="4535"/>
+          </w:tcPr>
+          <w:p>
+            <w:pPr>
+              <w:bidi/>
+              <w:jc w:val="right"/>
+            </w:pPr>
+            <w:r>
+              <w:rPr>
+                <w:rFonts w:ascii="Arial" w:hAnsi="Arial" w:cs="Arial"/>
+                <w:rtl/>
+              </w:rPr>
+            </w:r>
+            <w:r>
+              <w:rPr>
+                <w:rFonts w:ascii="Arial" w:hAnsi="Arial" w:cs="Arial"/>
+                <w:b w:val="0"/>
+                <w:sz w:val="19"/>
+                <w:rtl/>
+              </w:rPr>
+              <w:t>شایستگی فنی حسابرس و استفاده از کارشناس — مهارت سایبری حسابرس، به‌کارگیری کارشناس IT و کنترل کیفیت</w:t>
+            </w:r>
+          </w:p>
+        </w:tc>
+        <w:tc>
+          <w:tcPr>
+            <w:tcW w:type="dxa" w:w="1474"/>
           </w:tcPr>
           <w:p>
             <w:pPr>
@@ -6043,13 +6174,13 @@
                 <w:sz w:val="19"/>
                 <w:rtl/>
               </w:rPr>
-              <w:t>۱ ☐   ۲ ☐   ۳ ☐   ۴ ☐   ۵ ☐</w:t>
+              <w:t>حسابرس</w:t>
             </w:r>
           </w:p>
         </w:tc>
         <w:tc>
           <w:tcPr>
-            <w:tcW w:type="dxa" w:w="1928"/>
+            <w:tcW w:type="dxa" w:w="2608"/>
           </w:tcPr>
           <w:p>
             <w:pPr>
@@ -6069,13 +6200,13 @@
                 <w:sz w:val="19"/>
                 <w:rtl/>
               </w:rPr>
-              <w:t>۱ ☐   ۲ ☐   ۳ ☐   ۴ ☐   ۵ ☐</w:t>
+              <w:t>۱☐  ۲☐  ۳☐  ۴☐  ۵☐</w:t>
             </w:r>
           </w:p>
         </w:tc>
         <w:tc>
           <w:tcPr>
-            <w:tcW w:type="dxa" w:w="3515"/>
+            <w:tcW w:type="dxa" w:w="2608"/>
           </w:tcPr>
           <w:p>
             <w:pPr>
@@ -6095,6 +6226,32 @@
                 <w:sz w:val="19"/>
                 <w:rtl/>
               </w:rPr>
+              <w:t>۱☐  ۲☐  ۳☐  ۴☐  ۵☐</w:t>
+            </w:r>
+          </w:p>
+        </w:tc>
+        <w:tc>
+          <w:tcPr>
+            <w:tcW w:type="dxa" w:w="2721"/>
+          </w:tcPr>
+          <w:p>
+            <w:pPr>
+              <w:bidi/>
+              <w:jc w:val="right"/>
+            </w:pPr>
+            <w:r>
+              <w:rPr>
+                <w:rFonts w:ascii="Arial" w:hAnsi="Arial" w:cs="Arial"/>
+                <w:rtl/>
+              </w:rPr>
+            </w:r>
+            <w:r>
+              <w:rPr>
+                <w:rFonts w:ascii="Arial" w:hAnsi="Arial" w:cs="Arial"/>
+                <w:b w:val="0"/>
+                <w:sz w:val="19"/>
+                <w:rtl/>
+              </w:rPr>
             </w:r>
           </w:p>
         </w:tc>
@@ -6102,7 +6259,33 @@
       <w:tr>
         <w:tc>
           <w:tcPr>
-            <w:tcW w:type="dxa" w:w="794"/>
+            <w:tcW w:type="dxa" w:w="737"/>
+          </w:tcPr>
+          <w:p>
+            <w:pPr>
+              <w:bidi/>
+              <w:jc w:val="center"/>
+            </w:pPr>
+            <w:r>
+              <w:rPr>
+                <w:rFonts w:ascii="Arial" w:hAnsi="Arial" w:cs="Arial"/>
+                <w:rtl/>
+              </w:rPr>
+            </w:r>
+            <w:r>
+              <w:rPr>
+                <w:rFonts w:ascii="Arial" w:hAnsi="Arial" w:cs="Arial"/>
+                <w:b w:val="0"/>
+                <w:sz w:val="19"/>
+                <w:rtl/>
+              </w:rPr>
+              <w:t>A07</w:t>
+            </w:r>
+          </w:p>
+        </w:tc>
+        <w:tc>
+          <w:tcPr>
+            <w:tcW w:type="dxa" w:w="4535"/>
           </w:tcPr>
           <w:p>
             <w:pPr>
@@ -6122,13 +6305,91 @@
                 <w:sz w:val="19"/>
                 <w:rtl/>
               </w:rPr>
-              <w:t>A06</w:t>
+              <w:t>ارزیابی اثر حوادث سایبری بر صورت‌های مالی و افشا — حادثه سایبری، رویدادهای پس از تاریخ ترازنامه، تداوم فعالیت و افشا</w:t>
             </w:r>
           </w:p>
         </w:tc>
         <w:tc>
           <w:tcPr>
-            <w:tcW w:type="dxa" w:w="5386"/>
+            <w:tcW w:type="dxa" w:w="1474"/>
+          </w:tcPr>
+          <w:p>
+            <w:pPr>
+              <w:bidi/>
+              <w:jc w:val="center"/>
+            </w:pPr>
+            <w:r>
+              <w:rPr>
+                <w:rFonts w:ascii="Arial" w:hAnsi="Arial" w:cs="Arial"/>
+                <w:rtl/>
+              </w:rPr>
+            </w:r>
+            <w:r>
+              <w:rPr>
+                <w:rFonts w:ascii="Arial" w:hAnsi="Arial" w:cs="Arial"/>
+                <w:b w:val="0"/>
+                <w:sz w:val="19"/>
+                <w:rtl/>
+              </w:rPr>
+              <w:t>حسابرس</w:t>
+            </w:r>
+          </w:p>
+        </w:tc>
+        <w:tc>
+          <w:tcPr>
+            <w:tcW w:type="dxa" w:w="2608"/>
+          </w:tcPr>
+          <w:p>
+            <w:pPr>
+              <w:bidi/>
+              <w:jc w:val="center"/>
+            </w:pPr>
+            <w:r>
+              <w:rPr>
+                <w:rFonts w:ascii="Arial" w:hAnsi="Arial" w:cs="Arial"/>
+                <w:rtl/>
+              </w:rPr>
+            </w:r>
+            <w:r>
+              <w:rPr>
+                <w:rFonts w:ascii="Arial" w:hAnsi="Arial" w:cs="Arial"/>
+                <w:b w:val="0"/>
+                <w:sz w:val="19"/>
+                <w:rtl/>
+              </w:rPr>
+              <w:t>۱☐  ۲☐  ۳☐  ۴☐  ۵☐</w:t>
+            </w:r>
+          </w:p>
+        </w:tc>
+        <w:tc>
+          <w:tcPr>
+            <w:tcW w:type="dxa" w:w="2608"/>
+          </w:tcPr>
+          <w:p>
+            <w:pPr>
+              <w:bidi/>
+              <w:jc w:val="center"/>
+            </w:pPr>
+            <w:r>
+              <w:rPr>
+                <w:rFonts w:ascii="Arial" w:hAnsi="Arial" w:cs="Arial"/>
+                <w:rtl/>
+              </w:rPr>
+            </w:r>
+            <w:r>
+              <w:rPr>
+                <w:rFonts w:ascii="Arial" w:hAnsi="Arial" w:cs="Arial"/>
+                <w:b w:val="0"/>
+                <w:sz w:val="19"/>
+                <w:rtl/>
+              </w:rPr>
+              <w:t>۱☐  ۲☐  ۳☐  ۴☐  ۵☐</w:t>
+            </w:r>
+          </w:p>
+        </w:tc>
+        <w:tc>
+          <w:tcPr>
+            <w:tcW w:type="dxa" w:w="2721"/>
           </w:tcPr>
           <w:p>
             <w:pPr>
@@ -6148,13 +6409,14 @@
                 <w:sz w:val="19"/>
                 <w:rtl/>
               </w:rPr>
-              <w:t>شایستگی فنی حسابرس و استفاده از کارشناس — مهارت سایبری حسابرس، به‌کارگیری کارشناس IT و کنترل کیفیت</w:t>
             </w:r>
           </w:p>
         </w:tc>
+      </w:tr>
+      <w:tr>
         <w:tc>
           <w:tcPr>
-            <w:tcW w:type="dxa" w:w="1134"/>
+            <w:tcW w:type="dxa" w:w="737"/>
           </w:tcPr>
           <w:p>
             <w:pPr>
@@ -6174,13 +6436,39 @@
                 <w:sz w:val="19"/>
                 <w:rtl/>
               </w:rPr>
-              <w:t>حسابرس</w:t>
+              <w:t>A08</w:t>
             </w:r>
           </w:p>
         </w:tc>
         <w:tc>
           <w:tcPr>
-            <w:tcW w:type="dxa" w:w="1928"/>
+            <w:tcW w:type="dxa" w:w="4535"/>
+          </w:tcPr>
+          <w:p>
+            <w:pPr>
+              <w:bidi/>
+              <w:jc w:val="right"/>
+            </w:pPr>
+            <w:r>
+              <w:rPr>
+                <w:rFonts w:ascii="Arial" w:hAnsi="Arial" w:cs="Arial"/>
+                <w:rtl/>
+              </w:rPr>
+            </w:r>
+            <w:r>
+              <w:rPr>
+                <w:rFonts w:ascii="Arial" w:hAnsi="Arial" w:cs="Arial"/>
+                <w:b w:val="0"/>
+                <w:sz w:val="19"/>
+                <w:rtl/>
+              </w:rPr>
+              <w:t>ارتباط با راهبران و گزارش نقاط ضعف کنترلی — اطلاع‌رسانی ضعف‌های کنترلی سایبری به مدیریت و راهبران</w:t>
+            </w:r>
+          </w:p>
+        </w:tc>
+        <w:tc>
+          <w:tcPr>
+            <w:tcW w:type="dxa" w:w="1474"/>
           </w:tcPr>
           <w:p>
             <w:pPr>
@@ -6200,13 +6488,13 @@
                 <w:sz w:val="19"/>
                 <w:rtl/>
               </w:rPr>
-              <w:t>۱ ☐   ۲ ☐   ۳ ☐   ۴ ☐   ۵ ☐</w:t>
+              <w:t>حسابرس</w:t>
             </w:r>
           </w:p>
         </w:tc>
         <w:tc>
           <w:tcPr>
-            <w:tcW w:type="dxa" w:w="1928"/>
+            <w:tcW w:type="dxa" w:w="2608"/>
           </w:tcPr>
           <w:p>
             <w:pPr>
@@ -6226,13 +6514,13 @@
                 <w:sz w:val="19"/>
                 <w:rtl/>
               </w:rPr>
-              <w:t>۱ ☐   ۲ ☐   ۳ ☐   ۴ ☐   ۵ ☐</w:t>
+              <w:t>۱☐  ۲☐  ۳☐  ۴☐  ۵☐</w:t>
             </w:r>
           </w:p>
         </w:tc>
         <w:tc>
           <w:tcPr>
-            <w:tcW w:type="dxa" w:w="3515"/>
+            <w:tcW w:type="dxa" w:w="2608"/>
           </w:tcPr>
           <w:p>
             <w:pPr>
@@ -6252,6 +6540,32 @@
                 <w:sz w:val="19"/>
                 <w:rtl/>
               </w:rPr>
+              <w:t>۱☐  ۲☐  ۳☐  ۴☐  ۵☐</w:t>
+            </w:r>
+          </w:p>
+        </w:tc>
+        <w:tc>
+          <w:tcPr>
+            <w:tcW w:type="dxa" w:w="2721"/>
+          </w:tcPr>
+          <w:p>
+            <w:pPr>
+              <w:bidi/>
+              <w:jc w:val="right"/>
+            </w:pPr>
+            <w:r>
+              <w:rPr>
+                <w:rFonts w:ascii="Arial" w:hAnsi="Arial" w:cs="Arial"/>
+                <w:rtl/>
+              </w:rPr>
+            </w:r>
+            <w:r>
+              <w:rPr>
+                <w:rFonts w:ascii="Arial" w:hAnsi="Arial" w:cs="Arial"/>
+                <w:b w:val="0"/>
+                <w:sz w:val="19"/>
+                <w:rtl/>
+              </w:rPr>
             </w:r>
           </w:p>
         </w:tc>
@@ -6259,7 +6573,33 @@
       <w:tr>
         <w:tc>
           <w:tcPr>
-            <w:tcW w:type="dxa" w:w="794"/>
+            <w:tcW w:type="dxa" w:w="737"/>
+          </w:tcPr>
+          <w:p>
+            <w:pPr>
+              <w:bidi/>
+              <w:jc w:val="center"/>
+            </w:pPr>
+            <w:r>
+              <w:rPr>
+                <w:rFonts w:ascii="Arial" w:hAnsi="Arial" w:cs="Arial"/>
+                <w:rtl/>
+              </w:rPr>
+            </w:r>
+            <w:r>
+              <w:rPr>
+                <w:rFonts w:ascii="Arial" w:hAnsi="Arial" w:cs="Arial"/>
+                <w:b w:val="0"/>
+                <w:sz w:val="19"/>
+                <w:rtl/>
+              </w:rPr>
+              <w:t>A09</w:t>
+            </w:r>
+          </w:p>
+        </w:tc>
+        <w:tc>
+          <w:tcPr>
+            <w:tcW w:type="dxa" w:w="4535"/>
           </w:tcPr>
           <w:p>
             <w:pPr>
@@ -6279,39 +6619,13 @@
                 <w:sz w:val="19"/>
                 <w:rtl/>
               </w:rPr>
-              <w:t>A07</w:t>
+              <w:t>قضاوت و تردید حرفه‌ای در ریسک سایبری — اعمال قضاوت حرفه‌ای در ارزیابی ریسک سایبری و تردید حرفه‌ای</w:t>
             </w:r>
           </w:p>
         </w:tc>
         <w:tc>
           <w:tcPr>
-            <w:tcW w:type="dxa" w:w="5386"/>
-          </w:tcPr>
-          <w:p>
-            <w:pPr>
-              <w:bidi/>
-              <w:jc w:val="right"/>
-            </w:pPr>
-            <w:r>
-              <w:rPr>
-                <w:rFonts w:ascii="Arial" w:hAnsi="Arial" w:cs="Arial"/>
-                <w:rtl/>
-              </w:rPr>
-            </w:r>
-            <w:r>
-              <w:rPr>
-                <w:rFonts w:ascii="Arial" w:hAnsi="Arial" w:cs="Arial"/>
-                <w:b w:val="0"/>
-                <w:sz w:val="19"/>
-                <w:rtl/>
-              </w:rPr>
-              <w:t>ارزیابی اثر حوادث سایبری بر صورت‌های مالی و افشا — حادثه سایبری، رویدادهای پس از تاریخ ترازنامه، تداوم فعالیت و افشا</w:t>
-            </w:r>
-          </w:p>
-        </w:tc>
-        <w:tc>
-          <w:tcPr>
-            <w:tcW w:type="dxa" w:w="1134"/>
+            <w:tcW w:type="dxa" w:w="1474"/>
           </w:tcPr>
           <w:p>
             <w:pPr>
@@ -6337,7 +6651,7 @@
         </w:tc>
         <w:tc>
           <w:tcPr>
-            <w:tcW w:type="dxa" w:w="1928"/>
+            <w:tcW w:type="dxa" w:w="2608"/>
           </w:tcPr>
           <w:p>
             <w:pPr>
@@ -6357,13 +6671,13 @@
                 <w:sz w:val="19"/>
                 <w:rtl/>
               </w:rPr>
-              <w:t>۱ ☐   ۲ ☐   ۳ ☐   ۴ ☐   ۵ ☐</w:t>
+              <w:t>۱☐  ۲☐  ۳☐  ۴☐  ۵☐</w:t>
             </w:r>
           </w:p>
         </w:tc>
         <w:tc>
           <w:tcPr>
-            <w:tcW w:type="dxa" w:w="1928"/>
+            <w:tcW w:type="dxa" w:w="2608"/>
           </w:tcPr>
           <w:p>
             <w:pPr>
@@ -6383,332 +6697,18 @@
                 <w:sz w:val="19"/>
                 <w:rtl/>
               </w:rPr>
-              <w:t>۱ ☐   ۲ ☐   ۳ ☐   ۴ ☐   ۵ ☐</w:t>
+              <w:t>۱☐  ۲☐  ۳☐  ۴☐  ۵☐</w:t>
             </w:r>
           </w:p>
         </w:tc>
         <w:tc>
           <w:tcPr>
-            <w:tcW w:type="dxa" w:w="3515"/>
-          </w:tcPr>
-          <w:p>
-            <w:pPr>
-              <w:bidi/>
-              <w:jc w:val="center"/>
-            </w:pPr>
-            <w:r>
-              <w:rPr>
-                <w:rFonts w:ascii="Arial" w:hAnsi="Arial" w:cs="Arial"/>
-                <w:rtl/>
-              </w:rPr>
-            </w:r>
-            <w:r>
-              <w:rPr>
-                <w:rFonts w:ascii="Arial" w:hAnsi="Arial" w:cs="Arial"/>
-                <w:b w:val="0"/>
-                <w:sz w:val="19"/>
-                <w:rtl/>
-              </w:rPr>
-            </w:r>
-          </w:p>
-        </w:tc>
-      </w:tr>
-      <w:tr>
-        <w:tc>
-          <w:tcPr>
-            <w:tcW w:type="dxa" w:w="794"/>
+            <w:tcW w:type="dxa" w:w="2721"/>
           </w:tcPr>
           <w:p>
             <w:pPr>
               <w:bidi/>
               <w:jc w:val="right"/>
-            </w:pPr>
-            <w:r>
-              <w:rPr>
-                <w:rFonts w:ascii="Arial" w:hAnsi="Arial" w:cs="Arial"/>
-                <w:rtl/>
-              </w:rPr>
-            </w:r>
-            <w:r>
-              <w:rPr>
-                <w:rFonts w:ascii="Arial" w:hAnsi="Arial" w:cs="Arial"/>
-                <w:b w:val="0"/>
-                <w:sz w:val="19"/>
-                <w:rtl/>
-              </w:rPr>
-              <w:t>A08</w:t>
-            </w:r>
-          </w:p>
-        </w:tc>
-        <w:tc>
-          <w:tcPr>
-            <w:tcW w:type="dxa" w:w="5386"/>
-          </w:tcPr>
-          <w:p>
-            <w:pPr>
-              <w:bidi/>
-              <w:jc w:val="right"/>
-            </w:pPr>
-            <w:r>
-              <w:rPr>
-                <w:rFonts w:ascii="Arial" w:hAnsi="Arial" w:cs="Arial"/>
-                <w:rtl/>
-              </w:rPr>
-            </w:r>
-            <w:r>
-              <w:rPr>
-                <w:rFonts w:ascii="Arial" w:hAnsi="Arial" w:cs="Arial"/>
-                <w:b w:val="0"/>
-                <w:sz w:val="19"/>
-                <w:rtl/>
-              </w:rPr>
-              <w:t>ارتباط با راهبران و گزارش نقاط ضعف کنترلی — اطلاع‌رسانی ضعف‌های کنترلی سایبری به مدیریت و راهبران</w:t>
-            </w:r>
-          </w:p>
-        </w:tc>
-        <w:tc>
-          <w:tcPr>
-            <w:tcW w:type="dxa" w:w="1134"/>
-          </w:tcPr>
-          <w:p>
-            <w:pPr>
-              <w:bidi/>
-              <w:jc w:val="center"/>
-            </w:pPr>
-            <w:r>
-              <w:rPr>
-                <w:rFonts w:ascii="Arial" w:hAnsi="Arial" w:cs="Arial"/>
-                <w:rtl/>
-              </w:rPr>
-            </w:r>
-            <w:r>
-              <w:rPr>
-                <w:rFonts w:ascii="Arial" w:hAnsi="Arial" w:cs="Arial"/>
-                <w:b w:val="0"/>
-                <w:sz w:val="19"/>
-                <w:rtl/>
-              </w:rPr>
-              <w:t>حسابرس</w:t>
-            </w:r>
-          </w:p>
-        </w:tc>
-        <w:tc>
-          <w:tcPr>
-            <w:tcW w:type="dxa" w:w="1928"/>
-          </w:tcPr>
-          <w:p>
-            <w:pPr>
-              <w:bidi/>
-              <w:jc w:val="center"/>
-            </w:pPr>
-            <w:r>
-              <w:rPr>
-                <w:rFonts w:ascii="Arial" w:hAnsi="Arial" w:cs="Arial"/>
-                <w:rtl/>
-              </w:rPr>
-            </w:r>
-            <w:r>
-              <w:rPr>
-                <w:rFonts w:ascii="Arial" w:hAnsi="Arial" w:cs="Arial"/>
-                <w:b w:val="0"/>
-                <w:sz w:val="19"/>
-                <w:rtl/>
-              </w:rPr>
-              <w:t>۱ ☐   ۲ ☐   ۳ ☐   ۴ ☐   ۵ ☐</w:t>
-            </w:r>
-          </w:p>
-        </w:tc>
-        <w:tc>
-          <w:tcPr>
-            <w:tcW w:type="dxa" w:w="1928"/>
-          </w:tcPr>
-          <w:p>
-            <w:pPr>
-              <w:bidi/>
-              <w:jc w:val="center"/>
-            </w:pPr>
-            <w:r>
-              <w:rPr>
-                <w:rFonts w:ascii="Arial" w:hAnsi="Arial" w:cs="Arial"/>
-                <w:rtl/>
-              </w:rPr>
-            </w:r>
-            <w:r>
-              <w:rPr>
-                <w:rFonts w:ascii="Arial" w:hAnsi="Arial" w:cs="Arial"/>
-                <w:b w:val="0"/>
-                <w:sz w:val="19"/>
-                <w:rtl/>
-              </w:rPr>
-              <w:t>۱ ☐   ۲ ☐   ۳ ☐   ۴ ☐   ۵ ☐</w:t>
-            </w:r>
-          </w:p>
-        </w:tc>
-        <w:tc>
-          <w:tcPr>
-            <w:tcW w:type="dxa" w:w="3515"/>
-          </w:tcPr>
-          <w:p>
-            <w:pPr>
-              <w:bidi/>
-              <w:jc w:val="center"/>
-            </w:pPr>
-            <w:r>
-              <w:rPr>
-                <w:rFonts w:ascii="Arial" w:hAnsi="Arial" w:cs="Arial"/>
-                <w:rtl/>
-              </w:rPr>
-            </w:r>
-            <w:r>
-              <w:rPr>
-                <w:rFonts w:ascii="Arial" w:hAnsi="Arial" w:cs="Arial"/>
-                <w:b w:val="0"/>
-                <w:sz w:val="19"/>
-                <w:rtl/>
-              </w:rPr>
-            </w:r>
-          </w:p>
-        </w:tc>
-      </w:tr>
-      <w:tr>
-        <w:tc>
-          <w:tcPr>
-            <w:tcW w:type="dxa" w:w="794"/>
-          </w:tcPr>
-          <w:p>
-            <w:pPr>
-              <w:bidi/>
-              <w:jc w:val="right"/>
-            </w:pPr>
-            <w:r>
-              <w:rPr>
-                <w:rFonts w:ascii="Arial" w:hAnsi="Arial" w:cs="Arial"/>
-                <w:rtl/>
-              </w:rPr>
-            </w:r>
-            <w:r>
-              <w:rPr>
-                <w:rFonts w:ascii="Arial" w:hAnsi="Arial" w:cs="Arial"/>
-                <w:b w:val="0"/>
-                <w:sz w:val="19"/>
-                <w:rtl/>
-              </w:rPr>
-              <w:t>A09</w:t>
-            </w:r>
-          </w:p>
-        </w:tc>
-        <w:tc>
-          <w:tcPr>
-            <w:tcW w:type="dxa" w:w="5386"/>
-          </w:tcPr>
-          <w:p>
-            <w:pPr>
-              <w:bidi/>
-              <w:jc w:val="right"/>
-            </w:pPr>
-            <w:r>
-              <w:rPr>
-                <w:rFonts w:ascii="Arial" w:hAnsi="Arial" w:cs="Arial"/>
-                <w:rtl/>
-              </w:rPr>
-            </w:r>
-            <w:r>
-              <w:rPr>
-                <w:rFonts w:ascii="Arial" w:hAnsi="Arial" w:cs="Arial"/>
-                <w:b w:val="0"/>
-                <w:sz w:val="19"/>
-                <w:rtl/>
-              </w:rPr>
-              <w:t>قضاوت و تردید حرفه‌ای در ریسک سایبری — اعمال قضاوت حرفه‌ای در ارزیابی ریسک سایبری و تردید حرفه‌ای</w:t>
-            </w:r>
-          </w:p>
-        </w:tc>
-        <w:tc>
-          <w:tcPr>
-            <w:tcW w:type="dxa" w:w="1134"/>
-          </w:tcPr>
-          <w:p>
-            <w:pPr>
-              <w:bidi/>
-              <w:jc w:val="center"/>
-            </w:pPr>
-            <w:r>
-              <w:rPr>
-                <w:rFonts w:ascii="Arial" w:hAnsi="Arial" w:cs="Arial"/>
-                <w:rtl/>
-              </w:rPr>
-            </w:r>
-            <w:r>
-              <w:rPr>
-                <w:rFonts w:ascii="Arial" w:hAnsi="Arial" w:cs="Arial"/>
-                <w:b w:val="0"/>
-                <w:sz w:val="19"/>
-                <w:rtl/>
-              </w:rPr>
-              <w:t>حسابرس</w:t>
-            </w:r>
-          </w:p>
-        </w:tc>
-        <w:tc>
-          <w:tcPr>
-            <w:tcW w:type="dxa" w:w="1928"/>
-          </w:tcPr>
-          <w:p>
-            <w:pPr>
-              <w:bidi/>
-              <w:jc w:val="center"/>
-            </w:pPr>
-            <w:r>
-              <w:rPr>
-                <w:rFonts w:ascii="Arial" w:hAnsi="Arial" w:cs="Arial"/>
-                <w:rtl/>
-              </w:rPr>
-            </w:r>
-            <w:r>
-              <w:rPr>
-                <w:rFonts w:ascii="Arial" w:hAnsi="Arial" w:cs="Arial"/>
-                <w:b w:val="0"/>
-                <w:sz w:val="19"/>
-                <w:rtl/>
-              </w:rPr>
-              <w:t>۱ ☐   ۲ ☐   ۳ ☐   ۴ ☐   ۵ ☐</w:t>
-            </w:r>
-          </w:p>
-        </w:tc>
-        <w:tc>
-          <w:tcPr>
-            <w:tcW w:type="dxa" w:w="1928"/>
-          </w:tcPr>
-          <w:p>
-            <w:pPr>
-              <w:bidi/>
-              <w:jc w:val="center"/>
-            </w:pPr>
-            <w:r>
-              <w:rPr>
-                <w:rFonts w:ascii="Arial" w:hAnsi="Arial" w:cs="Arial"/>
-                <w:rtl/>
-              </w:rPr>
-            </w:r>
-            <w:r>
-              <w:rPr>
-                <w:rFonts w:ascii="Arial" w:hAnsi="Arial" w:cs="Arial"/>
-                <w:b w:val="0"/>
-                <w:sz w:val="19"/>
-                <w:rtl/>
-              </w:rPr>
-              <w:t>۱ ☐   ۲ ☐   ۳ ☐   ۴ ☐   ۵ ☐</w:t>
-            </w:r>
-          </w:p>
-        </w:tc>
-        <w:tc>
-          <w:tcPr>
-            <w:tcW w:type="dxa" w:w="3515"/>
-          </w:tcPr>
-          <w:p>
-            <w:pPr>
-              <w:bidi/>
-              <w:jc w:val="center"/>
             </w:pPr>
             <w:r>
               <w:rPr>
@@ -6773,7 +6773,7 @@
           <w:color w:val="969696"/>
           <w:rtl/>
         </w:rPr>
-        <w:t>..............................................................................................................................................................</w:t>
+        <w:t>......................................................................................................................................................</w:t>
       </w:r>
     </w:p>
     <w:p>
@@ -6804,7 +6804,7 @@
           <w:color w:val="969696"/>
           <w:rtl/>
         </w:rPr>
-        <w:t>..............................................................................................................................................................</w:t>
+        <w:t>......................................................................................................................................................</w:t>
       </w:r>
     </w:p>
     <w:p>
@@ -6835,7 +6835,7 @@
           <w:color w:val="969696"/>
           <w:rtl/>
         </w:rPr>
-        <w:t>..............................................................................................................................................................</w:t>
+        <w:t>......................................................................................................................................................</w:t>
       </w:r>
     </w:p>
     <w:p>
@@ -6866,7 +6866,7 @@
           <w:color w:val="969696"/>
           <w:rtl/>
         </w:rPr>
-        <w:t>..............................................................................................................................................................</w:t>
+        <w:t>......................................................................................................................................................</w:t>
       </w:r>
     </w:p>
     <w:p>
@@ -6933,7 +6933,7 @@
           <w:b w:val="0"/>
           <w:rtl/>
         </w:rPr>
-        <w:t>• معیار اجماع (پیشنهادی، باید با ادبیات روش دلفی توجیه و ارجاع شود): نمونه‌هایی مانند میانگین ≥ ۴ و ضریب تغییرات پایین یا درصد توافق ۷۵٪؛ در فازی‌دلفی آستانه دی‌فازی‌سازی. معیار انتخابی خود را در متن ثبت کنید.</w:t>
+        <w:t>• معیار اجماع (پیشنهادی، باید با ادبیات روش دلفی توجیه و ارجاع شود): نمونه‌هایی مانند میانگین ≥ ۴ و ضریب تغییرات پایین یا درصد توافق ۷۵٪؛ در فازی‌دلفی آستانه دی‌فازی‌سازی.</w:t>
       </w:r>
     </w:p>
     <w:p>
@@ -6948,7 +6948,7 @@
           <w:b w:val="0"/>
           <w:rtl/>
         </w:rPr>
-        <w:t>• تحلیل دو گروه: میانگین/میانه هر مولفه برای هر گروه جداگانه محاسبه می‌شود و شکاف در فایل «ماتریس» (شیت مقایسه_دو_گروه) بررسی می‌شود. آزمون پیشنهادی: Mann-Whitney برای مقایسه دو گروه مستقل.</w:t>
+        <w:t>• تحلیل دو گروه: میانه/میانگین هر مولفه برای هر گروه جداگانه محاسبه و شکاف در فایل «ماتریس» (شیت مقایسه_دو_گروه) بررسی می‌شود. آزمون پیشنهادی: Mann-Whitney.</w:t>
       </w:r>
     </w:p>
     <w:p>
@@ -6978,22 +6978,7 @@
           <w:b w:val="0"/>
           <w:rtl/>
         </w:rPr>
-        <w:t>• ملاحظات اخلاقی: کسب رضایت، گمنامی، و رعایت قوانین دانشگاه/نهاد مربوط را نهایی کنید.</w:t>
-      </w:r>
-    </w:p>
-    <w:p>
-      <w:pPr>
-        <w:spacing w:after="80"/>
-        <w:bidi/>
-        <w:jc w:val="right"/>
-      </w:pPr>
-      <w:r>
-        <w:rPr>
-          <w:rFonts w:ascii="Arial" w:hAnsi="Arial" w:cs="Arial"/>
-          <w:b w:val="0"/>
-          <w:rtl/>
-        </w:rPr>
-        <w:t>• مقیاس ۵ گزینه‌ای فعلاً ساده است؛ اگر فازی‌دلفی انتخاب شد، گزینه‌ها به اعداد فازی مثلثی تبدیل می‌شوند.</w:t>
+        <w:t>• ملاحظات اخلاقی: کسب رضایت، گمنامی، و رعایت ضوابط دانشگاه/نهاد مربوط را نهایی کنید.</w:t>
       </w:r>
     </w:p>
     <w:sectPr>
